--- a/EtherChannel.docx
+++ b/EtherChannel.docx
@@ -29,142 +29,1124 @@
         <w:rPr>
           <w:lang w:val="en-US"/>
         </w:rPr>
-        <w:t xml:space="preserve">Bu mavzu siz Module A'da asoslarini ko‘rgan EtherChannel'dan </w:t>
-      </w:r>
-      <w:r>
-        <w:rPr>
-          <w:b/>
-          <w:bCs/>
-          <w:lang w:val="en-US"/>
-        </w:rPr>
-        <w:t>enterprise darajasida foydalanish</w:t>
-      </w:r>
-      <w:r>
-        <w:rPr>
-          <w:lang w:val="en-US"/>
-        </w:rPr>
-        <w:t>ga o'tish bo‘ladi.</w:t>
-      </w:r>
-    </w:p>
-    <w:p>
-      <w:pPr>
-        <w:rPr>
-          <w:b/>
-          <w:bCs/>
-        </w:rPr>
-      </w:pPr>
-      <w:r>
-        <w:rPr>
-          <w:b/>
-          <w:bCs/>
-        </w:rPr>
-        <w:t>Nima muammoni hal qiladi?</w:t>
-      </w:r>
-    </w:p>
-    <w:p>
-      <w:r>
-        <w:t>Tasavvur qiling, ikkita switch orasida bitta link bor:</w:t>
-      </w:r>
-    </w:p>
-    <w:p>
-      <w:r>
+        <w:t xml:space="preserve">Bu </w:t>
+      </w:r>
+      <w:proofErr w:type="spellStart"/>
+      <w:r>
+        <w:rPr>
+          <w:lang w:val="en-US"/>
+        </w:rPr>
+        <w:t>mavzu</w:t>
+      </w:r>
+      <w:proofErr w:type="spellEnd"/>
+      <w:r>
+        <w:rPr>
+          <w:lang w:val="en-US"/>
+        </w:rPr>
+        <w:t xml:space="preserve"> </w:t>
+      </w:r>
+      <w:proofErr w:type="spellStart"/>
+      <w:r>
+        <w:rPr>
+          <w:lang w:val="en-US"/>
+        </w:rPr>
+        <w:t>siz</w:t>
+      </w:r>
+      <w:proofErr w:type="spellEnd"/>
+      <w:r>
+        <w:rPr>
+          <w:lang w:val="en-US"/>
+        </w:rPr>
+        <w:t xml:space="preserve"> Module </w:t>
+      </w:r>
+      <w:proofErr w:type="spellStart"/>
+      <w:r>
+        <w:rPr>
+          <w:lang w:val="en-US"/>
+        </w:rPr>
+        <w:t>A'da</w:t>
+      </w:r>
+      <w:proofErr w:type="spellEnd"/>
+      <w:r>
+        <w:rPr>
+          <w:lang w:val="en-US"/>
+        </w:rPr>
+        <w:t xml:space="preserve"> </w:t>
+      </w:r>
+      <w:proofErr w:type="spellStart"/>
+      <w:r>
+        <w:rPr>
+          <w:lang w:val="en-US"/>
+        </w:rPr>
+        <w:t>asoslarini</w:t>
+      </w:r>
+      <w:proofErr w:type="spellEnd"/>
+      <w:r>
+        <w:rPr>
+          <w:lang w:val="en-US"/>
+        </w:rPr>
+        <w:t xml:space="preserve"> </w:t>
+      </w:r>
+      <w:proofErr w:type="spellStart"/>
+      <w:proofErr w:type="gramStart"/>
+      <w:r>
+        <w:rPr>
+          <w:lang w:val="en-US"/>
+        </w:rPr>
+        <w:t>ko‘</w:t>
+      </w:r>
+      <w:proofErr w:type="gramEnd"/>
+      <w:r>
+        <w:rPr>
+          <w:lang w:val="en-US"/>
+        </w:rPr>
+        <w:t>rgan</w:t>
+      </w:r>
+      <w:proofErr w:type="spellEnd"/>
+      <w:r>
+        <w:rPr>
+          <w:lang w:val="en-US"/>
+        </w:rPr>
+        <w:t xml:space="preserve"> </w:t>
+      </w:r>
+      <w:proofErr w:type="spellStart"/>
+      <w:r>
+        <w:rPr>
+          <w:lang w:val="en-US"/>
+        </w:rPr>
+        <w:t>EtherChannel'dan</w:t>
+      </w:r>
+      <w:proofErr w:type="spellEnd"/>
+      <w:r>
+        <w:rPr>
+          <w:lang w:val="en-US"/>
+        </w:rPr>
+        <w:t xml:space="preserve"> </w:t>
+      </w:r>
+      <w:r>
+        <w:rPr>
+          <w:b/>
+          <w:bCs/>
+          <w:lang w:val="en-US"/>
+        </w:rPr>
+        <w:t xml:space="preserve">enterprise </w:t>
+      </w:r>
+      <w:proofErr w:type="spellStart"/>
+      <w:r>
+        <w:rPr>
+          <w:b/>
+          <w:bCs/>
+          <w:lang w:val="en-US"/>
+        </w:rPr>
+        <w:t>darajasida</w:t>
+      </w:r>
+      <w:proofErr w:type="spellEnd"/>
+      <w:r>
+        <w:rPr>
+          <w:b/>
+          <w:bCs/>
+          <w:lang w:val="en-US"/>
+        </w:rPr>
+        <w:t xml:space="preserve"> </w:t>
+      </w:r>
+      <w:proofErr w:type="spellStart"/>
+      <w:r>
+        <w:rPr>
+          <w:b/>
+          <w:bCs/>
+          <w:lang w:val="en-US"/>
+        </w:rPr>
+        <w:t>foydalanish</w:t>
+      </w:r>
+      <w:r>
+        <w:rPr>
+          <w:lang w:val="en-US"/>
+        </w:rPr>
+        <w:t>ga</w:t>
+      </w:r>
+      <w:proofErr w:type="spellEnd"/>
+      <w:r>
+        <w:rPr>
+          <w:lang w:val="en-US"/>
+        </w:rPr>
+        <w:t xml:space="preserve"> </w:t>
+      </w:r>
+      <w:proofErr w:type="spellStart"/>
+      <w:r>
+        <w:rPr>
+          <w:lang w:val="en-US"/>
+        </w:rPr>
+        <w:t>o'tish</w:t>
+      </w:r>
+      <w:proofErr w:type="spellEnd"/>
+      <w:r>
+        <w:rPr>
+          <w:lang w:val="en-US"/>
+        </w:rPr>
+        <w:t xml:space="preserve"> </w:t>
+      </w:r>
+      <w:proofErr w:type="spellStart"/>
+      <w:r>
+        <w:rPr>
+          <w:lang w:val="en-US"/>
+        </w:rPr>
+        <w:t>bo‘ladi</w:t>
+      </w:r>
+      <w:proofErr w:type="spellEnd"/>
+      <w:r>
+        <w:rPr>
+          <w:lang w:val="en-US"/>
+        </w:rPr>
+        <w:t>.</w:t>
+      </w:r>
+    </w:p>
+    <w:p>
+      <w:pPr>
+        <w:rPr>
+          <w:b/>
+          <w:bCs/>
+          <w:lang w:val="en-US"/>
+        </w:rPr>
+      </w:pPr>
+      <w:r>
+        <w:rPr>
+          <w:b/>
+          <w:bCs/>
+          <w:lang w:val="en-US"/>
+        </w:rPr>
+        <w:t xml:space="preserve">Nima </w:t>
+      </w:r>
+      <w:proofErr w:type="spellStart"/>
+      <w:r>
+        <w:rPr>
+          <w:b/>
+          <w:bCs/>
+          <w:lang w:val="en-US"/>
+        </w:rPr>
+        <w:t>muammoni</w:t>
+      </w:r>
+      <w:proofErr w:type="spellEnd"/>
+      <w:r>
+        <w:rPr>
+          <w:b/>
+          <w:bCs/>
+          <w:lang w:val="en-US"/>
+        </w:rPr>
+        <w:t xml:space="preserve"> </w:t>
+      </w:r>
+      <w:proofErr w:type="spellStart"/>
+      <w:r>
+        <w:rPr>
+          <w:b/>
+          <w:bCs/>
+          <w:lang w:val="en-US"/>
+        </w:rPr>
+        <w:t>hal</w:t>
+      </w:r>
+      <w:proofErr w:type="spellEnd"/>
+      <w:r>
+        <w:rPr>
+          <w:b/>
+          <w:bCs/>
+          <w:lang w:val="en-US"/>
+        </w:rPr>
+        <w:t xml:space="preserve"> </w:t>
+      </w:r>
+      <w:proofErr w:type="spellStart"/>
+      <w:r>
+        <w:rPr>
+          <w:b/>
+          <w:bCs/>
+          <w:lang w:val="en-US"/>
+        </w:rPr>
+        <w:t>qiladi</w:t>
+      </w:r>
+      <w:proofErr w:type="spellEnd"/>
+      <w:r>
+        <w:rPr>
+          <w:b/>
+          <w:bCs/>
+          <w:lang w:val="en-US"/>
+        </w:rPr>
+        <w:t>?</w:t>
+      </w:r>
+    </w:p>
+    <w:p>
+      <w:pPr>
+        <w:rPr>
+          <w:lang w:val="en-US"/>
+        </w:rPr>
+      </w:pPr>
+      <w:proofErr w:type="spellStart"/>
+      <w:r>
+        <w:rPr>
+          <w:lang w:val="en-US"/>
+        </w:rPr>
+        <w:t>Tasavvur</w:t>
+      </w:r>
+      <w:proofErr w:type="spellEnd"/>
+      <w:r>
+        <w:rPr>
+          <w:lang w:val="en-US"/>
+        </w:rPr>
+        <w:t xml:space="preserve"> </w:t>
+      </w:r>
+      <w:proofErr w:type="spellStart"/>
+      <w:r>
+        <w:rPr>
+          <w:lang w:val="en-US"/>
+        </w:rPr>
+        <w:t>qiling</w:t>
+      </w:r>
+      <w:proofErr w:type="spellEnd"/>
+      <w:r>
+        <w:rPr>
+          <w:lang w:val="en-US"/>
+        </w:rPr>
+        <w:t xml:space="preserve">, </w:t>
+      </w:r>
+      <w:proofErr w:type="spellStart"/>
+      <w:r>
+        <w:rPr>
+          <w:lang w:val="en-US"/>
+        </w:rPr>
+        <w:t>ikkita</w:t>
+      </w:r>
+      <w:proofErr w:type="spellEnd"/>
+      <w:r>
+        <w:rPr>
+          <w:lang w:val="en-US"/>
+        </w:rPr>
+        <w:t xml:space="preserve"> switch </w:t>
+      </w:r>
+      <w:proofErr w:type="spellStart"/>
+      <w:r>
+        <w:rPr>
+          <w:lang w:val="en-US"/>
+        </w:rPr>
+        <w:t>orasida</w:t>
+      </w:r>
+      <w:proofErr w:type="spellEnd"/>
+      <w:r>
+        <w:rPr>
+          <w:lang w:val="en-US"/>
+        </w:rPr>
+        <w:t xml:space="preserve"> </w:t>
+      </w:r>
+      <w:proofErr w:type="spellStart"/>
+      <w:r>
+        <w:rPr>
+          <w:lang w:val="en-US"/>
+        </w:rPr>
+        <w:t>bitta</w:t>
+      </w:r>
+      <w:proofErr w:type="spellEnd"/>
+      <w:r>
+        <w:rPr>
+          <w:lang w:val="en-US"/>
+        </w:rPr>
+        <w:t xml:space="preserve"> link </w:t>
+      </w:r>
+      <w:proofErr w:type="spellStart"/>
+      <w:r>
+        <w:rPr>
+          <w:lang w:val="en-US"/>
+        </w:rPr>
+        <w:t>bor</w:t>
+      </w:r>
+      <w:proofErr w:type="spellEnd"/>
+      <w:r>
+        <w:rPr>
+          <w:lang w:val="en-US"/>
+        </w:rPr>
+        <w:t>:</w:t>
+      </w:r>
+    </w:p>
+    <w:p>
+      <w:pPr>
+        <w:rPr>
+          <w:lang w:val="en-US"/>
+        </w:rPr>
+      </w:pPr>
+      <w:r>
+        <w:rPr>
+          <w:lang w:val="en-US"/>
+        </w:rPr>
         <w:t>SW1 ───────── SW2</w:t>
       </w:r>
     </w:p>
     <w:p>
-      <w:r>
-        <w:t xml:space="preserve">Bu linkning bandwidth'i, masalan, </w:t>
-      </w:r>
-      <w:r>
-        <w:rPr>
-          <w:b/>
-          <w:bCs/>
+      <w:pPr>
+        <w:rPr>
+          <w:lang w:val="en-US"/>
+        </w:rPr>
+      </w:pPr>
+      <w:r>
+        <w:rPr>
+          <w:lang w:val="en-US"/>
+        </w:rPr>
+        <w:t xml:space="preserve">Bu </w:t>
+      </w:r>
+      <w:proofErr w:type="spellStart"/>
+      <w:r>
+        <w:rPr>
+          <w:lang w:val="en-US"/>
+        </w:rPr>
+        <w:t>linkning</w:t>
+      </w:r>
+      <w:proofErr w:type="spellEnd"/>
+      <w:r>
+        <w:rPr>
+          <w:lang w:val="en-US"/>
+        </w:rPr>
+        <w:t xml:space="preserve"> </w:t>
+      </w:r>
+      <w:proofErr w:type="spellStart"/>
+      <w:r>
+        <w:rPr>
+          <w:lang w:val="en-US"/>
+        </w:rPr>
+        <w:t>bandwidth'i</w:t>
+      </w:r>
+      <w:proofErr w:type="spellEnd"/>
+      <w:r>
+        <w:rPr>
+          <w:lang w:val="en-US"/>
+        </w:rPr>
+        <w:t xml:space="preserve">, </w:t>
+      </w:r>
+      <w:proofErr w:type="spellStart"/>
+      <w:r>
+        <w:rPr>
+          <w:lang w:val="en-US"/>
+        </w:rPr>
+        <w:t>masalan</w:t>
+      </w:r>
+      <w:proofErr w:type="spellEnd"/>
+      <w:r>
+        <w:rPr>
+          <w:lang w:val="en-US"/>
+        </w:rPr>
+        <w:t xml:space="preserve">, </w:t>
+      </w:r>
+      <w:r>
+        <w:rPr>
+          <w:b/>
+          <w:bCs/>
+          <w:lang w:val="en-US"/>
         </w:rPr>
         <w:t>100 Mbps</w:t>
       </w:r>
       <w:r>
-        <w:t xml:space="preserve"> bo‘lsa, yana bitta link qo‘shsak:</w:t>
-      </w:r>
-    </w:p>
-    <w:p>
-      <w:r>
+        <w:rPr>
+          <w:lang w:val="en-US"/>
+        </w:rPr>
+        <w:t xml:space="preserve"> </w:t>
+      </w:r>
+      <w:proofErr w:type="spellStart"/>
+      <w:proofErr w:type="gramStart"/>
+      <w:r>
+        <w:rPr>
+          <w:lang w:val="en-US"/>
+        </w:rPr>
+        <w:t>bo‘</w:t>
+      </w:r>
+      <w:proofErr w:type="gramEnd"/>
+      <w:r>
+        <w:rPr>
+          <w:lang w:val="en-US"/>
+        </w:rPr>
+        <w:t>lsa</w:t>
+      </w:r>
+      <w:proofErr w:type="spellEnd"/>
+      <w:r>
+        <w:rPr>
+          <w:lang w:val="en-US"/>
+        </w:rPr>
+        <w:t xml:space="preserve">, </w:t>
+      </w:r>
+      <w:proofErr w:type="spellStart"/>
+      <w:r>
+        <w:rPr>
+          <w:lang w:val="en-US"/>
+        </w:rPr>
+        <w:t>yana</w:t>
+      </w:r>
+      <w:proofErr w:type="spellEnd"/>
+      <w:r>
+        <w:rPr>
+          <w:lang w:val="en-US"/>
+        </w:rPr>
+        <w:t xml:space="preserve"> </w:t>
+      </w:r>
+      <w:proofErr w:type="spellStart"/>
+      <w:r>
+        <w:rPr>
+          <w:lang w:val="en-US"/>
+        </w:rPr>
+        <w:t>bitta</w:t>
+      </w:r>
+      <w:proofErr w:type="spellEnd"/>
+      <w:r>
+        <w:rPr>
+          <w:lang w:val="en-US"/>
+        </w:rPr>
+        <w:t xml:space="preserve"> link </w:t>
+      </w:r>
+      <w:proofErr w:type="spellStart"/>
+      <w:r>
+        <w:rPr>
+          <w:lang w:val="en-US"/>
+        </w:rPr>
+        <w:t>qo‘shsak</w:t>
+      </w:r>
+      <w:proofErr w:type="spellEnd"/>
+      <w:r>
+        <w:rPr>
+          <w:lang w:val="en-US"/>
+        </w:rPr>
+        <w:t>:</w:t>
+      </w:r>
+    </w:p>
+    <w:p>
+      <w:pPr>
+        <w:rPr>
+          <w:lang w:val="en-US"/>
+        </w:rPr>
+      </w:pPr>
+      <w:r>
+        <w:rPr>
+          <w:lang w:val="en-US"/>
+        </w:rPr>
         <w:t>SW1 ───────── SW2</w:t>
       </w:r>
     </w:p>
     <w:p>
-      <w:r>
+      <w:pPr>
+        <w:rPr>
+          <w:lang w:val="en-US"/>
+        </w:rPr>
+      </w:pPr>
+      <w:r>
+        <w:rPr>
+          <w:lang w:val="en-US"/>
+        </w:rPr>
         <w:t xml:space="preserve">     ─────────</w:t>
       </w:r>
     </w:p>
     <w:p>
-      <w:r>
-        <w:t>oddiy holatda STP ikkinchi linkni bloklashi mumkin.</w:t>
-      </w:r>
-    </w:p>
-    <w:p>
-      <w:r>
-        <w:t xml:space="preserve">EtherChannel esa bir nechta fizik linkni </w:t>
-      </w:r>
-      <w:r>
-        <w:rPr>
-          <w:b/>
-          <w:bCs/>
-        </w:rPr>
-        <w:t>bitta mantiqiy link</w:t>
-      </w:r>
-      <w:r>
-        <w:t xml:space="preserve"> sifatida birlashtiradi:</w:t>
-      </w:r>
-    </w:p>
-    <w:p>
-      <w:r>
+      <w:pPr>
+        <w:rPr>
+          <w:lang w:val="en-US"/>
+        </w:rPr>
+      </w:pPr>
+      <w:proofErr w:type="spellStart"/>
+      <w:r>
+        <w:rPr>
+          <w:lang w:val="en-US"/>
+        </w:rPr>
+        <w:t>oddiy</w:t>
+      </w:r>
+      <w:proofErr w:type="spellEnd"/>
+      <w:r>
+        <w:rPr>
+          <w:lang w:val="en-US"/>
+        </w:rPr>
+        <w:t xml:space="preserve"> </w:t>
+      </w:r>
+      <w:proofErr w:type="spellStart"/>
+      <w:r>
+        <w:rPr>
+          <w:lang w:val="en-US"/>
+        </w:rPr>
+        <w:t>holatda</w:t>
+      </w:r>
+      <w:proofErr w:type="spellEnd"/>
+      <w:r>
+        <w:rPr>
+          <w:lang w:val="en-US"/>
+        </w:rPr>
+        <w:t xml:space="preserve"> STP </w:t>
+      </w:r>
+      <w:proofErr w:type="spellStart"/>
+      <w:r>
+        <w:rPr>
+          <w:lang w:val="en-US"/>
+        </w:rPr>
+        <w:t>ikkinchi</w:t>
+      </w:r>
+      <w:proofErr w:type="spellEnd"/>
+      <w:r>
+        <w:rPr>
+          <w:lang w:val="en-US"/>
+        </w:rPr>
+        <w:t xml:space="preserve"> </w:t>
+      </w:r>
+      <w:proofErr w:type="spellStart"/>
+      <w:r>
+        <w:rPr>
+          <w:lang w:val="en-US"/>
+        </w:rPr>
+        <w:t>linkni</w:t>
+      </w:r>
+      <w:proofErr w:type="spellEnd"/>
+      <w:r>
+        <w:rPr>
+          <w:lang w:val="en-US"/>
+        </w:rPr>
+        <w:t xml:space="preserve"> </w:t>
+      </w:r>
+      <w:proofErr w:type="spellStart"/>
+      <w:r>
+        <w:rPr>
+          <w:lang w:val="en-US"/>
+        </w:rPr>
+        <w:t>bloklashi</w:t>
+      </w:r>
+      <w:proofErr w:type="spellEnd"/>
+      <w:r>
+        <w:rPr>
+          <w:lang w:val="en-US"/>
+        </w:rPr>
+        <w:t xml:space="preserve"> </w:t>
+      </w:r>
+      <w:proofErr w:type="spellStart"/>
+      <w:r>
+        <w:rPr>
+          <w:lang w:val="en-US"/>
+        </w:rPr>
+        <w:t>mumkin</w:t>
+      </w:r>
+      <w:proofErr w:type="spellEnd"/>
+      <w:r>
+        <w:rPr>
+          <w:lang w:val="en-US"/>
+        </w:rPr>
+        <w:t>.</w:t>
+      </w:r>
+    </w:p>
+    <w:p>
+      <w:pPr>
+        <w:rPr>
+          <w:lang w:val="en-US"/>
+        </w:rPr>
+      </w:pPr>
+      <w:r>
+        <w:rPr>
+          <w:lang w:val="en-US"/>
+        </w:rPr>
+        <w:t xml:space="preserve">EtherChannel </w:t>
+      </w:r>
+      <w:proofErr w:type="spellStart"/>
+      <w:r>
+        <w:rPr>
+          <w:lang w:val="en-US"/>
+        </w:rPr>
+        <w:t>esa</w:t>
+      </w:r>
+      <w:proofErr w:type="spellEnd"/>
+      <w:r>
+        <w:rPr>
+          <w:lang w:val="en-US"/>
+        </w:rPr>
+        <w:t xml:space="preserve"> </w:t>
+      </w:r>
+      <w:proofErr w:type="spellStart"/>
+      <w:r>
+        <w:rPr>
+          <w:lang w:val="en-US"/>
+        </w:rPr>
+        <w:t>bir</w:t>
+      </w:r>
+      <w:proofErr w:type="spellEnd"/>
+      <w:r>
+        <w:rPr>
+          <w:lang w:val="en-US"/>
+        </w:rPr>
+        <w:t xml:space="preserve"> </w:t>
+      </w:r>
+      <w:proofErr w:type="spellStart"/>
+      <w:r>
+        <w:rPr>
+          <w:lang w:val="en-US"/>
+        </w:rPr>
+        <w:t>nechta</w:t>
+      </w:r>
+      <w:proofErr w:type="spellEnd"/>
+      <w:r>
+        <w:rPr>
+          <w:lang w:val="en-US"/>
+        </w:rPr>
+        <w:t xml:space="preserve"> </w:t>
+      </w:r>
+      <w:proofErr w:type="spellStart"/>
+      <w:r>
+        <w:rPr>
+          <w:lang w:val="en-US"/>
+        </w:rPr>
+        <w:t>fizik</w:t>
+      </w:r>
+      <w:proofErr w:type="spellEnd"/>
+      <w:r>
+        <w:rPr>
+          <w:lang w:val="en-US"/>
+        </w:rPr>
+        <w:t xml:space="preserve"> </w:t>
+      </w:r>
+      <w:proofErr w:type="spellStart"/>
+      <w:r>
+        <w:rPr>
+          <w:lang w:val="en-US"/>
+        </w:rPr>
+        <w:t>linkni</w:t>
+      </w:r>
+      <w:proofErr w:type="spellEnd"/>
+      <w:r>
+        <w:rPr>
+          <w:lang w:val="en-US"/>
+        </w:rPr>
+        <w:t xml:space="preserve"> </w:t>
+      </w:r>
+      <w:proofErr w:type="spellStart"/>
+      <w:r>
+        <w:rPr>
+          <w:b/>
+          <w:bCs/>
+          <w:lang w:val="en-US"/>
+        </w:rPr>
+        <w:t>bitta</w:t>
+      </w:r>
+      <w:proofErr w:type="spellEnd"/>
+      <w:r>
+        <w:rPr>
+          <w:b/>
+          <w:bCs/>
+          <w:lang w:val="en-US"/>
+        </w:rPr>
+        <w:t xml:space="preserve"> </w:t>
+      </w:r>
+      <w:proofErr w:type="spellStart"/>
+      <w:r>
+        <w:rPr>
+          <w:b/>
+          <w:bCs/>
+          <w:lang w:val="en-US"/>
+        </w:rPr>
+        <w:t>mantiqiy</w:t>
+      </w:r>
+      <w:proofErr w:type="spellEnd"/>
+      <w:r>
+        <w:rPr>
+          <w:b/>
+          <w:bCs/>
+          <w:lang w:val="en-US"/>
+        </w:rPr>
+        <w:t xml:space="preserve"> link</w:t>
+      </w:r>
+      <w:r>
+        <w:rPr>
+          <w:lang w:val="en-US"/>
+        </w:rPr>
+        <w:t xml:space="preserve"> </w:t>
+      </w:r>
+      <w:proofErr w:type="spellStart"/>
+      <w:r>
+        <w:rPr>
+          <w:lang w:val="en-US"/>
+        </w:rPr>
+        <w:t>sifatida</w:t>
+      </w:r>
+      <w:proofErr w:type="spellEnd"/>
+      <w:r>
+        <w:rPr>
+          <w:lang w:val="en-US"/>
+        </w:rPr>
+        <w:t xml:space="preserve"> </w:t>
+      </w:r>
+      <w:proofErr w:type="spellStart"/>
+      <w:r>
+        <w:rPr>
+          <w:lang w:val="en-US"/>
+        </w:rPr>
+        <w:t>birlashtiradi</w:t>
+      </w:r>
+      <w:proofErr w:type="spellEnd"/>
+      <w:r>
+        <w:rPr>
+          <w:lang w:val="en-US"/>
+        </w:rPr>
+        <w:t>:</w:t>
+      </w:r>
+    </w:p>
+    <w:p>
+      <w:pPr>
+        <w:rPr>
+          <w:lang w:val="en-US"/>
+        </w:rPr>
+      </w:pPr>
+      <w:r>
+        <w:rPr>
+          <w:lang w:val="en-US"/>
+        </w:rPr>
         <w:t xml:space="preserve">          ┌─────────┐</w:t>
       </w:r>
     </w:p>
     <w:p>
-      <w:r>
+      <w:pPr>
+        <w:rPr>
+          <w:lang w:val="en-US"/>
+        </w:rPr>
+      </w:pPr>
+      <w:r>
+        <w:rPr>
+          <w:lang w:val="en-US"/>
+        </w:rPr>
         <w:t>SW1 ======│ Port-   │====== SW2</w:t>
       </w:r>
     </w:p>
     <w:p>
-      <w:r>
-        <w:t xml:space="preserve">          │Channel  │</w:t>
-      </w:r>
-    </w:p>
-    <w:p>
-      <w:r>
+      <w:pPr>
+        <w:rPr>
+          <w:lang w:val="en-US"/>
+        </w:rPr>
+      </w:pPr>
+      <w:r>
+        <w:rPr>
+          <w:lang w:val="en-US"/>
+        </w:rPr>
+        <w:t xml:space="preserve">          │</w:t>
+      </w:r>
+      <w:proofErr w:type="gramStart"/>
+      <w:r>
+        <w:rPr>
+          <w:lang w:val="en-US"/>
+        </w:rPr>
+        <w:t>Channel  │</w:t>
+      </w:r>
+      <w:proofErr w:type="gramEnd"/>
+    </w:p>
+    <w:p>
+      <w:pPr>
+        <w:rPr>
+          <w:lang w:val="en-US"/>
+        </w:rPr>
+      </w:pPr>
+      <w:r>
+        <w:rPr>
+          <w:lang w:val="en-US"/>
+        </w:rPr>
         <w:t xml:space="preserve">          └─────────┘</w:t>
       </w:r>
     </w:p>
-    <w:p/>
-    <w:p>
-      <w:r>
+    <w:p>
+      <w:pPr>
+        <w:rPr>
+          <w:lang w:val="en-US"/>
+        </w:rPr>
+      </w:pPr>
+    </w:p>
+    <w:p>
+      <w:pPr>
+        <w:rPr>
+          <w:lang w:val="en-US"/>
+        </w:rPr>
+      </w:pPr>
+      <w:r>
+        <w:rPr>
+          <w:lang w:val="en-US"/>
+        </w:rPr>
         <w:t>2 × 100 Mbps ≈ 200 Mbps</w:t>
       </w:r>
     </w:p>
     <w:p>
-      <w:r>
-        <w:t>Shuningdek, bitta fizik link ishdan chiqsa, qolgan linklar ishlashda davom etadi.</w:t>
-      </w:r>
-    </w:p>
-    <w:p>
-      <w:pPr>
-        <w:rPr>
-          <w:b/>
-          <w:bCs/>
-        </w:rPr>
-      </w:pPr>
-      <w:r>
-        <w:rPr>
-          <w:b/>
-          <w:bCs/>
-        </w:rPr>
-        <w:t>Enterprise'da nima uchun kerak?</w:t>
-      </w:r>
-    </w:p>
-    <w:p>
-      <w:r>
-        <w:t>Masalan, Core va Distribution switchlar orasida:</w:t>
+      <w:pPr>
+        <w:rPr>
+          <w:lang w:val="en-US"/>
+        </w:rPr>
+      </w:pPr>
+      <w:proofErr w:type="spellStart"/>
+      <w:r>
+        <w:rPr>
+          <w:lang w:val="en-US"/>
+        </w:rPr>
+        <w:t>Shuningdek</w:t>
+      </w:r>
+      <w:proofErr w:type="spellEnd"/>
+      <w:r>
+        <w:rPr>
+          <w:lang w:val="en-US"/>
+        </w:rPr>
+        <w:t xml:space="preserve">, </w:t>
+      </w:r>
+      <w:proofErr w:type="spellStart"/>
+      <w:r>
+        <w:rPr>
+          <w:lang w:val="en-US"/>
+        </w:rPr>
+        <w:t>bitta</w:t>
+      </w:r>
+      <w:proofErr w:type="spellEnd"/>
+      <w:r>
+        <w:rPr>
+          <w:lang w:val="en-US"/>
+        </w:rPr>
+        <w:t xml:space="preserve"> </w:t>
+      </w:r>
+      <w:proofErr w:type="spellStart"/>
+      <w:r>
+        <w:rPr>
+          <w:lang w:val="en-US"/>
+        </w:rPr>
+        <w:t>fizik</w:t>
+      </w:r>
+      <w:proofErr w:type="spellEnd"/>
+      <w:r>
+        <w:rPr>
+          <w:lang w:val="en-US"/>
+        </w:rPr>
+        <w:t xml:space="preserve"> link </w:t>
+      </w:r>
+      <w:proofErr w:type="spellStart"/>
+      <w:r>
+        <w:rPr>
+          <w:lang w:val="en-US"/>
+        </w:rPr>
+        <w:t>ishdan</w:t>
+      </w:r>
+      <w:proofErr w:type="spellEnd"/>
+      <w:r>
+        <w:rPr>
+          <w:lang w:val="en-US"/>
+        </w:rPr>
+        <w:t xml:space="preserve"> </w:t>
+      </w:r>
+      <w:proofErr w:type="spellStart"/>
+      <w:r>
+        <w:rPr>
+          <w:lang w:val="en-US"/>
+        </w:rPr>
+        <w:t>chiqsa</w:t>
+      </w:r>
+      <w:proofErr w:type="spellEnd"/>
+      <w:r>
+        <w:rPr>
+          <w:lang w:val="en-US"/>
+        </w:rPr>
+        <w:t xml:space="preserve">, </w:t>
+      </w:r>
+      <w:proofErr w:type="spellStart"/>
+      <w:r>
+        <w:rPr>
+          <w:lang w:val="en-US"/>
+        </w:rPr>
+        <w:t>qolgan</w:t>
+      </w:r>
+      <w:proofErr w:type="spellEnd"/>
+      <w:r>
+        <w:rPr>
+          <w:lang w:val="en-US"/>
+        </w:rPr>
+        <w:t xml:space="preserve"> </w:t>
+      </w:r>
+      <w:proofErr w:type="spellStart"/>
+      <w:r>
+        <w:rPr>
+          <w:lang w:val="en-US"/>
+        </w:rPr>
+        <w:t>linklar</w:t>
+      </w:r>
+      <w:proofErr w:type="spellEnd"/>
+      <w:r>
+        <w:rPr>
+          <w:lang w:val="en-US"/>
+        </w:rPr>
+        <w:t xml:space="preserve"> </w:t>
+      </w:r>
+      <w:proofErr w:type="spellStart"/>
+      <w:r>
+        <w:rPr>
+          <w:lang w:val="en-US"/>
+        </w:rPr>
+        <w:t>ishlashda</w:t>
+      </w:r>
+      <w:proofErr w:type="spellEnd"/>
+      <w:r>
+        <w:rPr>
+          <w:lang w:val="en-US"/>
+        </w:rPr>
+        <w:t xml:space="preserve"> </w:t>
+      </w:r>
+      <w:proofErr w:type="spellStart"/>
+      <w:r>
+        <w:rPr>
+          <w:lang w:val="en-US"/>
+        </w:rPr>
+        <w:t>davom</w:t>
+      </w:r>
+      <w:proofErr w:type="spellEnd"/>
+      <w:r>
+        <w:rPr>
+          <w:lang w:val="en-US"/>
+        </w:rPr>
+        <w:t xml:space="preserve"> </w:t>
+      </w:r>
+      <w:proofErr w:type="spellStart"/>
+      <w:r>
+        <w:rPr>
+          <w:lang w:val="en-US"/>
+        </w:rPr>
+        <w:t>etadi</w:t>
+      </w:r>
+      <w:proofErr w:type="spellEnd"/>
+      <w:r>
+        <w:rPr>
+          <w:lang w:val="en-US"/>
+        </w:rPr>
+        <w:t>.</w:t>
+      </w:r>
+    </w:p>
+    <w:p>
+      <w:pPr>
+        <w:rPr>
+          <w:b/>
+          <w:bCs/>
+          <w:lang w:val="en-US"/>
+        </w:rPr>
+      </w:pPr>
+      <w:proofErr w:type="spellStart"/>
+      <w:r>
+        <w:rPr>
+          <w:b/>
+          <w:bCs/>
+          <w:lang w:val="en-US"/>
+        </w:rPr>
+        <w:t>Enterprise'da</w:t>
+      </w:r>
+      <w:proofErr w:type="spellEnd"/>
+      <w:r>
+        <w:rPr>
+          <w:b/>
+          <w:bCs/>
+          <w:lang w:val="en-US"/>
+        </w:rPr>
+        <w:t xml:space="preserve"> </w:t>
+      </w:r>
+      <w:proofErr w:type="spellStart"/>
+      <w:r>
+        <w:rPr>
+          <w:b/>
+          <w:bCs/>
+          <w:lang w:val="en-US"/>
+        </w:rPr>
+        <w:t>nima</w:t>
+      </w:r>
+      <w:proofErr w:type="spellEnd"/>
+      <w:r>
+        <w:rPr>
+          <w:b/>
+          <w:bCs/>
+          <w:lang w:val="en-US"/>
+        </w:rPr>
+        <w:t xml:space="preserve"> </w:t>
+      </w:r>
+      <w:proofErr w:type="spellStart"/>
+      <w:r>
+        <w:rPr>
+          <w:b/>
+          <w:bCs/>
+          <w:lang w:val="en-US"/>
+        </w:rPr>
+        <w:t>uchun</w:t>
+      </w:r>
+      <w:proofErr w:type="spellEnd"/>
+      <w:r>
+        <w:rPr>
+          <w:b/>
+          <w:bCs/>
+          <w:lang w:val="en-US"/>
+        </w:rPr>
+        <w:t xml:space="preserve"> </w:t>
+      </w:r>
+      <w:proofErr w:type="spellStart"/>
+      <w:r>
+        <w:rPr>
+          <w:b/>
+          <w:bCs/>
+          <w:lang w:val="en-US"/>
+        </w:rPr>
+        <w:t>kerak</w:t>
+      </w:r>
+      <w:proofErr w:type="spellEnd"/>
+      <w:r>
+        <w:rPr>
+          <w:b/>
+          <w:bCs/>
+          <w:lang w:val="en-US"/>
+        </w:rPr>
+        <w:t>?</w:t>
+      </w:r>
+    </w:p>
+    <w:p>
+      <w:pPr>
+        <w:rPr>
+          <w:lang w:val="en-US"/>
+        </w:rPr>
+      </w:pPr>
+      <w:proofErr w:type="spellStart"/>
+      <w:r>
+        <w:rPr>
+          <w:lang w:val="en-US"/>
+        </w:rPr>
+        <w:t>Masalan</w:t>
+      </w:r>
+      <w:proofErr w:type="spellEnd"/>
+      <w:r>
+        <w:rPr>
+          <w:lang w:val="en-US"/>
+        </w:rPr>
+        <w:t xml:space="preserve">, Core </w:t>
+      </w:r>
+      <w:proofErr w:type="spellStart"/>
+      <w:r>
+        <w:rPr>
+          <w:lang w:val="en-US"/>
+        </w:rPr>
+        <w:t>va</w:t>
+      </w:r>
+      <w:proofErr w:type="spellEnd"/>
+      <w:r>
+        <w:rPr>
+          <w:lang w:val="en-US"/>
+        </w:rPr>
+        <w:t xml:space="preserve"> Distribution </w:t>
+      </w:r>
+      <w:proofErr w:type="spellStart"/>
+      <w:r>
+        <w:rPr>
+          <w:lang w:val="en-US"/>
+        </w:rPr>
+        <w:t>switchlar</w:t>
+      </w:r>
+      <w:proofErr w:type="spellEnd"/>
+      <w:r>
+        <w:rPr>
+          <w:lang w:val="en-US"/>
+        </w:rPr>
+        <w:t xml:space="preserve"> </w:t>
+      </w:r>
+      <w:proofErr w:type="spellStart"/>
+      <w:r>
+        <w:rPr>
+          <w:lang w:val="en-US"/>
+        </w:rPr>
+        <w:t>orasida</w:t>
+      </w:r>
+      <w:proofErr w:type="spellEnd"/>
+      <w:r>
+        <w:rPr>
+          <w:lang w:val="en-US"/>
+        </w:rPr>
+        <w:t>:</w:t>
       </w:r>
     </w:p>
     <w:p>
@@ -174,13 +1156,31 @@
           <w:numId w:val="1"/>
         </w:numPr>
       </w:pPr>
-      <w:r>
-        <w:rPr>
-          <w:b/>
-          <w:bCs/>
-        </w:rPr>
-        <w:t>Bandwidth oshadi</w:t>
-      </w:r>
+      <w:proofErr w:type="spellStart"/>
+      <w:r>
+        <w:rPr>
+          <w:b/>
+          <w:bCs/>
+        </w:rPr>
+        <w:t>Bandwidth</w:t>
+      </w:r>
+      <w:proofErr w:type="spellEnd"/>
+      <w:r>
+        <w:rPr>
+          <w:b/>
+          <w:bCs/>
+        </w:rPr>
+        <w:t xml:space="preserve"> </w:t>
+      </w:r>
+      <w:proofErr w:type="spellStart"/>
+      <w:r>
+        <w:rPr>
+          <w:b/>
+          <w:bCs/>
+        </w:rPr>
+        <w:t>oshadi</w:t>
+      </w:r>
+      <w:proofErr w:type="spellEnd"/>
       <w:r>
         <w:t xml:space="preserve"> </w:t>
       </w:r>
@@ -192,13 +1192,47 @@
           <w:numId w:val="1"/>
         </w:numPr>
       </w:pPr>
-      <w:r>
-        <w:rPr>
-          <w:b/>
-          <w:bCs/>
-        </w:rPr>
-        <w:t>Redundancy paydo bo‘ladi</w:t>
-      </w:r>
+      <w:proofErr w:type="spellStart"/>
+      <w:r>
+        <w:rPr>
+          <w:b/>
+          <w:bCs/>
+        </w:rPr>
+        <w:t>Redundancy</w:t>
+      </w:r>
+      <w:proofErr w:type="spellEnd"/>
+      <w:r>
+        <w:rPr>
+          <w:b/>
+          <w:bCs/>
+        </w:rPr>
+        <w:t xml:space="preserve"> </w:t>
+      </w:r>
+      <w:proofErr w:type="spellStart"/>
+      <w:r>
+        <w:rPr>
+          <w:b/>
+          <w:bCs/>
+        </w:rPr>
+        <w:t>paydo</w:t>
+      </w:r>
+      <w:proofErr w:type="spellEnd"/>
+      <w:r>
+        <w:rPr>
+          <w:b/>
+          <w:bCs/>
+        </w:rPr>
+        <w:t xml:space="preserve"> </w:t>
+      </w:r>
+      <w:proofErr w:type="spellStart"/>
+      <w:r>
+        <w:rPr>
+          <w:b/>
+          <w:bCs/>
+        </w:rPr>
+        <w:t>bo‘ladi</w:t>
+      </w:r>
+      <w:proofErr w:type="spellEnd"/>
       <w:r>
         <w:t xml:space="preserve"> </w:t>
       </w:r>
@@ -209,19 +1243,199 @@
           <w:ilvl w:val="0"/>
           <w:numId w:val="1"/>
         </w:numPr>
-      </w:pPr>
-      <w:r>
-        <w:t xml:space="preserve">STP bir nechta linkni alohida ko‘rib bloklash o‘rniga </w:t>
-      </w:r>
-      <w:r>
-        <w:rPr>
-          <w:b/>
-          <w:bCs/>
-        </w:rPr>
-        <w:t>Port-Channel'ni bitta logical link</w:t>
-      </w:r>
-      <w:r>
-        <w:t xml:space="preserve"> sifatida ko‘radi </w:t>
+        <w:rPr>
+          <w:lang w:val="en-US"/>
+        </w:rPr>
+      </w:pPr>
+      <w:r>
+        <w:rPr>
+          <w:lang w:val="en-US"/>
+        </w:rPr>
+        <w:t xml:space="preserve">STP </w:t>
+      </w:r>
+      <w:proofErr w:type="spellStart"/>
+      <w:r>
+        <w:rPr>
+          <w:lang w:val="en-US"/>
+        </w:rPr>
+        <w:t>bir</w:t>
+      </w:r>
+      <w:proofErr w:type="spellEnd"/>
+      <w:r>
+        <w:rPr>
+          <w:lang w:val="en-US"/>
+        </w:rPr>
+        <w:t xml:space="preserve"> </w:t>
+      </w:r>
+      <w:proofErr w:type="spellStart"/>
+      <w:r>
+        <w:rPr>
+          <w:lang w:val="en-US"/>
+        </w:rPr>
+        <w:t>nechta</w:t>
+      </w:r>
+      <w:proofErr w:type="spellEnd"/>
+      <w:r>
+        <w:rPr>
+          <w:lang w:val="en-US"/>
+        </w:rPr>
+        <w:t xml:space="preserve"> </w:t>
+      </w:r>
+      <w:proofErr w:type="spellStart"/>
+      <w:r>
+        <w:rPr>
+          <w:lang w:val="en-US"/>
+        </w:rPr>
+        <w:t>linkni</w:t>
+      </w:r>
+      <w:proofErr w:type="spellEnd"/>
+      <w:r>
+        <w:rPr>
+          <w:lang w:val="en-US"/>
+        </w:rPr>
+        <w:t xml:space="preserve"> </w:t>
+      </w:r>
+      <w:proofErr w:type="spellStart"/>
+      <w:r>
+        <w:rPr>
+          <w:lang w:val="en-US"/>
+        </w:rPr>
+        <w:t>alohida</w:t>
+      </w:r>
+      <w:proofErr w:type="spellEnd"/>
+      <w:r>
+        <w:rPr>
+          <w:lang w:val="en-US"/>
+        </w:rPr>
+        <w:t xml:space="preserve"> </w:t>
+      </w:r>
+      <w:proofErr w:type="spellStart"/>
+      <w:proofErr w:type="gramStart"/>
+      <w:r>
+        <w:rPr>
+          <w:lang w:val="en-US"/>
+        </w:rPr>
+        <w:t>ko‘</w:t>
+      </w:r>
+      <w:proofErr w:type="gramEnd"/>
+      <w:r>
+        <w:rPr>
+          <w:lang w:val="en-US"/>
+        </w:rPr>
+        <w:t>rib</w:t>
+      </w:r>
+      <w:proofErr w:type="spellEnd"/>
+      <w:r>
+        <w:rPr>
+          <w:lang w:val="en-US"/>
+        </w:rPr>
+        <w:t xml:space="preserve"> </w:t>
+      </w:r>
+      <w:proofErr w:type="spellStart"/>
+      <w:r>
+        <w:rPr>
+          <w:lang w:val="en-US"/>
+        </w:rPr>
+        <w:t>bloklash</w:t>
+      </w:r>
+      <w:proofErr w:type="spellEnd"/>
+      <w:r>
+        <w:rPr>
+          <w:lang w:val="en-US"/>
+        </w:rPr>
+        <w:t xml:space="preserve"> </w:t>
+      </w:r>
+      <w:proofErr w:type="spellStart"/>
+      <w:r>
+        <w:rPr>
+          <w:lang w:val="en-US"/>
+        </w:rPr>
+        <w:t>o‘rniga</w:t>
+      </w:r>
+      <w:proofErr w:type="spellEnd"/>
+      <w:r>
+        <w:rPr>
+          <w:lang w:val="en-US"/>
+        </w:rPr>
+        <w:t xml:space="preserve"> </w:t>
+      </w:r>
+      <w:r>
+        <w:rPr>
+          <w:b/>
+          <w:bCs/>
+          <w:lang w:val="en-US"/>
+        </w:rPr>
+        <w:t>Port-</w:t>
+      </w:r>
+      <w:proofErr w:type="spellStart"/>
+      <w:r>
+        <w:rPr>
+          <w:b/>
+          <w:bCs/>
+          <w:lang w:val="en-US"/>
+        </w:rPr>
+        <w:t>Channel'ni</w:t>
+      </w:r>
+      <w:proofErr w:type="spellEnd"/>
+      <w:r>
+        <w:rPr>
+          <w:b/>
+          <w:bCs/>
+          <w:lang w:val="en-US"/>
+        </w:rPr>
+        <w:t xml:space="preserve"> </w:t>
+      </w:r>
+      <w:proofErr w:type="spellStart"/>
+      <w:r>
+        <w:rPr>
+          <w:b/>
+          <w:bCs/>
+          <w:lang w:val="en-US"/>
+        </w:rPr>
+        <w:t>bitta</w:t>
+      </w:r>
+      <w:proofErr w:type="spellEnd"/>
+      <w:r>
+        <w:rPr>
+          <w:b/>
+          <w:bCs/>
+          <w:lang w:val="en-US"/>
+        </w:rPr>
+        <w:t xml:space="preserve"> logical link</w:t>
+      </w:r>
+      <w:r>
+        <w:rPr>
+          <w:lang w:val="en-US"/>
+        </w:rPr>
+        <w:t xml:space="preserve"> </w:t>
+      </w:r>
+      <w:proofErr w:type="spellStart"/>
+      <w:r>
+        <w:rPr>
+          <w:lang w:val="en-US"/>
+        </w:rPr>
+        <w:t>sifatida</w:t>
+      </w:r>
+      <w:proofErr w:type="spellEnd"/>
+      <w:r>
+        <w:rPr>
+          <w:lang w:val="en-US"/>
+        </w:rPr>
+        <w:t xml:space="preserve"> </w:t>
+      </w:r>
+      <w:proofErr w:type="spellStart"/>
+      <w:r>
+        <w:rPr>
+          <w:lang w:val="en-US"/>
+        </w:rPr>
+        <w:t>ko‘radi</w:t>
+      </w:r>
+      <w:proofErr w:type="spellEnd"/>
+      <w:r>
+        <w:rPr>
+          <w:lang w:val="en-US"/>
+        </w:rPr>
+        <w:t xml:space="preserve"> </w:t>
       </w:r>
     </w:p>
     <w:p>
@@ -230,65 +1444,254 @@
           <w:ilvl w:val="0"/>
           <w:numId w:val="1"/>
         </w:numPr>
-      </w:pPr>
-      <w:r>
-        <w:t xml:space="preserve">katta tarmoqlarda Core ↔ Distribution ulanishlari uchun juda foydali </w:t>
-      </w:r>
-    </w:p>
-    <w:p>
-      <w:pPr>
-        <w:rPr>
-          <w:b/>
-          <w:bCs/>
-        </w:rPr>
-      </w:pPr>
-      <w:r>
-        <w:rPr>
-          <w:b/>
-          <w:bCs/>
-        </w:rPr>
-        <w:t>Bizning lab</w:t>
-      </w:r>
-    </w:p>
-    <w:p>
-      <w:r>
+        <w:rPr>
+          <w:lang w:val="en-US"/>
+        </w:rPr>
+      </w:pPr>
+      <w:proofErr w:type="spellStart"/>
+      <w:r>
+        <w:rPr>
+          <w:lang w:val="en-US"/>
+        </w:rPr>
+        <w:t>katta</w:t>
+      </w:r>
+      <w:proofErr w:type="spellEnd"/>
+      <w:r>
+        <w:rPr>
+          <w:lang w:val="en-US"/>
+        </w:rPr>
+        <w:t xml:space="preserve"> </w:t>
+      </w:r>
+      <w:proofErr w:type="spellStart"/>
+      <w:r>
+        <w:rPr>
+          <w:lang w:val="en-US"/>
+        </w:rPr>
+        <w:t>tarmoqlarda</w:t>
+      </w:r>
+      <w:proofErr w:type="spellEnd"/>
+      <w:r>
+        <w:rPr>
+          <w:lang w:val="en-US"/>
+        </w:rPr>
+        <w:t xml:space="preserve"> Core ↔ Distribution </w:t>
+      </w:r>
+      <w:proofErr w:type="spellStart"/>
+      <w:r>
+        <w:rPr>
+          <w:lang w:val="en-US"/>
+        </w:rPr>
+        <w:t>ulanishlari</w:t>
+      </w:r>
+      <w:proofErr w:type="spellEnd"/>
+      <w:r>
+        <w:rPr>
+          <w:lang w:val="en-US"/>
+        </w:rPr>
+        <w:t xml:space="preserve"> </w:t>
+      </w:r>
+      <w:proofErr w:type="spellStart"/>
+      <w:r>
+        <w:rPr>
+          <w:lang w:val="en-US"/>
+        </w:rPr>
+        <w:t>uchun</w:t>
+      </w:r>
+      <w:proofErr w:type="spellEnd"/>
+      <w:r>
+        <w:rPr>
+          <w:lang w:val="en-US"/>
+        </w:rPr>
+        <w:t xml:space="preserve"> </w:t>
+      </w:r>
+      <w:proofErr w:type="spellStart"/>
+      <w:r>
+        <w:rPr>
+          <w:lang w:val="en-US"/>
+        </w:rPr>
+        <w:t>juda</w:t>
+      </w:r>
+      <w:proofErr w:type="spellEnd"/>
+      <w:r>
+        <w:rPr>
+          <w:lang w:val="en-US"/>
+        </w:rPr>
+        <w:t xml:space="preserve"> </w:t>
+      </w:r>
+      <w:proofErr w:type="spellStart"/>
+      <w:r>
+        <w:rPr>
+          <w:lang w:val="en-US"/>
+        </w:rPr>
+        <w:t>foydali</w:t>
+      </w:r>
+      <w:proofErr w:type="spellEnd"/>
+      <w:r>
+        <w:rPr>
+          <w:lang w:val="en-US"/>
+        </w:rPr>
+        <w:t xml:space="preserve"> </w:t>
+      </w:r>
+    </w:p>
+    <w:p>
+      <w:pPr>
+        <w:rPr>
+          <w:b/>
+          <w:bCs/>
+          <w:lang w:val="en-US"/>
+        </w:rPr>
+      </w:pPr>
+      <w:proofErr w:type="spellStart"/>
+      <w:r>
+        <w:rPr>
+          <w:b/>
+          <w:bCs/>
+          <w:lang w:val="en-US"/>
+        </w:rPr>
+        <w:t>Bizning</w:t>
+      </w:r>
+      <w:proofErr w:type="spellEnd"/>
+      <w:r>
+        <w:rPr>
+          <w:b/>
+          <w:bCs/>
+          <w:lang w:val="en-US"/>
+        </w:rPr>
+        <w:t xml:space="preserve"> lab</w:t>
+      </w:r>
+    </w:p>
+    <w:p>
+      <w:pPr>
+        <w:rPr>
+          <w:lang w:val="en-US"/>
+        </w:rPr>
+      </w:pPr>
+      <w:r>
+        <w:rPr>
+          <w:lang w:val="en-US"/>
+        </w:rPr>
         <w:t xml:space="preserve">       Link 1</w:t>
       </w:r>
     </w:p>
     <w:p>
-      <w:r>
+      <w:pPr>
+        <w:rPr>
+          <w:lang w:val="en-US"/>
+        </w:rPr>
+      </w:pPr>
+      <w:r>
+        <w:rPr>
+          <w:lang w:val="en-US"/>
+        </w:rPr>
         <w:t>SW1 ─────────── SW2</w:t>
       </w:r>
     </w:p>
     <w:p>
-      <w:r>
+      <w:pPr>
+        <w:rPr>
+          <w:lang w:val="en-US"/>
+        </w:rPr>
+      </w:pPr>
+      <w:r>
+        <w:rPr>
+          <w:lang w:val="en-US"/>
+        </w:rPr>
         <w:t xml:space="preserve">       Link 2</w:t>
       </w:r>
     </w:p>
     <w:p>
-      <w:r>
+      <w:pPr>
+        <w:rPr>
+          <w:lang w:val="en-US"/>
+        </w:rPr>
+      </w:pPr>
+      <w:r>
+        <w:rPr>
+          <w:lang w:val="en-US"/>
+        </w:rPr>
         <w:t>SW1 ─────────── SW2</w:t>
       </w:r>
     </w:p>
     <w:p>
-      <w:r>
+      <w:pPr>
+        <w:rPr>
+          <w:lang w:val="en-US"/>
+        </w:rPr>
+      </w:pPr>
+      <w:proofErr w:type="spellStart"/>
+      <w:r>
+        <w:rPr>
+          <w:lang w:val="en-US"/>
+        </w:rPr>
         <w:lastRenderedPageBreak/>
-        <w:t xml:space="preserve">Ikkala linkni </w:t>
-      </w:r>
-      <w:r>
-        <w:rPr>
-          <w:b/>
-          <w:bCs/>
+        <w:t>Ikkala</w:t>
+      </w:r>
+      <w:proofErr w:type="spellEnd"/>
+      <w:r>
+        <w:rPr>
+          <w:lang w:val="en-US"/>
+        </w:rPr>
+        <w:t xml:space="preserve"> </w:t>
+      </w:r>
+      <w:proofErr w:type="spellStart"/>
+      <w:r>
+        <w:rPr>
+          <w:lang w:val="en-US"/>
+        </w:rPr>
+        <w:t>linkni</w:t>
+      </w:r>
+      <w:proofErr w:type="spellEnd"/>
+      <w:r>
+        <w:rPr>
+          <w:lang w:val="en-US"/>
+        </w:rPr>
+        <w:t xml:space="preserve"> </w:t>
+      </w:r>
+      <w:proofErr w:type="spellStart"/>
+      <w:r>
+        <w:rPr>
+          <w:b/>
+          <w:bCs/>
+          <w:lang w:val="en-US"/>
         </w:rPr>
         <w:t>EtherChannel</w:t>
       </w:r>
       <w:r>
-        <w:t>ga aylantiramiz.</w:t>
-      </w:r>
-    </w:p>
-    <w:p>
-      <w:r>
-        <w:t>Keyin:</w:t>
+        <w:rPr>
+          <w:lang w:val="en-US"/>
+        </w:rPr>
+        <w:t>ga</w:t>
+      </w:r>
+      <w:proofErr w:type="spellEnd"/>
+      <w:r>
+        <w:rPr>
+          <w:lang w:val="en-US"/>
+        </w:rPr>
+        <w:t xml:space="preserve"> </w:t>
+      </w:r>
+      <w:proofErr w:type="spellStart"/>
+      <w:r>
+        <w:rPr>
+          <w:lang w:val="en-US"/>
+        </w:rPr>
+        <w:t>aylantiramiz</w:t>
+      </w:r>
+      <w:proofErr w:type="spellEnd"/>
+      <w:r>
+        <w:rPr>
+          <w:lang w:val="en-US"/>
+        </w:rPr>
+        <w:t>.</w:t>
+      </w:r>
+    </w:p>
+    <w:p>
+      <w:proofErr w:type="spellStart"/>
+      <w:r>
+        <w:t>Keyin</w:t>
+      </w:r>
+      <w:proofErr w:type="spellEnd"/>
+      <w:r>
+        <w:t>:</w:t>
       </w:r>
     </w:p>
     <w:p>
@@ -299,7 +1702,31 @@
         </w:numPr>
       </w:pPr>
       <w:r>
-        <w:t xml:space="preserve">LACP nima ekanini o‘rganamiz </w:t>
+        <w:t xml:space="preserve">LACP </w:t>
+      </w:r>
+      <w:proofErr w:type="spellStart"/>
+      <w:r>
+        <w:t>nima</w:t>
+      </w:r>
+      <w:proofErr w:type="spellEnd"/>
+      <w:r>
+        <w:t xml:space="preserve"> </w:t>
+      </w:r>
+      <w:proofErr w:type="spellStart"/>
+      <w:r>
+        <w:t>ekanini</w:t>
+      </w:r>
+      <w:proofErr w:type="spellEnd"/>
+      <w:r>
+        <w:t xml:space="preserve"> </w:t>
+      </w:r>
+      <w:proofErr w:type="spellStart"/>
+      <w:r>
+        <w:t>o‘rganamiz</w:t>
+      </w:r>
+      <w:proofErr w:type="spellEnd"/>
+      <w:r>
+        <w:t xml:space="preserve"> </w:t>
       </w:r>
     </w:p>
     <w:p>
@@ -310,7 +1737,23 @@
         </w:numPr>
       </w:pPr>
       <w:r>
-        <w:t xml:space="preserve">SW1 va SW2'ni sozlaymiz </w:t>
+        <w:t xml:space="preserve">SW1 </w:t>
+      </w:r>
+      <w:proofErr w:type="spellStart"/>
+      <w:r>
+        <w:t>va</w:t>
+      </w:r>
+      <w:proofErr w:type="spellEnd"/>
+      <w:r>
+        <w:t xml:space="preserve"> SW2'ni </w:t>
+      </w:r>
+      <w:proofErr w:type="spellStart"/>
+      <w:r>
+        <w:t>sozlaymiz</w:t>
+      </w:r>
+      <w:proofErr w:type="spellEnd"/>
+      <w:r>
+        <w:t xml:space="preserve"> </w:t>
       </w:r>
     </w:p>
     <w:p>
@@ -321,7 +1764,23 @@
         </w:numPr>
       </w:pPr>
       <w:r>
-        <w:t xml:space="preserve">Port-channelni tekshiramiz </w:t>
+        <w:t>Port-</w:t>
+      </w:r>
+      <w:proofErr w:type="spellStart"/>
+      <w:r>
+        <w:t>channelni</w:t>
+      </w:r>
+      <w:proofErr w:type="spellEnd"/>
+      <w:r>
+        <w:t xml:space="preserve"> </w:t>
+      </w:r>
+      <w:proofErr w:type="spellStart"/>
+      <w:r>
+        <w:t>tekshiramiz</w:t>
+      </w:r>
+      <w:proofErr w:type="spellEnd"/>
+      <w:r>
+        <w:t xml:space="preserve"> </w:t>
       </w:r>
     </w:p>
     <w:p>
@@ -331,8 +1790,29 @@
           <w:numId w:val="2"/>
         </w:numPr>
       </w:pPr>
-      <w:r>
-        <w:t xml:space="preserve">Trafikni test qilamiz </w:t>
+      <w:proofErr w:type="spellStart"/>
+      <w:r>
+        <w:t>Trafikni</w:t>
+      </w:r>
+      <w:proofErr w:type="spellEnd"/>
+      <w:r>
+        <w:t xml:space="preserve"> </w:t>
+      </w:r>
+      <w:proofErr w:type="spellStart"/>
+      <w:r>
+        <w:t>test</w:t>
+      </w:r>
+      <w:proofErr w:type="spellEnd"/>
+      <w:r>
+        <w:t xml:space="preserve"> </w:t>
+      </w:r>
+      <w:proofErr w:type="spellStart"/>
+      <w:r>
+        <w:t>qilamiz</w:t>
+      </w:r>
+      <w:proofErr w:type="spellEnd"/>
+      <w:r>
+        <w:t xml:space="preserve"> </w:t>
       </w:r>
     </w:p>
     <w:p>
@@ -345,12 +1825,63 @@
           <w:lang w:val="en-US"/>
         </w:rPr>
       </w:pPr>
-      <w:r>
-        <w:rPr>
-          <w:lang w:val="en-US"/>
-        </w:rPr>
-        <w:t xml:space="preserve">Bitta fizik linkni uzib, </w:t>
-      </w:r>
+      <w:proofErr w:type="spellStart"/>
+      <w:r>
+        <w:rPr>
+          <w:lang w:val="en-US"/>
+        </w:rPr>
+        <w:t>Bitta</w:t>
+      </w:r>
+      <w:proofErr w:type="spellEnd"/>
+      <w:r>
+        <w:rPr>
+          <w:lang w:val="en-US"/>
+        </w:rPr>
+        <w:t xml:space="preserve"> </w:t>
+      </w:r>
+      <w:proofErr w:type="spellStart"/>
+      <w:r>
+        <w:rPr>
+          <w:lang w:val="en-US"/>
+        </w:rPr>
+        <w:t>fizik</w:t>
+      </w:r>
+      <w:proofErr w:type="spellEnd"/>
+      <w:r>
+        <w:rPr>
+          <w:lang w:val="en-US"/>
+        </w:rPr>
+        <w:t xml:space="preserve"> </w:t>
+      </w:r>
+      <w:proofErr w:type="spellStart"/>
+      <w:r>
+        <w:rPr>
+          <w:lang w:val="en-US"/>
+        </w:rPr>
+        <w:t>linkni</w:t>
+      </w:r>
+      <w:proofErr w:type="spellEnd"/>
+      <w:r>
+        <w:rPr>
+          <w:lang w:val="en-US"/>
+        </w:rPr>
+        <w:t xml:space="preserve"> </w:t>
+      </w:r>
+      <w:proofErr w:type="spellStart"/>
+      <w:r>
+        <w:rPr>
+          <w:lang w:val="en-US"/>
+        </w:rPr>
+        <w:t>uzib</w:t>
+      </w:r>
+      <w:proofErr w:type="spellEnd"/>
+      <w:r>
+        <w:rPr>
+          <w:lang w:val="en-US"/>
+        </w:rPr>
+        <w:t xml:space="preserve">, </w:t>
+      </w:r>
+      <w:proofErr w:type="spellStart"/>
       <w:r>
         <w:rPr>
           <w:b/>
@@ -363,7 +1894,28 @@
         <w:rPr>
           <w:lang w:val="en-US"/>
         </w:rPr>
-        <w:t xml:space="preserve">ni tekshiramiz </w:t>
+        <w:t>ni</w:t>
+      </w:r>
+      <w:proofErr w:type="spellEnd"/>
+      <w:r>
+        <w:rPr>
+          <w:lang w:val="en-US"/>
+        </w:rPr>
+        <w:t xml:space="preserve"> </w:t>
+      </w:r>
+      <w:proofErr w:type="spellStart"/>
+      <w:r>
+        <w:rPr>
+          <w:lang w:val="en-US"/>
+        </w:rPr>
+        <w:t>tekshiramiz</w:t>
+      </w:r>
+      <w:proofErr w:type="spellEnd"/>
+      <w:r>
+        <w:rPr>
+          <w:lang w:val="en-US"/>
+        </w:rPr>
+        <w:t xml:space="preserve"> </w:t>
       </w:r>
     </w:p>
     <w:p>
@@ -373,73 +1925,348 @@
           <w:numId w:val="2"/>
         </w:numPr>
       </w:pPr>
-      <w:r>
-        <w:t xml:space="preserve">Troubleshooting qilamiz </w:t>
-      </w:r>
-    </w:p>
-    <w:p>
-      <w:pPr>
-        <w:rPr>
-          <w:lang w:val="en-US"/>
-        </w:rPr>
-      </w:pPr>
-      <w:r>
-        <w:rPr>
-          <w:b/>
-          <w:bCs/>
-          <w:lang w:val="en-US"/>
-        </w:rPr>
-        <w:t>Muhim:</w:t>
-      </w:r>
-      <w:r>
-        <w:rPr>
-          <w:lang w:val="en-US"/>
-        </w:rPr>
-        <w:t xml:space="preserve"> bu safar EtherChannel'ni shunchaki buyruq yodlash uchun emas, </w:t>
-      </w:r>
-      <w:r>
-        <w:rPr>
-          <w:b/>
-          <w:bCs/>
-          <w:lang w:val="en-US"/>
-        </w:rPr>
-        <w:t>nega enterprise tarmoqda kerakligini</w:t>
-      </w:r>
-      <w:r>
-        <w:rPr>
-          <w:lang w:val="en-US"/>
-        </w:rPr>
-        <w:t xml:space="preserve"> amalda ko‘ramiz.</w:t>
-      </w:r>
-    </w:p>
-    <w:p>
-      <w:pPr>
-        <w:rPr>
-          <w:b/>
-          <w:bCs/>
-          <w:lang w:val="en-US"/>
-        </w:rPr>
-      </w:pPr>
-      <w:r>
-        <w:rPr>
-          <w:b/>
-          <w:bCs/>
-          <w:lang w:val="en-US"/>
-        </w:rPr>
-        <w:t>Hozir 1-qadam</w:t>
-      </w:r>
-    </w:p>
-    <w:p>
-      <w:pPr>
-        <w:rPr>
-          <w:lang w:val="en-US"/>
-        </w:rPr>
-      </w:pPr>
-      <w:r>
-        <w:rPr>
-          <w:lang w:val="en-US"/>
-        </w:rPr>
-        <w:t>Packet Tracer'da yangi kichik lab oching:</w:t>
+      <w:proofErr w:type="spellStart"/>
+      <w:r>
+        <w:t>Troubleshooting</w:t>
+      </w:r>
+      <w:proofErr w:type="spellEnd"/>
+      <w:r>
+        <w:t xml:space="preserve"> </w:t>
+      </w:r>
+      <w:proofErr w:type="spellStart"/>
+      <w:r>
+        <w:t>qilamiz</w:t>
+      </w:r>
+      <w:proofErr w:type="spellEnd"/>
+      <w:r>
+        <w:t xml:space="preserve"> </w:t>
+      </w:r>
+    </w:p>
+    <w:p>
+      <w:pPr>
+        <w:rPr>
+          <w:lang w:val="en-US"/>
+        </w:rPr>
+      </w:pPr>
+      <w:proofErr w:type="spellStart"/>
+      <w:r>
+        <w:rPr>
+          <w:b/>
+          <w:bCs/>
+          <w:lang w:val="en-US"/>
+        </w:rPr>
+        <w:t>Muhim</w:t>
+      </w:r>
+      <w:proofErr w:type="spellEnd"/>
+      <w:r>
+        <w:rPr>
+          <w:b/>
+          <w:bCs/>
+          <w:lang w:val="en-US"/>
+        </w:rPr>
+        <w:t>:</w:t>
+      </w:r>
+      <w:r>
+        <w:rPr>
+          <w:lang w:val="en-US"/>
+        </w:rPr>
+        <w:t xml:space="preserve"> </w:t>
+      </w:r>
+      <w:proofErr w:type="spellStart"/>
+      <w:r>
+        <w:rPr>
+          <w:lang w:val="en-US"/>
+        </w:rPr>
+        <w:t>bu</w:t>
+      </w:r>
+      <w:proofErr w:type="spellEnd"/>
+      <w:r>
+        <w:rPr>
+          <w:lang w:val="en-US"/>
+        </w:rPr>
+        <w:t xml:space="preserve"> </w:t>
+      </w:r>
+      <w:proofErr w:type="spellStart"/>
+      <w:r>
+        <w:rPr>
+          <w:lang w:val="en-US"/>
+        </w:rPr>
+        <w:t>safar</w:t>
+      </w:r>
+      <w:proofErr w:type="spellEnd"/>
+      <w:r>
+        <w:rPr>
+          <w:lang w:val="en-US"/>
+        </w:rPr>
+        <w:t xml:space="preserve"> </w:t>
+      </w:r>
+      <w:proofErr w:type="spellStart"/>
+      <w:r>
+        <w:rPr>
+          <w:lang w:val="en-US"/>
+        </w:rPr>
+        <w:t>EtherChannel'ni</w:t>
+      </w:r>
+      <w:proofErr w:type="spellEnd"/>
+      <w:r>
+        <w:rPr>
+          <w:lang w:val="en-US"/>
+        </w:rPr>
+        <w:t xml:space="preserve"> </w:t>
+      </w:r>
+      <w:proofErr w:type="spellStart"/>
+      <w:r>
+        <w:rPr>
+          <w:lang w:val="en-US"/>
+        </w:rPr>
+        <w:t>shunchaki</w:t>
+      </w:r>
+      <w:proofErr w:type="spellEnd"/>
+      <w:r>
+        <w:rPr>
+          <w:lang w:val="en-US"/>
+        </w:rPr>
+        <w:t xml:space="preserve"> </w:t>
+      </w:r>
+      <w:proofErr w:type="spellStart"/>
+      <w:r>
+        <w:rPr>
+          <w:lang w:val="en-US"/>
+        </w:rPr>
+        <w:t>buyruq</w:t>
+      </w:r>
+      <w:proofErr w:type="spellEnd"/>
+      <w:r>
+        <w:rPr>
+          <w:lang w:val="en-US"/>
+        </w:rPr>
+        <w:t xml:space="preserve"> </w:t>
+      </w:r>
+      <w:proofErr w:type="spellStart"/>
+      <w:r>
+        <w:rPr>
+          <w:lang w:val="en-US"/>
+        </w:rPr>
+        <w:t>yodlash</w:t>
+      </w:r>
+      <w:proofErr w:type="spellEnd"/>
+      <w:r>
+        <w:rPr>
+          <w:lang w:val="en-US"/>
+        </w:rPr>
+        <w:t xml:space="preserve"> </w:t>
+      </w:r>
+      <w:proofErr w:type="spellStart"/>
+      <w:r>
+        <w:rPr>
+          <w:lang w:val="en-US"/>
+        </w:rPr>
+        <w:t>uchun</w:t>
+      </w:r>
+      <w:proofErr w:type="spellEnd"/>
+      <w:r>
+        <w:rPr>
+          <w:lang w:val="en-US"/>
+        </w:rPr>
+        <w:t xml:space="preserve"> </w:t>
+      </w:r>
+      <w:proofErr w:type="spellStart"/>
+      <w:r>
+        <w:rPr>
+          <w:lang w:val="en-US"/>
+        </w:rPr>
+        <w:t>emas</w:t>
+      </w:r>
+      <w:proofErr w:type="spellEnd"/>
+      <w:r>
+        <w:rPr>
+          <w:lang w:val="en-US"/>
+        </w:rPr>
+        <w:t xml:space="preserve">, </w:t>
+      </w:r>
+      <w:proofErr w:type="spellStart"/>
+      <w:r>
+        <w:rPr>
+          <w:b/>
+          <w:bCs/>
+          <w:lang w:val="en-US"/>
+        </w:rPr>
+        <w:t>nega</w:t>
+      </w:r>
+      <w:proofErr w:type="spellEnd"/>
+      <w:r>
+        <w:rPr>
+          <w:b/>
+          <w:bCs/>
+          <w:lang w:val="en-US"/>
+        </w:rPr>
+        <w:t xml:space="preserve"> enterprise </w:t>
+      </w:r>
+      <w:proofErr w:type="spellStart"/>
+      <w:r>
+        <w:rPr>
+          <w:b/>
+          <w:bCs/>
+          <w:lang w:val="en-US"/>
+        </w:rPr>
+        <w:t>tarmoqda</w:t>
+      </w:r>
+      <w:proofErr w:type="spellEnd"/>
+      <w:r>
+        <w:rPr>
+          <w:b/>
+          <w:bCs/>
+          <w:lang w:val="en-US"/>
+        </w:rPr>
+        <w:t xml:space="preserve"> </w:t>
+      </w:r>
+      <w:proofErr w:type="spellStart"/>
+      <w:r>
+        <w:rPr>
+          <w:b/>
+          <w:bCs/>
+          <w:lang w:val="en-US"/>
+        </w:rPr>
+        <w:t>kerakligini</w:t>
+      </w:r>
+      <w:proofErr w:type="spellEnd"/>
+      <w:r>
+        <w:rPr>
+          <w:lang w:val="en-US"/>
+        </w:rPr>
+        <w:t xml:space="preserve"> </w:t>
+      </w:r>
+      <w:proofErr w:type="spellStart"/>
+      <w:r>
+        <w:rPr>
+          <w:lang w:val="en-US"/>
+        </w:rPr>
+        <w:t>amalda</w:t>
+      </w:r>
+      <w:proofErr w:type="spellEnd"/>
+      <w:r>
+        <w:rPr>
+          <w:lang w:val="en-US"/>
+        </w:rPr>
+        <w:t xml:space="preserve"> </w:t>
+      </w:r>
+      <w:proofErr w:type="spellStart"/>
+      <w:proofErr w:type="gramStart"/>
+      <w:r>
+        <w:rPr>
+          <w:lang w:val="en-US"/>
+        </w:rPr>
+        <w:t>ko‘</w:t>
+      </w:r>
+      <w:proofErr w:type="gramEnd"/>
+      <w:r>
+        <w:rPr>
+          <w:lang w:val="en-US"/>
+        </w:rPr>
+        <w:t>ramiz</w:t>
+      </w:r>
+      <w:proofErr w:type="spellEnd"/>
+      <w:r>
+        <w:rPr>
+          <w:lang w:val="en-US"/>
+        </w:rPr>
+        <w:t>.</w:t>
+      </w:r>
+    </w:p>
+    <w:p>
+      <w:pPr>
+        <w:rPr>
+          <w:b/>
+          <w:bCs/>
+          <w:lang w:val="en-US"/>
+        </w:rPr>
+      </w:pPr>
+      <w:proofErr w:type="spellStart"/>
+      <w:r>
+        <w:rPr>
+          <w:b/>
+          <w:bCs/>
+          <w:lang w:val="en-US"/>
+        </w:rPr>
+        <w:t>Hozir</w:t>
+      </w:r>
+      <w:proofErr w:type="spellEnd"/>
+      <w:r>
+        <w:rPr>
+          <w:b/>
+          <w:bCs/>
+          <w:lang w:val="en-US"/>
+        </w:rPr>
+        <w:t xml:space="preserve"> 1-qadam</w:t>
+      </w:r>
+    </w:p>
+    <w:p>
+      <w:pPr>
+        <w:rPr>
+          <w:lang w:val="en-US"/>
+        </w:rPr>
+      </w:pPr>
+      <w:r>
+        <w:rPr>
+          <w:lang w:val="en-US"/>
+        </w:rPr>
+        <w:t xml:space="preserve">Packet </w:t>
+      </w:r>
+      <w:proofErr w:type="spellStart"/>
+      <w:r>
+        <w:rPr>
+          <w:lang w:val="en-US"/>
+        </w:rPr>
+        <w:t>Tracer'da</w:t>
+      </w:r>
+      <w:proofErr w:type="spellEnd"/>
+      <w:r>
+        <w:rPr>
+          <w:lang w:val="en-US"/>
+        </w:rPr>
+        <w:t xml:space="preserve"> </w:t>
+      </w:r>
+      <w:proofErr w:type="spellStart"/>
+      <w:r>
+        <w:rPr>
+          <w:lang w:val="en-US"/>
+        </w:rPr>
+        <w:t>yangi</w:t>
+      </w:r>
+      <w:proofErr w:type="spellEnd"/>
+      <w:r>
+        <w:rPr>
+          <w:lang w:val="en-US"/>
+        </w:rPr>
+        <w:t xml:space="preserve"> </w:t>
+      </w:r>
+      <w:proofErr w:type="spellStart"/>
+      <w:r>
+        <w:rPr>
+          <w:lang w:val="en-US"/>
+        </w:rPr>
+        <w:t>kichik</w:t>
+      </w:r>
+      <w:proofErr w:type="spellEnd"/>
+      <w:r>
+        <w:rPr>
+          <w:lang w:val="en-US"/>
+        </w:rPr>
+        <w:t xml:space="preserve"> lab </w:t>
+      </w:r>
+      <w:proofErr w:type="spellStart"/>
+      <w:r>
+        <w:rPr>
+          <w:lang w:val="en-US"/>
+        </w:rPr>
+        <w:t>oching</w:t>
+      </w:r>
+      <w:proofErr w:type="spellEnd"/>
+      <w:r>
+        <w:rPr>
+          <w:lang w:val="en-US"/>
+        </w:rPr>
+        <w:t>:</w:t>
       </w:r>
     </w:p>
     <w:p>
@@ -454,8 +2281,33 @@
           <w:b/>
           <w:bCs/>
         </w:rPr>
-        <w:t>2 ta 2960 switch</w:t>
-      </w:r>
+        <w:t xml:space="preserve">2 </w:t>
+      </w:r>
+      <w:proofErr w:type="spellStart"/>
+      <w:r>
+        <w:rPr>
+          <w:b/>
+          <w:bCs/>
+        </w:rPr>
+        <w:t>ta</w:t>
+      </w:r>
+      <w:proofErr w:type="spellEnd"/>
+      <w:r>
+        <w:rPr>
+          <w:b/>
+          <w:bCs/>
+        </w:rPr>
+        <w:t xml:space="preserve"> 2960 </w:t>
+      </w:r>
+      <w:proofErr w:type="spellStart"/>
+      <w:r>
+        <w:rPr>
+          <w:b/>
+          <w:bCs/>
+        </w:rPr>
+        <w:t>switch</w:t>
+      </w:r>
+      <w:proofErr w:type="spellEnd"/>
       <w:r>
         <w:t xml:space="preserve"> </w:t>
       </w:r>
@@ -488,39 +2340,135 @@
           <w:lang w:val="en-US"/>
         </w:rPr>
       </w:pPr>
-      <w:r>
-        <w:rPr>
-          <w:lang w:val="en-US"/>
-        </w:rPr>
-        <w:t xml:space="preserve">Ularni </w:t>
-      </w:r>
-      <w:r>
-        <w:rPr>
-          <w:b/>
-          <w:bCs/>
-          <w:lang w:val="en-US"/>
-        </w:rPr>
-        <w:t>2 ta alohida Ethernet kabel</w:t>
-      </w:r>
-      <w:r>
-        <w:rPr>
-          <w:lang w:val="en-US"/>
-        </w:rPr>
-        <w:t xml:space="preserve"> bilan ulang.</w:t>
-      </w:r>
-    </w:p>
-    <w:p>
-      <w:r>
-        <w:t>Masalan:</w:t>
-      </w:r>
-    </w:p>
-    <w:p>
-      <w:r>
+      <w:proofErr w:type="spellStart"/>
+      <w:r>
+        <w:rPr>
+          <w:lang w:val="en-US"/>
+        </w:rPr>
+        <w:t>Ularni</w:t>
+      </w:r>
+      <w:proofErr w:type="spellEnd"/>
+      <w:r>
+        <w:rPr>
+          <w:lang w:val="en-US"/>
+        </w:rPr>
+        <w:t xml:space="preserve"> </w:t>
+      </w:r>
+      <w:r>
+        <w:rPr>
+          <w:b/>
+          <w:bCs/>
+          <w:lang w:val="en-US"/>
+        </w:rPr>
+        <w:t xml:space="preserve">2 ta </w:t>
+      </w:r>
+      <w:proofErr w:type="spellStart"/>
+      <w:r>
+        <w:rPr>
+          <w:b/>
+          <w:bCs/>
+          <w:lang w:val="en-US"/>
+        </w:rPr>
+        <w:t>alohida</w:t>
+      </w:r>
+      <w:proofErr w:type="spellEnd"/>
+      <w:r>
+        <w:rPr>
+          <w:b/>
+          <w:bCs/>
+          <w:lang w:val="en-US"/>
+        </w:rPr>
+        <w:t xml:space="preserve"> Ethernet </w:t>
+      </w:r>
+      <w:proofErr w:type="spellStart"/>
+      <w:r>
+        <w:rPr>
+          <w:b/>
+          <w:bCs/>
+          <w:lang w:val="en-US"/>
+        </w:rPr>
+        <w:t>kabel</w:t>
+      </w:r>
+      <w:proofErr w:type="spellEnd"/>
+      <w:r>
+        <w:rPr>
+          <w:lang w:val="en-US"/>
+        </w:rPr>
+        <w:t xml:space="preserve"> </w:t>
+      </w:r>
+      <w:proofErr w:type="spellStart"/>
+      <w:r>
+        <w:rPr>
+          <w:lang w:val="en-US"/>
+        </w:rPr>
+        <w:t>bilan</w:t>
+      </w:r>
+      <w:proofErr w:type="spellEnd"/>
+      <w:r>
+        <w:rPr>
+          <w:lang w:val="en-US"/>
+        </w:rPr>
+        <w:t xml:space="preserve"> </w:t>
+      </w:r>
+      <w:proofErr w:type="spellStart"/>
+      <w:r>
+        <w:rPr>
+          <w:lang w:val="en-US"/>
+        </w:rPr>
+        <w:t>ulang</w:t>
+      </w:r>
+      <w:proofErr w:type="spellEnd"/>
+      <w:r>
+        <w:rPr>
+          <w:lang w:val="en-US"/>
+        </w:rPr>
+        <w:t>.</w:t>
+      </w:r>
+    </w:p>
+    <w:p>
+      <w:pPr>
+        <w:rPr>
+          <w:lang w:val="en-US"/>
+        </w:rPr>
+      </w:pPr>
+      <w:proofErr w:type="spellStart"/>
+      <w:r>
+        <w:rPr>
+          <w:lang w:val="en-US"/>
+        </w:rPr>
+        <w:t>Masalan</w:t>
+      </w:r>
+      <w:proofErr w:type="spellEnd"/>
+      <w:r>
+        <w:rPr>
+          <w:lang w:val="en-US"/>
+        </w:rPr>
+        <w:t>:</w:t>
+      </w:r>
+    </w:p>
+    <w:p>
+      <w:pPr>
+        <w:rPr>
+          <w:lang w:val="en-US"/>
+        </w:rPr>
+      </w:pPr>
+      <w:r>
+        <w:rPr>
+          <w:lang w:val="en-US"/>
+        </w:rPr>
         <w:t>SW1 Fa0/1 ───────── Fa0/1 SW2</w:t>
       </w:r>
     </w:p>
     <w:p>
-      <w:r>
+      <w:pPr>
+        <w:rPr>
+          <w:lang w:val="en-US"/>
+        </w:rPr>
+      </w:pPr>
+      <w:r>
+        <w:rPr>
+          <w:lang w:val="en-US"/>
+        </w:rPr>
         <w:t>SW1 Fa0/2 ───────── Fa0/2 SW2</w:t>
       </w:r>
     </w:p>
@@ -537,6 +2485,5726 @@
           <w:lang w:val="en-US"/>
         </w:rPr>
       </w:pPr>
+    </w:p>
+    <w:p>
+      <w:pPr>
+        <w:rPr>
+          <w:b/>
+          <w:bCs/>
+          <w:lang w:val="en-US"/>
+        </w:rPr>
+      </w:pPr>
+      <w:r>
+        <w:rPr>
+          <w:b/>
+          <w:bCs/>
+          <w:lang w:val="en-US"/>
+        </w:rPr>
+        <w:t>2-qadam: LACP</w:t>
+      </w:r>
+    </w:p>
+    <w:p>
+      <w:pPr>
+        <w:rPr>
+          <w:lang w:val="en-US"/>
+        </w:rPr>
+      </w:pPr>
+      <w:r>
+        <w:rPr>
+          <w:lang w:val="en-US"/>
+        </w:rPr>
+        <w:t xml:space="preserve">Enterprise </w:t>
+      </w:r>
+      <w:proofErr w:type="spellStart"/>
+      <w:r>
+        <w:rPr>
+          <w:lang w:val="en-US"/>
+        </w:rPr>
+        <w:t>tarmoqlarda</w:t>
+      </w:r>
+      <w:proofErr w:type="spellEnd"/>
+      <w:r>
+        <w:rPr>
+          <w:lang w:val="en-US"/>
+        </w:rPr>
+        <w:t xml:space="preserve"> </w:t>
+      </w:r>
+      <w:proofErr w:type="spellStart"/>
+      <w:r>
+        <w:rPr>
+          <w:lang w:val="en-US"/>
+        </w:rPr>
+        <w:t>EtherChannel'ni</w:t>
+      </w:r>
+      <w:proofErr w:type="spellEnd"/>
+      <w:r>
+        <w:rPr>
+          <w:lang w:val="en-US"/>
+        </w:rPr>
+        <w:t xml:space="preserve"> </w:t>
+      </w:r>
+      <w:r>
+        <w:rPr>
+          <w:b/>
+          <w:bCs/>
+          <w:lang w:val="en-US"/>
+        </w:rPr>
+        <w:t>LACP</w:t>
+      </w:r>
+      <w:r>
+        <w:rPr>
+          <w:lang w:val="en-US"/>
+        </w:rPr>
+        <w:t xml:space="preserve"> </w:t>
+      </w:r>
+      <w:proofErr w:type="spellStart"/>
+      <w:r>
+        <w:rPr>
+          <w:lang w:val="en-US"/>
+        </w:rPr>
+        <w:t>bilan</w:t>
+      </w:r>
+      <w:proofErr w:type="spellEnd"/>
+      <w:r>
+        <w:rPr>
+          <w:lang w:val="en-US"/>
+        </w:rPr>
+        <w:t xml:space="preserve"> </w:t>
+      </w:r>
+      <w:proofErr w:type="spellStart"/>
+      <w:r>
+        <w:rPr>
+          <w:lang w:val="en-US"/>
+        </w:rPr>
+        <w:t>sozlashni</w:t>
+      </w:r>
+      <w:proofErr w:type="spellEnd"/>
+      <w:r>
+        <w:rPr>
+          <w:lang w:val="en-US"/>
+        </w:rPr>
+        <w:t xml:space="preserve"> </w:t>
+      </w:r>
+      <w:proofErr w:type="spellStart"/>
+      <w:proofErr w:type="gramStart"/>
+      <w:r>
+        <w:rPr>
+          <w:lang w:val="en-US"/>
+        </w:rPr>
+        <w:t>o‘</w:t>
+      </w:r>
+      <w:proofErr w:type="gramEnd"/>
+      <w:r>
+        <w:rPr>
+          <w:lang w:val="en-US"/>
+        </w:rPr>
+        <w:t>rganamiz</w:t>
+      </w:r>
+      <w:proofErr w:type="spellEnd"/>
+      <w:r>
+        <w:rPr>
+          <w:lang w:val="en-US"/>
+        </w:rPr>
+        <w:t>.</w:t>
+      </w:r>
+    </w:p>
+    <w:p>
+      <w:pPr>
+        <w:rPr>
+          <w:lang w:val="en-US"/>
+        </w:rPr>
+      </w:pPr>
+      <w:r>
+        <w:rPr>
+          <w:b/>
+          <w:bCs/>
+          <w:lang w:val="en-US"/>
+        </w:rPr>
+        <w:t>LACP = Link Aggregation Control Protocol</w:t>
+      </w:r>
+    </w:p>
+    <w:p>
+      <w:pPr>
+        <w:rPr>
+          <w:lang w:val="en-US"/>
+        </w:rPr>
+      </w:pPr>
+      <w:r>
+        <w:rPr>
+          <w:lang w:val="en-US"/>
+        </w:rPr>
+        <w:t xml:space="preserve">U </w:t>
+      </w:r>
+      <w:proofErr w:type="spellStart"/>
+      <w:r>
+        <w:rPr>
+          <w:lang w:val="en-US"/>
+        </w:rPr>
+        <w:t>ikki</w:t>
+      </w:r>
+      <w:proofErr w:type="spellEnd"/>
+      <w:r>
+        <w:rPr>
+          <w:lang w:val="en-US"/>
+        </w:rPr>
+        <w:t xml:space="preserve"> </w:t>
+      </w:r>
+      <w:proofErr w:type="spellStart"/>
+      <w:r>
+        <w:rPr>
+          <w:lang w:val="en-US"/>
+        </w:rPr>
+        <w:t>switchga</w:t>
+      </w:r>
+      <w:proofErr w:type="spellEnd"/>
+      <w:r>
+        <w:rPr>
+          <w:lang w:val="en-US"/>
+        </w:rPr>
+        <w:t>:</w:t>
+      </w:r>
+    </w:p>
+    <w:p>
+      <w:pPr>
+        <w:rPr>
+          <w:lang w:val="en-US"/>
+        </w:rPr>
+      </w:pPr>
+      <w:r>
+        <w:rPr>
+          <w:lang w:val="en-US"/>
+        </w:rPr>
+        <w:t xml:space="preserve">“Bu </w:t>
+      </w:r>
+      <w:proofErr w:type="spellStart"/>
+      <w:r>
+        <w:rPr>
+          <w:lang w:val="en-US"/>
+        </w:rPr>
+        <w:t>fizik</w:t>
+      </w:r>
+      <w:proofErr w:type="spellEnd"/>
+      <w:r>
+        <w:rPr>
+          <w:lang w:val="en-US"/>
+        </w:rPr>
+        <w:t xml:space="preserve"> </w:t>
+      </w:r>
+      <w:proofErr w:type="spellStart"/>
+      <w:r>
+        <w:rPr>
+          <w:lang w:val="en-US"/>
+        </w:rPr>
+        <w:t>linklarni</w:t>
+      </w:r>
+      <w:proofErr w:type="spellEnd"/>
+      <w:r>
+        <w:rPr>
+          <w:lang w:val="en-US"/>
+        </w:rPr>
+        <w:t xml:space="preserve"> </w:t>
+      </w:r>
+      <w:proofErr w:type="spellStart"/>
+      <w:r>
+        <w:rPr>
+          <w:lang w:val="en-US"/>
+        </w:rPr>
+        <w:t>bitta</w:t>
+      </w:r>
+      <w:proofErr w:type="spellEnd"/>
+      <w:r>
+        <w:rPr>
+          <w:lang w:val="en-US"/>
+        </w:rPr>
+        <w:t xml:space="preserve"> EtherChannel </w:t>
+      </w:r>
+      <w:proofErr w:type="spellStart"/>
+      <w:r>
+        <w:rPr>
+          <w:lang w:val="en-US"/>
+        </w:rPr>
+        <w:t>sifatida</w:t>
+      </w:r>
+      <w:proofErr w:type="spellEnd"/>
+      <w:r>
+        <w:rPr>
+          <w:lang w:val="en-US"/>
+        </w:rPr>
+        <w:t xml:space="preserve"> </w:t>
+      </w:r>
+      <w:proofErr w:type="spellStart"/>
+      <w:r>
+        <w:rPr>
+          <w:lang w:val="en-US"/>
+        </w:rPr>
+        <w:t>birlashtiraylik</w:t>
+      </w:r>
+      <w:proofErr w:type="spellEnd"/>
+      <w:r>
+        <w:rPr>
+          <w:lang w:val="en-US"/>
+        </w:rPr>
+        <w:t>”</w:t>
+      </w:r>
+    </w:p>
+    <w:p>
+      <w:pPr>
+        <w:rPr>
+          <w:lang w:val="en-US"/>
+        </w:rPr>
+      </w:pPr>
+      <w:r>
+        <w:rPr>
+          <w:lang w:val="en-US"/>
+        </w:rPr>
+        <w:t xml:space="preserve">deb </w:t>
+      </w:r>
+      <w:proofErr w:type="spellStart"/>
+      <w:r>
+        <w:rPr>
+          <w:lang w:val="en-US"/>
+        </w:rPr>
+        <w:t>kelishib</w:t>
+      </w:r>
+      <w:proofErr w:type="spellEnd"/>
+      <w:r>
+        <w:rPr>
+          <w:lang w:val="en-US"/>
+        </w:rPr>
+        <w:t xml:space="preserve"> </w:t>
+      </w:r>
+      <w:proofErr w:type="spellStart"/>
+      <w:r>
+        <w:rPr>
+          <w:lang w:val="en-US"/>
+        </w:rPr>
+        <w:t>ishlash</w:t>
+      </w:r>
+      <w:proofErr w:type="spellEnd"/>
+      <w:r>
+        <w:rPr>
+          <w:lang w:val="en-US"/>
+        </w:rPr>
+        <w:t xml:space="preserve"> </w:t>
+      </w:r>
+      <w:proofErr w:type="spellStart"/>
+      <w:r>
+        <w:rPr>
+          <w:lang w:val="en-US"/>
+        </w:rPr>
+        <w:t>imkonini</w:t>
+      </w:r>
+      <w:proofErr w:type="spellEnd"/>
+      <w:r>
+        <w:rPr>
+          <w:lang w:val="en-US"/>
+        </w:rPr>
+        <w:t xml:space="preserve"> </w:t>
+      </w:r>
+      <w:proofErr w:type="spellStart"/>
+      <w:r>
+        <w:rPr>
+          <w:lang w:val="en-US"/>
+        </w:rPr>
+        <w:t>beradi</w:t>
+      </w:r>
+      <w:proofErr w:type="spellEnd"/>
+      <w:r>
+        <w:rPr>
+          <w:lang w:val="en-US"/>
+        </w:rPr>
+        <w:t>.</w:t>
+      </w:r>
+    </w:p>
+    <w:p>
+      <w:proofErr w:type="spellStart"/>
+      <w:r>
+        <w:t>LACP'da</w:t>
+      </w:r>
+      <w:proofErr w:type="spellEnd"/>
+      <w:r>
+        <w:t xml:space="preserve"> </w:t>
+      </w:r>
+      <w:proofErr w:type="spellStart"/>
+      <w:r>
+        <w:t>asosiy</w:t>
+      </w:r>
+      <w:proofErr w:type="spellEnd"/>
+      <w:r>
+        <w:t xml:space="preserve"> </w:t>
+      </w:r>
+      <w:proofErr w:type="spellStart"/>
+      <w:r>
+        <w:t>rejimlar</w:t>
+      </w:r>
+      <w:proofErr w:type="spellEnd"/>
+      <w:r>
+        <w:t>:</w:t>
+      </w:r>
+    </w:p>
+    <w:p>
+      <w:pPr>
+        <w:numPr>
+          <w:ilvl w:val="0"/>
+          <w:numId w:val="4"/>
+        </w:numPr>
+      </w:pPr>
+      <w:proofErr w:type="spellStart"/>
+      <w:r>
+        <w:rPr>
+          <w:b/>
+          <w:bCs/>
+        </w:rPr>
+        <w:t>active</w:t>
+      </w:r>
+      <w:proofErr w:type="spellEnd"/>
+      <w:r>
+        <w:t xml:space="preserve"> — LACP </w:t>
+      </w:r>
+      <w:proofErr w:type="spellStart"/>
+      <w:r>
+        <w:t>negotiation</w:t>
+      </w:r>
+      <w:proofErr w:type="spellEnd"/>
+      <w:r>
+        <w:t xml:space="preserve"> </w:t>
+      </w:r>
+      <w:proofErr w:type="spellStart"/>
+      <w:r>
+        <w:t>boshlaydi</w:t>
+      </w:r>
+      <w:proofErr w:type="spellEnd"/>
+      <w:r>
+        <w:t xml:space="preserve"> </w:t>
+      </w:r>
+    </w:p>
+    <w:p>
+      <w:pPr>
+        <w:numPr>
+          <w:ilvl w:val="0"/>
+          <w:numId w:val="4"/>
+        </w:numPr>
+      </w:pPr>
+      <w:proofErr w:type="spellStart"/>
+      <w:r>
+        <w:rPr>
+          <w:b/>
+          <w:bCs/>
+        </w:rPr>
+        <w:lastRenderedPageBreak/>
+        <w:t>passive</w:t>
+      </w:r>
+      <w:proofErr w:type="spellEnd"/>
+      <w:r>
+        <w:t xml:space="preserve"> — LACP </w:t>
+      </w:r>
+      <w:proofErr w:type="spellStart"/>
+      <w:r>
+        <w:t>negotiation'ni</w:t>
+      </w:r>
+      <w:proofErr w:type="spellEnd"/>
+      <w:r>
+        <w:t xml:space="preserve"> </w:t>
+      </w:r>
+      <w:proofErr w:type="spellStart"/>
+      <w:r>
+        <w:t>kutadi</w:t>
+      </w:r>
+      <w:proofErr w:type="spellEnd"/>
+      <w:r>
+        <w:t xml:space="preserve"> </w:t>
+      </w:r>
+    </w:p>
+    <w:p>
+      <w:pPr>
+        <w:rPr>
+          <w:lang w:val="en-US"/>
+        </w:rPr>
+      </w:pPr>
+      <w:r>
+        <w:rPr>
+          <w:lang w:val="en-US"/>
+        </w:rPr>
+        <w:t xml:space="preserve">Biz </w:t>
+      </w:r>
+      <w:proofErr w:type="spellStart"/>
+      <w:r>
+        <w:rPr>
+          <w:lang w:val="en-US"/>
+        </w:rPr>
+        <w:t>labda</w:t>
+      </w:r>
+      <w:proofErr w:type="spellEnd"/>
+      <w:r>
+        <w:rPr>
+          <w:lang w:val="en-US"/>
+        </w:rPr>
+        <w:t xml:space="preserve"> </w:t>
+      </w:r>
+      <w:r>
+        <w:rPr>
+          <w:b/>
+          <w:bCs/>
+          <w:lang w:val="en-US"/>
+        </w:rPr>
+        <w:t>active ↔ active</w:t>
+      </w:r>
+      <w:r>
+        <w:rPr>
+          <w:lang w:val="en-US"/>
+        </w:rPr>
+        <w:t xml:space="preserve"> </w:t>
+      </w:r>
+      <w:proofErr w:type="spellStart"/>
+      <w:r>
+        <w:rPr>
+          <w:lang w:val="en-US"/>
+        </w:rPr>
+        <w:t>ishlatamiz</w:t>
+      </w:r>
+      <w:proofErr w:type="spellEnd"/>
+      <w:r>
+        <w:rPr>
+          <w:lang w:val="en-US"/>
+        </w:rPr>
+        <w:t xml:space="preserve">. Bu </w:t>
+      </w:r>
+      <w:proofErr w:type="spellStart"/>
+      <w:r>
+        <w:rPr>
+          <w:lang w:val="en-US"/>
+        </w:rPr>
+        <w:t>orqali</w:t>
+      </w:r>
+      <w:proofErr w:type="spellEnd"/>
+      <w:r>
+        <w:rPr>
+          <w:lang w:val="en-US"/>
+        </w:rPr>
+        <w:t xml:space="preserve"> </w:t>
+      </w:r>
+      <w:proofErr w:type="spellStart"/>
+      <w:r>
+        <w:rPr>
+          <w:lang w:val="en-US"/>
+        </w:rPr>
+        <w:t>ikkala</w:t>
+      </w:r>
+      <w:proofErr w:type="spellEnd"/>
+      <w:r>
+        <w:rPr>
+          <w:lang w:val="en-US"/>
+        </w:rPr>
+        <w:t xml:space="preserve"> </w:t>
+      </w:r>
+      <w:proofErr w:type="spellStart"/>
+      <w:r>
+        <w:rPr>
+          <w:lang w:val="en-US"/>
+        </w:rPr>
+        <w:t>tomon</w:t>
+      </w:r>
+      <w:proofErr w:type="spellEnd"/>
+      <w:r>
+        <w:rPr>
+          <w:lang w:val="en-US"/>
+        </w:rPr>
+        <w:t xml:space="preserve"> ham negotiation </w:t>
+      </w:r>
+      <w:proofErr w:type="spellStart"/>
+      <w:r>
+        <w:rPr>
+          <w:lang w:val="en-US"/>
+        </w:rPr>
+        <w:t>boshlaydi</w:t>
+      </w:r>
+      <w:proofErr w:type="spellEnd"/>
+      <w:r>
+        <w:rPr>
+          <w:lang w:val="en-US"/>
+        </w:rPr>
+        <w:t>.</w:t>
+      </w:r>
+    </w:p>
+    <w:p>
+      <w:r>
+        <w:pict w14:anchorId="205DD548">
+          <v:rect id="_x0000_i1031" style="width:0;height:1.5pt" o:hralign="center" o:hrstd="t" o:hr="t" fillcolor="#a0a0a0" stroked="f"/>
+        </w:pict>
+      </w:r>
+    </w:p>
+    <w:p>
+      <w:pPr>
+        <w:rPr>
+          <w:b/>
+          <w:bCs/>
+          <w:lang w:val="en-US"/>
+        </w:rPr>
+      </w:pPr>
+      <w:r>
+        <w:rPr>
+          <w:b/>
+          <w:bCs/>
+          <w:lang w:val="en-US"/>
+        </w:rPr>
+        <w:t xml:space="preserve">3-qadam — SW1 </w:t>
+      </w:r>
+      <w:proofErr w:type="spellStart"/>
+      <w:r>
+        <w:rPr>
+          <w:b/>
+          <w:bCs/>
+          <w:lang w:val="en-US"/>
+        </w:rPr>
+        <w:t>konfiguratsiyasi</w:t>
+      </w:r>
+      <w:proofErr w:type="spellEnd"/>
+    </w:p>
+    <w:p>
+      <w:pPr>
+        <w:rPr>
+          <w:lang w:val="en-US"/>
+        </w:rPr>
+      </w:pPr>
+      <w:r>
+        <w:rPr>
+          <w:lang w:val="en-US"/>
+        </w:rPr>
+        <w:t xml:space="preserve">SW1'da </w:t>
+      </w:r>
+      <w:r>
+        <w:rPr>
+          <w:b/>
+          <w:bCs/>
+          <w:lang w:val="en-US"/>
+        </w:rPr>
+        <w:t xml:space="preserve">Fa0/1 </w:t>
+      </w:r>
+      <w:proofErr w:type="spellStart"/>
+      <w:r>
+        <w:rPr>
+          <w:b/>
+          <w:bCs/>
+          <w:lang w:val="en-US"/>
+        </w:rPr>
+        <w:t>va</w:t>
+      </w:r>
+      <w:proofErr w:type="spellEnd"/>
+      <w:r>
+        <w:rPr>
+          <w:b/>
+          <w:bCs/>
+          <w:lang w:val="en-US"/>
+        </w:rPr>
+        <w:t xml:space="preserve"> Fa0/2</w:t>
+      </w:r>
+      <w:r>
+        <w:rPr>
+          <w:lang w:val="en-US"/>
+        </w:rPr>
+        <w:t xml:space="preserve"> </w:t>
+      </w:r>
+      <w:proofErr w:type="spellStart"/>
+      <w:r>
+        <w:rPr>
+          <w:lang w:val="en-US"/>
+        </w:rPr>
+        <w:t>ni</w:t>
+      </w:r>
+      <w:proofErr w:type="spellEnd"/>
+      <w:r>
+        <w:rPr>
+          <w:lang w:val="en-US"/>
+        </w:rPr>
+        <w:t xml:space="preserve"> </w:t>
+      </w:r>
+      <w:proofErr w:type="spellStart"/>
+      <w:r>
+        <w:rPr>
+          <w:lang w:val="en-US"/>
+        </w:rPr>
+        <w:t>birgalikda</w:t>
+      </w:r>
+      <w:proofErr w:type="spellEnd"/>
+      <w:r>
+        <w:rPr>
+          <w:lang w:val="en-US"/>
+        </w:rPr>
+        <w:t xml:space="preserve"> </w:t>
+      </w:r>
+      <w:proofErr w:type="spellStart"/>
+      <w:r>
+        <w:rPr>
+          <w:lang w:val="en-US"/>
+        </w:rPr>
+        <w:t>tanlaymiz</w:t>
+      </w:r>
+      <w:proofErr w:type="spellEnd"/>
+      <w:r>
+        <w:rPr>
+          <w:lang w:val="en-US"/>
+        </w:rPr>
+        <w:t>:</w:t>
+      </w:r>
+    </w:p>
+    <w:p>
+      <w:pPr>
+        <w:rPr>
+          <w:lang w:val="en-US"/>
+        </w:rPr>
+      </w:pPr>
+      <w:r>
+        <w:rPr>
+          <w:lang w:val="en-US"/>
+        </w:rPr>
+        <w:t>Switch&gt; enable</w:t>
+      </w:r>
+    </w:p>
+    <w:p>
+      <w:pPr>
+        <w:rPr>
+          <w:lang w:val="en-US"/>
+        </w:rPr>
+      </w:pPr>
+      <w:r>
+        <w:rPr>
+          <w:lang w:val="en-US"/>
+        </w:rPr>
+        <w:t>Switch# configure terminal</w:t>
+      </w:r>
+    </w:p>
+    <w:p>
+      <w:pPr>
+        <w:rPr>
+          <w:lang w:val="en-US"/>
+        </w:rPr>
+      </w:pPr>
+      <w:r>
+        <w:rPr>
+          <w:lang w:val="en-US"/>
+        </w:rPr>
+        <w:t>Switch(config)# interface range FastEthernet0/1 - 2</w:t>
+      </w:r>
+    </w:p>
+    <w:p>
+      <w:pPr>
+        <w:rPr>
+          <w:lang w:val="en-US"/>
+        </w:rPr>
+      </w:pPr>
+      <w:r>
+        <w:rPr>
+          <w:lang w:val="en-US"/>
+        </w:rPr>
+        <w:t>Switch(config-if-</w:t>
+      </w:r>
+      <w:proofErr w:type="gramStart"/>
+      <w:r>
+        <w:rPr>
+          <w:lang w:val="en-US"/>
+        </w:rPr>
+        <w:t>range)#</w:t>
+      </w:r>
+      <w:proofErr w:type="gramEnd"/>
+      <w:r>
+        <w:rPr>
+          <w:lang w:val="en-US"/>
+        </w:rPr>
+        <w:t xml:space="preserve"> channel-group 1 mode active</w:t>
+      </w:r>
+    </w:p>
+    <w:p>
+      <w:proofErr w:type="spellStart"/>
+      <w:r>
+        <w:t>Bu</w:t>
+      </w:r>
+      <w:proofErr w:type="spellEnd"/>
+      <w:r>
+        <w:t xml:space="preserve"> </w:t>
+      </w:r>
+      <w:proofErr w:type="spellStart"/>
+      <w:r>
+        <w:t>yerda</w:t>
+      </w:r>
+      <w:proofErr w:type="spellEnd"/>
+      <w:r>
+        <w:t>:</w:t>
+      </w:r>
+    </w:p>
+    <w:p>
+      <w:pPr>
+        <w:numPr>
+          <w:ilvl w:val="0"/>
+          <w:numId w:val="5"/>
+        </w:numPr>
+        <w:rPr>
+          <w:lang w:val="en-US"/>
+        </w:rPr>
+      </w:pPr>
+      <w:r>
+        <w:rPr>
+          <w:lang w:val="en-US"/>
+        </w:rPr>
+        <w:t xml:space="preserve">interface range → </w:t>
+      </w:r>
+      <w:proofErr w:type="spellStart"/>
+      <w:r>
+        <w:rPr>
+          <w:lang w:val="en-US"/>
+        </w:rPr>
+        <w:t>ikkita</w:t>
+      </w:r>
+      <w:proofErr w:type="spellEnd"/>
+      <w:r>
+        <w:rPr>
+          <w:lang w:val="en-US"/>
+        </w:rPr>
+        <w:t xml:space="preserve"> </w:t>
+      </w:r>
+      <w:proofErr w:type="spellStart"/>
+      <w:r>
+        <w:rPr>
+          <w:lang w:val="en-US"/>
+        </w:rPr>
+        <w:t>portni</w:t>
+      </w:r>
+      <w:proofErr w:type="spellEnd"/>
+      <w:r>
+        <w:rPr>
+          <w:lang w:val="en-US"/>
+        </w:rPr>
+        <w:t xml:space="preserve"> </w:t>
+      </w:r>
+      <w:proofErr w:type="spellStart"/>
+      <w:r>
+        <w:rPr>
+          <w:lang w:val="en-US"/>
+        </w:rPr>
+        <w:t>bir</w:t>
+      </w:r>
+      <w:proofErr w:type="spellEnd"/>
+      <w:r>
+        <w:rPr>
+          <w:lang w:val="en-US"/>
+        </w:rPr>
+        <w:t xml:space="preserve"> </w:t>
+      </w:r>
+      <w:proofErr w:type="spellStart"/>
+      <w:r>
+        <w:rPr>
+          <w:lang w:val="en-US"/>
+        </w:rPr>
+        <w:t>vaqtda</w:t>
+      </w:r>
+      <w:proofErr w:type="spellEnd"/>
+      <w:r>
+        <w:rPr>
+          <w:lang w:val="en-US"/>
+        </w:rPr>
+        <w:t xml:space="preserve"> </w:t>
+      </w:r>
+      <w:proofErr w:type="spellStart"/>
+      <w:r>
+        <w:rPr>
+          <w:lang w:val="en-US"/>
+        </w:rPr>
+        <w:t>tanlaydi</w:t>
+      </w:r>
+      <w:proofErr w:type="spellEnd"/>
+      <w:r>
+        <w:rPr>
+          <w:lang w:val="en-US"/>
+        </w:rPr>
+        <w:t xml:space="preserve"> </w:t>
+      </w:r>
+    </w:p>
+    <w:p>
+      <w:pPr>
+        <w:numPr>
+          <w:ilvl w:val="0"/>
+          <w:numId w:val="5"/>
+        </w:numPr>
+        <w:rPr>
+          <w:lang w:val="en-US"/>
+        </w:rPr>
+      </w:pPr>
+      <w:r>
+        <w:rPr>
+          <w:lang w:val="en-US"/>
+        </w:rPr>
+        <w:t xml:space="preserve">channel-group 1 → </w:t>
+      </w:r>
+      <w:proofErr w:type="spellStart"/>
+      <w:r>
+        <w:rPr>
+          <w:lang w:val="en-US"/>
+        </w:rPr>
+        <w:t>ularni</w:t>
+      </w:r>
+      <w:proofErr w:type="spellEnd"/>
+      <w:r>
+        <w:rPr>
+          <w:lang w:val="en-US"/>
+        </w:rPr>
+        <w:t xml:space="preserve"> </w:t>
+      </w:r>
+      <w:r>
+        <w:rPr>
+          <w:b/>
+          <w:bCs/>
+          <w:lang w:val="en-US"/>
+        </w:rPr>
+        <w:t>Port-Channel 1</w:t>
+      </w:r>
+      <w:r>
+        <w:rPr>
+          <w:lang w:val="en-US"/>
+        </w:rPr>
+        <w:t xml:space="preserve"> ga </w:t>
+      </w:r>
+      <w:proofErr w:type="spellStart"/>
+      <w:r>
+        <w:rPr>
+          <w:lang w:val="en-US"/>
+        </w:rPr>
+        <w:t>birlashtiradi</w:t>
+      </w:r>
+      <w:proofErr w:type="spellEnd"/>
+      <w:r>
+        <w:rPr>
+          <w:lang w:val="en-US"/>
+        </w:rPr>
+        <w:t xml:space="preserve"> </w:t>
+      </w:r>
+    </w:p>
+    <w:p>
+      <w:pPr>
+        <w:numPr>
+          <w:ilvl w:val="0"/>
+          <w:numId w:val="5"/>
+        </w:numPr>
+      </w:pPr>
+      <w:proofErr w:type="spellStart"/>
+      <w:r>
+        <w:t>mode</w:t>
+      </w:r>
+      <w:proofErr w:type="spellEnd"/>
+      <w:r>
+        <w:t xml:space="preserve"> </w:t>
+      </w:r>
+      <w:proofErr w:type="spellStart"/>
+      <w:r>
+        <w:t>active</w:t>
+      </w:r>
+      <w:proofErr w:type="spellEnd"/>
+      <w:r>
+        <w:t xml:space="preserve"> → LACP </w:t>
+      </w:r>
+      <w:proofErr w:type="spellStart"/>
+      <w:r>
+        <w:t>negotiation</w:t>
+      </w:r>
+      <w:proofErr w:type="spellEnd"/>
+      <w:r>
+        <w:t xml:space="preserve"> </w:t>
+      </w:r>
+      <w:proofErr w:type="spellStart"/>
+      <w:r>
+        <w:t>boshlaydi</w:t>
+      </w:r>
+      <w:proofErr w:type="spellEnd"/>
+      <w:r>
+        <w:t xml:space="preserve"> </w:t>
+      </w:r>
+    </w:p>
+    <w:p>
+      <w:proofErr w:type="spellStart"/>
+      <w:r>
+        <w:t>Keyin</w:t>
+      </w:r>
+      <w:proofErr w:type="spellEnd"/>
+      <w:r>
+        <w:t>:</w:t>
+      </w:r>
+    </w:p>
+    <w:p>
+      <w:proofErr w:type="spellStart"/>
+      <w:r>
+        <w:t>Switch</w:t>
+      </w:r>
+      <w:proofErr w:type="spellEnd"/>
+      <w:r>
+        <w:t>(</w:t>
+      </w:r>
+      <w:proofErr w:type="spellStart"/>
+      <w:r>
+        <w:t>config-if-</w:t>
+      </w:r>
+      <w:proofErr w:type="gramStart"/>
+      <w:r>
+        <w:t>range</w:t>
+      </w:r>
+      <w:proofErr w:type="spellEnd"/>
+      <w:r>
+        <w:t>)#</w:t>
+      </w:r>
+      <w:proofErr w:type="gramEnd"/>
+      <w:r>
+        <w:t xml:space="preserve"> </w:t>
+      </w:r>
+      <w:proofErr w:type="spellStart"/>
+      <w:r>
+        <w:t>exit</w:t>
+      </w:r>
+      <w:proofErr w:type="spellEnd"/>
+    </w:p>
+    <w:p>
+      <w:proofErr w:type="spellStart"/>
+      <w:r>
+        <w:t>Switch</w:t>
+      </w:r>
+      <w:proofErr w:type="spellEnd"/>
+      <w:r>
+        <w:t>(</w:t>
+      </w:r>
+      <w:proofErr w:type="spellStart"/>
+      <w:r>
+        <w:t>config</w:t>
+      </w:r>
+      <w:proofErr w:type="spellEnd"/>
+      <w:r>
+        <w:t xml:space="preserve">)# </w:t>
+      </w:r>
+      <w:proofErr w:type="spellStart"/>
+      <w:r>
+        <w:t>end</w:t>
+      </w:r>
+      <w:proofErr w:type="spellEnd"/>
+    </w:p>
+    <w:p>
+      <w:pPr>
+        <w:rPr>
+          <w:b/>
+          <w:bCs/>
+        </w:rPr>
+      </w:pPr>
+      <w:proofErr w:type="spellStart"/>
+      <w:r>
+        <w:rPr>
+          <w:b/>
+          <w:bCs/>
+        </w:rPr>
+        <w:t>Tekshirish</w:t>
+      </w:r>
+      <w:proofErr w:type="spellEnd"/>
+    </w:p>
+    <w:p>
+      <w:proofErr w:type="spellStart"/>
+      <w:r>
+        <w:t>Switch</w:t>
+      </w:r>
+      <w:proofErr w:type="spellEnd"/>
+      <w:r>
+        <w:t xml:space="preserve"># </w:t>
+      </w:r>
+      <w:proofErr w:type="spellStart"/>
+      <w:r>
+        <w:t>show</w:t>
+      </w:r>
+      <w:proofErr w:type="spellEnd"/>
+      <w:r>
+        <w:t xml:space="preserve"> </w:t>
+      </w:r>
+      <w:proofErr w:type="spellStart"/>
+      <w:r>
+        <w:t>etherchannel</w:t>
+      </w:r>
+      <w:proofErr w:type="spellEnd"/>
+      <w:r>
+        <w:t xml:space="preserve"> </w:t>
+      </w:r>
+      <w:proofErr w:type="spellStart"/>
+      <w:r>
+        <w:t>summary</w:t>
+      </w:r>
+      <w:proofErr w:type="spellEnd"/>
+    </w:p>
+    <w:p>
+      <w:proofErr w:type="spellStart"/>
+      <w:r>
+        <w:t>Hozir</w:t>
+      </w:r>
+      <w:proofErr w:type="spellEnd"/>
+      <w:r>
+        <w:t xml:space="preserve"> </w:t>
+      </w:r>
+      <w:proofErr w:type="spellStart"/>
+      <w:r>
+        <w:t>taxminan</w:t>
+      </w:r>
+      <w:proofErr w:type="spellEnd"/>
+      <w:r>
+        <w:t>:</w:t>
+      </w:r>
+    </w:p>
+    <w:p>
+      <w:proofErr w:type="gramStart"/>
+      <w:r>
+        <w:t>Group  Port</w:t>
+      </w:r>
+      <w:proofErr w:type="gramEnd"/>
+      <w:r>
+        <w:t>-</w:t>
+      </w:r>
+      <w:proofErr w:type="spellStart"/>
+      <w:r>
+        <w:t>channel</w:t>
+      </w:r>
+      <w:proofErr w:type="spellEnd"/>
+      <w:r>
+        <w:t xml:space="preserve">  Protocol    </w:t>
+      </w:r>
+      <w:proofErr w:type="spellStart"/>
+      <w:r>
+        <w:t>Ports</w:t>
+      </w:r>
+      <w:proofErr w:type="spellEnd"/>
+    </w:p>
+    <w:p>
+      <w:r>
+        <w:t>------+-------------+-----------+----------------</w:t>
+      </w:r>
+    </w:p>
+    <w:p>
+      <w:pPr>
+        <w:rPr>
+          <w:lang w:val="en-US"/>
+        </w:rPr>
+      </w:pPr>
+      <w:r>
+        <w:rPr>
+          <w:lang w:val="en-US"/>
+        </w:rPr>
+        <w:t>1      Po1(</w:t>
+      </w:r>
+      <w:proofErr w:type="gramStart"/>
+      <w:r>
+        <w:rPr>
+          <w:lang w:val="en-US"/>
+        </w:rPr>
+        <w:t xml:space="preserve">SU)   </w:t>
+      </w:r>
+      <w:proofErr w:type="gramEnd"/>
+      <w:r>
+        <w:rPr>
+          <w:lang w:val="en-US"/>
+        </w:rPr>
+        <w:t xml:space="preserve">    LACP        Fa0/1(P) Fa0/2(P)</w:t>
+      </w:r>
+    </w:p>
+    <w:p>
+      <w:pPr>
+        <w:rPr>
+          <w:lang w:val="en-US"/>
+        </w:rPr>
+      </w:pPr>
+      <w:proofErr w:type="spellStart"/>
+      <w:r>
+        <w:rPr>
+          <w:lang w:val="en-US"/>
+        </w:rPr>
+        <w:t>kabi</w:t>
+      </w:r>
+      <w:proofErr w:type="spellEnd"/>
+      <w:r>
+        <w:rPr>
+          <w:lang w:val="en-US"/>
+        </w:rPr>
+        <w:t xml:space="preserve"> </w:t>
+      </w:r>
+      <w:proofErr w:type="spellStart"/>
+      <w:r>
+        <w:rPr>
+          <w:lang w:val="en-US"/>
+        </w:rPr>
+        <w:t>chiqishi</w:t>
+      </w:r>
+      <w:proofErr w:type="spellEnd"/>
+      <w:r>
+        <w:rPr>
+          <w:lang w:val="en-US"/>
+        </w:rPr>
+        <w:t xml:space="preserve"> </w:t>
+      </w:r>
+      <w:proofErr w:type="spellStart"/>
+      <w:r>
+        <w:rPr>
+          <w:lang w:val="en-US"/>
+        </w:rPr>
+        <w:t>kerak</w:t>
+      </w:r>
+      <w:proofErr w:type="spellEnd"/>
+      <w:r>
+        <w:rPr>
+          <w:lang w:val="en-US"/>
+        </w:rPr>
+        <w:t>.</w:t>
+      </w:r>
+    </w:p>
+    <w:p>
+      <w:pPr>
+        <w:rPr>
+          <w:lang w:val="en-US"/>
+        </w:rPr>
+      </w:pPr>
+      <w:r>
+        <w:rPr>
+          <w:b/>
+          <w:bCs/>
+          <w:lang w:val="en-US"/>
+        </w:rPr>
+        <w:t xml:space="preserve">P — port EtherChannel </w:t>
+      </w:r>
+      <w:proofErr w:type="spellStart"/>
+      <w:r>
+        <w:rPr>
+          <w:b/>
+          <w:bCs/>
+          <w:lang w:val="en-US"/>
+        </w:rPr>
+        <w:t>tarkibiga</w:t>
+      </w:r>
+      <w:proofErr w:type="spellEnd"/>
+      <w:r>
+        <w:rPr>
+          <w:b/>
+          <w:bCs/>
+          <w:lang w:val="en-US"/>
+        </w:rPr>
+        <w:t xml:space="preserve"> </w:t>
+      </w:r>
+      <w:proofErr w:type="spellStart"/>
+      <w:r>
+        <w:rPr>
+          <w:b/>
+          <w:bCs/>
+          <w:lang w:val="en-US"/>
+        </w:rPr>
+        <w:t>muvaffaqiyatli</w:t>
+      </w:r>
+      <w:proofErr w:type="spellEnd"/>
+      <w:r>
+        <w:rPr>
+          <w:b/>
+          <w:bCs/>
+          <w:lang w:val="en-US"/>
+        </w:rPr>
+        <w:t xml:space="preserve"> </w:t>
+      </w:r>
+      <w:proofErr w:type="spellStart"/>
+      <w:proofErr w:type="gramStart"/>
+      <w:r>
+        <w:rPr>
+          <w:b/>
+          <w:bCs/>
+          <w:lang w:val="en-US"/>
+        </w:rPr>
+        <w:t>qo‘</w:t>
+      </w:r>
+      <w:proofErr w:type="gramEnd"/>
+      <w:r>
+        <w:rPr>
+          <w:b/>
+          <w:bCs/>
+          <w:lang w:val="en-US"/>
+        </w:rPr>
+        <w:t>shilganini</w:t>
+      </w:r>
+      <w:proofErr w:type="spellEnd"/>
+      <w:r>
+        <w:rPr>
+          <w:b/>
+          <w:bCs/>
+          <w:lang w:val="en-US"/>
+        </w:rPr>
+        <w:t xml:space="preserve"> </w:t>
+      </w:r>
+      <w:proofErr w:type="spellStart"/>
+      <w:r>
+        <w:rPr>
+          <w:b/>
+          <w:bCs/>
+          <w:lang w:val="en-US"/>
+        </w:rPr>
+        <w:t>bildiradi</w:t>
+      </w:r>
+      <w:proofErr w:type="spellEnd"/>
+      <w:r>
+        <w:rPr>
+          <w:b/>
+          <w:bCs/>
+          <w:lang w:val="en-US"/>
+        </w:rPr>
+        <w:t>.</w:t>
+      </w:r>
+    </w:p>
+    <w:p>
+      <w:pPr>
+        <w:rPr>
+          <w:lang w:val="en-US"/>
+        </w:rPr>
+      </w:pPr>
+    </w:p>
+    <w:p>
+      <w:pPr>
+        <w:rPr>
+          <w:lang w:val="en-US"/>
+        </w:rPr>
+      </w:pPr>
+    </w:p>
+    <w:p>
+      <w:pPr>
+        <w:rPr>
+          <w:b/>
+          <w:bCs/>
+        </w:rPr>
+      </w:pPr>
+      <w:proofErr w:type="spellStart"/>
+      <w:r>
+        <w:rPr>
+          <w:b/>
+          <w:bCs/>
+        </w:rPr>
+        <w:t>Belgilar</w:t>
+      </w:r>
+      <w:proofErr w:type="spellEnd"/>
+      <w:r>
+        <w:rPr>
+          <w:b/>
+          <w:bCs/>
+        </w:rPr>
+        <w:t xml:space="preserve"> </w:t>
+      </w:r>
+      <w:proofErr w:type="spellStart"/>
+      <w:r>
+        <w:rPr>
+          <w:b/>
+          <w:bCs/>
+        </w:rPr>
+        <w:t>nimani</w:t>
+      </w:r>
+      <w:proofErr w:type="spellEnd"/>
+      <w:r>
+        <w:rPr>
+          <w:b/>
+          <w:bCs/>
+        </w:rPr>
+        <w:t xml:space="preserve"> </w:t>
+      </w:r>
+      <w:proofErr w:type="spellStart"/>
+      <w:r>
+        <w:rPr>
+          <w:b/>
+          <w:bCs/>
+        </w:rPr>
+        <w:t>anglatadi</w:t>
+      </w:r>
+      <w:proofErr w:type="spellEnd"/>
+      <w:r>
+        <w:rPr>
+          <w:b/>
+          <w:bCs/>
+        </w:rPr>
+        <w:t>?</w:t>
+      </w:r>
+    </w:p>
+    <w:p>
+      <w:pPr>
+        <w:numPr>
+          <w:ilvl w:val="0"/>
+          <w:numId w:val="6"/>
+        </w:numPr>
+      </w:pPr>
+      <w:r>
+        <w:t xml:space="preserve">S → Layer 2 </w:t>
+      </w:r>
+      <w:proofErr w:type="spellStart"/>
+      <w:r>
+        <w:t>EtherChannel</w:t>
+      </w:r>
+      <w:proofErr w:type="spellEnd"/>
+      <w:r>
+        <w:t xml:space="preserve"> </w:t>
+      </w:r>
+    </w:p>
+    <w:p>
+      <w:pPr>
+        <w:numPr>
+          <w:ilvl w:val="0"/>
+          <w:numId w:val="6"/>
+        </w:numPr>
+      </w:pPr>
+      <w:r>
+        <w:t xml:space="preserve">D → </w:t>
+      </w:r>
+      <w:r>
+        <w:rPr>
+          <w:b/>
+          <w:bCs/>
+        </w:rPr>
+        <w:t>Port-</w:t>
+      </w:r>
+      <w:proofErr w:type="spellStart"/>
+      <w:r>
+        <w:rPr>
+          <w:b/>
+          <w:bCs/>
+        </w:rPr>
+        <w:t>channel</w:t>
+      </w:r>
+      <w:proofErr w:type="spellEnd"/>
+      <w:r>
+        <w:rPr>
+          <w:b/>
+          <w:bCs/>
+        </w:rPr>
+        <w:t xml:space="preserve"> </w:t>
+      </w:r>
+      <w:proofErr w:type="spellStart"/>
+      <w:r>
+        <w:rPr>
+          <w:b/>
+          <w:bCs/>
+        </w:rPr>
+        <w:t>down</w:t>
+      </w:r>
+      <w:proofErr w:type="spellEnd"/>
+      <w:r>
+        <w:t xml:space="preserve"> </w:t>
+      </w:r>
+    </w:p>
+    <w:p>
+      <w:pPr>
+        <w:numPr>
+          <w:ilvl w:val="0"/>
+          <w:numId w:val="6"/>
+        </w:numPr>
+        <w:rPr>
+          <w:lang w:val="en-US"/>
+        </w:rPr>
+      </w:pPr>
+      <w:r>
+        <w:rPr>
+          <w:lang w:val="en-US"/>
+        </w:rPr>
+        <w:lastRenderedPageBreak/>
+        <w:t xml:space="preserve">I → port </w:t>
+      </w:r>
+      <w:r>
+        <w:rPr>
+          <w:b/>
+          <w:bCs/>
+          <w:lang w:val="en-US"/>
+        </w:rPr>
+        <w:t>stand-alone</w:t>
+      </w:r>
+      <w:r>
+        <w:rPr>
+          <w:lang w:val="en-US"/>
+        </w:rPr>
+        <w:t xml:space="preserve">, </w:t>
+      </w:r>
+      <w:proofErr w:type="spellStart"/>
+      <w:r>
+        <w:rPr>
+          <w:lang w:val="en-US"/>
+        </w:rPr>
+        <w:t>ya'ni</w:t>
+      </w:r>
+      <w:proofErr w:type="spellEnd"/>
+      <w:r>
+        <w:rPr>
+          <w:lang w:val="en-US"/>
+        </w:rPr>
+        <w:t xml:space="preserve"> </w:t>
+      </w:r>
+      <w:proofErr w:type="spellStart"/>
+      <w:r>
+        <w:rPr>
+          <w:lang w:val="en-US"/>
+        </w:rPr>
+        <w:t>EtherChannel'ga</w:t>
+      </w:r>
+      <w:proofErr w:type="spellEnd"/>
+      <w:r>
+        <w:rPr>
+          <w:lang w:val="en-US"/>
+        </w:rPr>
+        <w:t xml:space="preserve"> </w:t>
+      </w:r>
+      <w:proofErr w:type="spellStart"/>
+      <w:proofErr w:type="gramStart"/>
+      <w:r>
+        <w:rPr>
+          <w:lang w:val="en-US"/>
+        </w:rPr>
+        <w:t>qo‘</w:t>
+      </w:r>
+      <w:proofErr w:type="gramEnd"/>
+      <w:r>
+        <w:rPr>
+          <w:lang w:val="en-US"/>
+        </w:rPr>
+        <w:t>shilmagan</w:t>
+      </w:r>
+      <w:proofErr w:type="spellEnd"/>
+      <w:r>
+        <w:rPr>
+          <w:lang w:val="en-US"/>
+        </w:rPr>
+        <w:t xml:space="preserve"> </w:t>
+      </w:r>
+    </w:p>
+    <w:p>
+      <w:pPr>
+        <w:rPr>
+          <w:lang w:val="en-US"/>
+        </w:rPr>
+      </w:pPr>
+      <w:r>
+        <w:rPr>
+          <w:lang w:val="en-US"/>
+        </w:rPr>
+        <w:t xml:space="preserve">Demak, </w:t>
+      </w:r>
+      <w:r>
+        <w:rPr>
+          <w:b/>
+          <w:bCs/>
+          <w:lang w:val="en-US"/>
+        </w:rPr>
+        <w:t xml:space="preserve">SW1 </w:t>
+      </w:r>
+      <w:proofErr w:type="spellStart"/>
+      <w:r>
+        <w:rPr>
+          <w:b/>
+          <w:bCs/>
+          <w:lang w:val="en-US"/>
+        </w:rPr>
+        <w:t>tomoni</w:t>
+      </w:r>
+      <w:proofErr w:type="spellEnd"/>
+      <w:r>
+        <w:rPr>
+          <w:b/>
+          <w:bCs/>
+          <w:lang w:val="en-US"/>
+        </w:rPr>
+        <w:t xml:space="preserve"> </w:t>
+      </w:r>
+      <w:proofErr w:type="spellStart"/>
+      <w:r>
+        <w:rPr>
+          <w:b/>
+          <w:bCs/>
+          <w:lang w:val="en-US"/>
+        </w:rPr>
+        <w:t>tayyor</w:t>
+      </w:r>
+      <w:proofErr w:type="spellEnd"/>
+      <w:r>
+        <w:rPr>
+          <w:lang w:val="en-US"/>
+        </w:rPr>
+        <w:t xml:space="preserve">, </w:t>
+      </w:r>
+      <w:proofErr w:type="spellStart"/>
+      <w:r>
+        <w:rPr>
+          <w:lang w:val="en-US"/>
+        </w:rPr>
+        <w:t>lekin</w:t>
+      </w:r>
+      <w:proofErr w:type="spellEnd"/>
+      <w:r>
+        <w:rPr>
+          <w:lang w:val="en-US"/>
+        </w:rPr>
+        <w:t xml:space="preserve"> SW2 </w:t>
+      </w:r>
+      <w:proofErr w:type="spellStart"/>
+      <w:r>
+        <w:rPr>
+          <w:lang w:val="en-US"/>
+        </w:rPr>
+        <w:t>hali</w:t>
+      </w:r>
+      <w:proofErr w:type="spellEnd"/>
+      <w:r>
+        <w:rPr>
+          <w:lang w:val="en-US"/>
+        </w:rPr>
+        <w:t xml:space="preserve"> </w:t>
+      </w:r>
+      <w:proofErr w:type="spellStart"/>
+      <w:r>
+        <w:rPr>
+          <w:lang w:val="en-US"/>
+        </w:rPr>
+        <w:t>LACP'ga</w:t>
+      </w:r>
+      <w:proofErr w:type="spellEnd"/>
+      <w:r>
+        <w:rPr>
+          <w:lang w:val="en-US"/>
+        </w:rPr>
+        <w:t xml:space="preserve"> </w:t>
+      </w:r>
+      <w:proofErr w:type="spellStart"/>
+      <w:proofErr w:type="gramStart"/>
+      <w:r>
+        <w:rPr>
+          <w:lang w:val="en-US"/>
+        </w:rPr>
+        <w:t>qo‘</w:t>
+      </w:r>
+      <w:proofErr w:type="gramEnd"/>
+      <w:r>
+        <w:rPr>
+          <w:lang w:val="en-US"/>
+        </w:rPr>
+        <w:t>shilmagan</w:t>
+      </w:r>
+      <w:proofErr w:type="spellEnd"/>
+      <w:r>
+        <w:rPr>
+          <w:lang w:val="en-US"/>
+        </w:rPr>
+        <w:t xml:space="preserve">. Shu </w:t>
+      </w:r>
+      <w:proofErr w:type="spellStart"/>
+      <w:r>
+        <w:rPr>
+          <w:lang w:val="en-US"/>
+        </w:rPr>
+        <w:t>sababli</w:t>
+      </w:r>
+      <w:proofErr w:type="spellEnd"/>
+      <w:r>
+        <w:rPr>
+          <w:lang w:val="en-US"/>
+        </w:rPr>
+        <w:t xml:space="preserve"> SW1 </w:t>
+      </w:r>
+      <w:proofErr w:type="spellStart"/>
+      <w:r>
+        <w:rPr>
+          <w:lang w:val="en-US"/>
+        </w:rPr>
+        <w:t>linklarni</w:t>
+      </w:r>
+      <w:proofErr w:type="spellEnd"/>
+      <w:r>
+        <w:rPr>
+          <w:lang w:val="en-US"/>
+        </w:rPr>
+        <w:t xml:space="preserve"> </w:t>
+      </w:r>
+      <w:proofErr w:type="spellStart"/>
+      <w:r>
+        <w:rPr>
+          <w:lang w:val="en-US"/>
+        </w:rPr>
+        <w:t>birlashtira</w:t>
+      </w:r>
+      <w:proofErr w:type="spellEnd"/>
+      <w:r>
+        <w:rPr>
+          <w:lang w:val="en-US"/>
+        </w:rPr>
+        <w:t xml:space="preserve"> </w:t>
+      </w:r>
+      <w:proofErr w:type="spellStart"/>
+      <w:r>
+        <w:rPr>
+          <w:lang w:val="en-US"/>
+        </w:rPr>
+        <w:t>olmayapti</w:t>
+      </w:r>
+      <w:proofErr w:type="spellEnd"/>
+      <w:r>
+        <w:rPr>
+          <w:lang w:val="en-US"/>
+        </w:rPr>
+        <w:t>.</w:t>
+      </w:r>
+    </w:p>
+    <w:p>
+      <w:pPr>
+        <w:rPr>
+          <w:lang w:val="en-US"/>
+        </w:rPr>
+      </w:pPr>
+      <w:r>
+        <w:rPr>
+          <w:lang w:val="en-US"/>
+        </w:rPr>
+        <w:t xml:space="preserve">Bu </w:t>
+      </w:r>
+      <w:proofErr w:type="spellStart"/>
+      <w:r>
+        <w:rPr>
+          <w:lang w:val="en-US"/>
+        </w:rPr>
+        <w:t>yerda</w:t>
+      </w:r>
+      <w:proofErr w:type="spellEnd"/>
+      <w:r>
+        <w:rPr>
+          <w:lang w:val="en-US"/>
+        </w:rPr>
+        <w:t xml:space="preserve"> </w:t>
+      </w:r>
+      <w:proofErr w:type="spellStart"/>
+      <w:r>
+        <w:rPr>
+          <w:lang w:val="en-US"/>
+        </w:rPr>
+        <w:t>hozircha</w:t>
+      </w:r>
+      <w:proofErr w:type="spellEnd"/>
+      <w:r>
+        <w:rPr>
+          <w:lang w:val="en-US"/>
+        </w:rPr>
+        <w:t xml:space="preserve"> </w:t>
+      </w:r>
+      <w:proofErr w:type="spellStart"/>
+      <w:r>
+        <w:rPr>
+          <w:lang w:val="en-US"/>
+        </w:rPr>
+        <w:t>hech</w:t>
+      </w:r>
+      <w:proofErr w:type="spellEnd"/>
+      <w:r>
+        <w:rPr>
+          <w:lang w:val="en-US"/>
+        </w:rPr>
+        <w:t xml:space="preserve"> </w:t>
+      </w:r>
+      <w:proofErr w:type="spellStart"/>
+      <w:r>
+        <w:rPr>
+          <w:lang w:val="en-US"/>
+        </w:rPr>
+        <w:t>narsani</w:t>
+      </w:r>
+      <w:proofErr w:type="spellEnd"/>
+      <w:r>
+        <w:rPr>
+          <w:lang w:val="en-US"/>
+        </w:rPr>
+        <w:t xml:space="preserve"> </w:t>
+      </w:r>
+      <w:proofErr w:type="spellStart"/>
+      <w:proofErr w:type="gramStart"/>
+      <w:r>
+        <w:rPr>
+          <w:lang w:val="en-US"/>
+        </w:rPr>
+        <w:t>o‘</w:t>
+      </w:r>
+      <w:proofErr w:type="gramEnd"/>
+      <w:r>
+        <w:rPr>
+          <w:lang w:val="en-US"/>
+        </w:rPr>
+        <w:t>zgartirmaymiz</w:t>
+      </w:r>
+      <w:proofErr w:type="spellEnd"/>
+      <w:r>
+        <w:rPr>
+          <w:lang w:val="en-US"/>
+        </w:rPr>
+        <w:t>.</w:t>
+      </w:r>
+    </w:p>
+    <w:p>
+      <w:pPr>
+        <w:rPr>
+          <w:b/>
+          <w:bCs/>
+          <w:lang w:val="en-US"/>
+        </w:rPr>
+      </w:pPr>
+      <w:r>
+        <w:rPr>
+          <w:b/>
+          <w:bCs/>
+          <w:lang w:val="en-US"/>
+        </w:rPr>
+        <w:t xml:space="preserve">4-qadam — SW2'ni </w:t>
+      </w:r>
+      <w:proofErr w:type="spellStart"/>
+      <w:r>
+        <w:rPr>
+          <w:b/>
+          <w:bCs/>
+          <w:lang w:val="en-US"/>
+        </w:rPr>
+        <w:t>sozlaymiz</w:t>
+      </w:r>
+      <w:proofErr w:type="spellEnd"/>
+    </w:p>
+    <w:p>
+      <w:pPr>
+        <w:rPr>
+          <w:lang w:val="en-US"/>
+        </w:rPr>
+      </w:pPr>
+      <w:r>
+        <w:rPr>
+          <w:lang w:val="en-US"/>
+        </w:rPr>
+        <w:t xml:space="preserve">SW2'da </w:t>
+      </w:r>
+      <w:proofErr w:type="spellStart"/>
+      <w:r>
+        <w:rPr>
+          <w:lang w:val="en-US"/>
+        </w:rPr>
+        <w:t>xuddi</w:t>
+      </w:r>
+      <w:proofErr w:type="spellEnd"/>
+      <w:r>
+        <w:rPr>
+          <w:lang w:val="en-US"/>
+        </w:rPr>
+        <w:t xml:space="preserve"> </w:t>
+      </w:r>
+      <w:proofErr w:type="spellStart"/>
+      <w:r>
+        <w:rPr>
+          <w:lang w:val="en-US"/>
+        </w:rPr>
+        <w:t>shu</w:t>
+      </w:r>
+      <w:proofErr w:type="spellEnd"/>
+      <w:r>
+        <w:rPr>
+          <w:lang w:val="en-US"/>
+        </w:rPr>
+        <w:t xml:space="preserve"> </w:t>
+      </w:r>
+      <w:proofErr w:type="spellStart"/>
+      <w:r>
+        <w:rPr>
+          <w:lang w:val="en-US"/>
+        </w:rPr>
+        <w:t>portlarni</w:t>
+      </w:r>
+      <w:proofErr w:type="spellEnd"/>
+      <w:r>
+        <w:rPr>
+          <w:lang w:val="en-US"/>
+        </w:rPr>
+        <w:t>:</w:t>
+      </w:r>
+    </w:p>
+    <w:p>
+      <w:pPr>
+        <w:rPr>
+          <w:lang w:val="en-US"/>
+        </w:rPr>
+      </w:pPr>
+      <w:r>
+        <w:rPr>
+          <w:lang w:val="en-US"/>
+        </w:rPr>
+        <w:t>Switch&gt; enable</w:t>
+      </w:r>
+    </w:p>
+    <w:p>
+      <w:pPr>
+        <w:rPr>
+          <w:lang w:val="en-US"/>
+        </w:rPr>
+      </w:pPr>
+      <w:r>
+        <w:rPr>
+          <w:lang w:val="en-US"/>
+        </w:rPr>
+        <w:t>Switch# configure terminal</w:t>
+      </w:r>
+    </w:p>
+    <w:p>
+      <w:pPr>
+        <w:rPr>
+          <w:lang w:val="en-US"/>
+        </w:rPr>
+      </w:pPr>
+      <w:r>
+        <w:rPr>
+          <w:lang w:val="en-US"/>
+        </w:rPr>
+        <w:t>Switch(config)# interface range FastEthernet0/1 - 2</w:t>
+      </w:r>
+    </w:p>
+    <w:p>
+      <w:pPr>
+        <w:rPr>
+          <w:lang w:val="en-US"/>
+        </w:rPr>
+      </w:pPr>
+      <w:r>
+        <w:rPr>
+          <w:lang w:val="en-US"/>
+        </w:rPr>
+        <w:t>Switch(config-if-</w:t>
+      </w:r>
+      <w:proofErr w:type="gramStart"/>
+      <w:r>
+        <w:rPr>
+          <w:lang w:val="en-US"/>
+        </w:rPr>
+        <w:t>range)#</w:t>
+      </w:r>
+      <w:proofErr w:type="gramEnd"/>
+      <w:r>
+        <w:rPr>
+          <w:lang w:val="en-US"/>
+        </w:rPr>
+        <w:t xml:space="preserve"> channel-group 1 mode active</w:t>
+      </w:r>
+    </w:p>
+    <w:p>
+      <w:pPr>
+        <w:rPr>
+          <w:lang w:val="en-US"/>
+        </w:rPr>
+      </w:pPr>
+      <w:r>
+        <w:rPr>
+          <w:lang w:val="en-US"/>
+        </w:rPr>
+        <w:t>Switch(config-if-</w:t>
+      </w:r>
+      <w:proofErr w:type="gramStart"/>
+      <w:r>
+        <w:rPr>
+          <w:lang w:val="en-US"/>
+        </w:rPr>
+        <w:t>range)#</w:t>
+      </w:r>
+      <w:proofErr w:type="gramEnd"/>
+      <w:r>
+        <w:rPr>
+          <w:lang w:val="en-US"/>
+        </w:rPr>
+        <w:t xml:space="preserve"> exit</w:t>
+      </w:r>
+    </w:p>
+    <w:p>
+      <w:pPr>
+        <w:rPr>
+          <w:lang w:val="en-US"/>
+        </w:rPr>
+      </w:pPr>
+      <w:r>
+        <w:rPr>
+          <w:lang w:val="en-US"/>
+        </w:rPr>
+        <w:t>Switch(config)# end</w:t>
+      </w:r>
+    </w:p>
+    <w:p>
+      <w:pPr>
+        <w:rPr>
+          <w:lang w:val="en-US"/>
+        </w:rPr>
+      </w:pPr>
+      <w:proofErr w:type="spellStart"/>
+      <w:r>
+        <w:rPr>
+          <w:lang w:val="en-US"/>
+        </w:rPr>
+        <w:t>Keyin</w:t>
+      </w:r>
+      <w:proofErr w:type="spellEnd"/>
+      <w:r>
+        <w:rPr>
+          <w:lang w:val="en-US"/>
+        </w:rPr>
+        <w:t>:</w:t>
+      </w:r>
+    </w:p>
+    <w:p>
+      <w:pPr>
+        <w:rPr>
+          <w:lang w:val="en-US"/>
+        </w:rPr>
+      </w:pPr>
+      <w:r>
+        <w:rPr>
+          <w:lang w:val="en-US"/>
+        </w:rPr>
+        <w:t xml:space="preserve">Switch# show </w:t>
+      </w:r>
+      <w:proofErr w:type="spellStart"/>
+      <w:r>
+        <w:rPr>
+          <w:lang w:val="en-US"/>
+        </w:rPr>
+        <w:t>etherchannel</w:t>
+      </w:r>
+      <w:proofErr w:type="spellEnd"/>
+      <w:r>
+        <w:rPr>
+          <w:lang w:val="en-US"/>
+        </w:rPr>
+        <w:t xml:space="preserve"> summary</w:t>
+      </w:r>
+    </w:p>
+    <w:p>
+      <w:pPr>
+        <w:rPr>
+          <w:b/>
+          <w:bCs/>
+          <w:lang w:val="en-US"/>
+        </w:rPr>
+      </w:pPr>
+      <w:proofErr w:type="spellStart"/>
+      <w:r>
+        <w:rPr>
+          <w:b/>
+          <w:bCs/>
+          <w:lang w:val="en-US"/>
+        </w:rPr>
+        <w:t>Kutiladigan</w:t>
+      </w:r>
+      <w:proofErr w:type="spellEnd"/>
+      <w:r>
+        <w:rPr>
+          <w:b/>
+          <w:bCs/>
+          <w:lang w:val="en-US"/>
+        </w:rPr>
+        <w:t xml:space="preserve"> </w:t>
+      </w:r>
+      <w:proofErr w:type="spellStart"/>
+      <w:r>
+        <w:rPr>
+          <w:b/>
+          <w:bCs/>
+          <w:lang w:val="en-US"/>
+        </w:rPr>
+        <w:t>natija</w:t>
+      </w:r>
+      <w:proofErr w:type="spellEnd"/>
+    </w:p>
+    <w:p>
+      <w:pPr>
+        <w:rPr>
+          <w:lang w:val="en-US"/>
+        </w:rPr>
+      </w:pPr>
+      <w:proofErr w:type="spellStart"/>
+      <w:r>
+        <w:rPr>
+          <w:lang w:val="en-US"/>
+        </w:rPr>
+        <w:t>Endi</w:t>
+      </w:r>
+      <w:proofErr w:type="spellEnd"/>
+      <w:r>
+        <w:rPr>
+          <w:lang w:val="en-US"/>
+        </w:rPr>
+        <w:t xml:space="preserve"> </w:t>
+      </w:r>
+      <w:proofErr w:type="spellStart"/>
+      <w:r>
+        <w:rPr>
+          <w:lang w:val="en-US"/>
+        </w:rPr>
+        <w:t>ikkala</w:t>
+      </w:r>
+      <w:proofErr w:type="spellEnd"/>
+      <w:r>
+        <w:rPr>
+          <w:lang w:val="en-US"/>
+        </w:rPr>
+        <w:t xml:space="preserve"> port ham P </w:t>
+      </w:r>
+      <w:proofErr w:type="spellStart"/>
+      <w:proofErr w:type="gramStart"/>
+      <w:r>
+        <w:rPr>
+          <w:lang w:val="en-US"/>
+        </w:rPr>
+        <w:t>bo‘</w:t>
+      </w:r>
+      <w:proofErr w:type="gramEnd"/>
+      <w:r>
+        <w:rPr>
+          <w:lang w:val="en-US"/>
+        </w:rPr>
+        <w:t>lishi</w:t>
+      </w:r>
+      <w:proofErr w:type="spellEnd"/>
+      <w:r>
+        <w:rPr>
+          <w:lang w:val="en-US"/>
+        </w:rPr>
+        <w:t xml:space="preserve"> </w:t>
+      </w:r>
+      <w:proofErr w:type="spellStart"/>
+      <w:r>
+        <w:rPr>
+          <w:lang w:val="en-US"/>
+        </w:rPr>
+        <w:t>kerak</w:t>
+      </w:r>
+      <w:proofErr w:type="spellEnd"/>
+      <w:r>
+        <w:rPr>
+          <w:lang w:val="en-US"/>
+        </w:rPr>
+        <w:t>:</w:t>
+      </w:r>
+    </w:p>
+    <w:p>
+      <w:pPr>
+        <w:rPr>
+          <w:lang w:val="en-US"/>
+        </w:rPr>
+      </w:pPr>
+      <w:proofErr w:type="gramStart"/>
+      <w:r>
+        <w:rPr>
+          <w:lang w:val="en-US"/>
+        </w:rPr>
+        <w:t>Group  Port</w:t>
+      </w:r>
+      <w:proofErr w:type="gramEnd"/>
+      <w:r>
+        <w:rPr>
+          <w:lang w:val="en-US"/>
+        </w:rPr>
+        <w:t>-channel  Protocol    Ports</w:t>
+      </w:r>
+    </w:p>
+    <w:p>
+      <w:pPr>
+        <w:rPr>
+          <w:lang w:val="en-US"/>
+        </w:rPr>
+      </w:pPr>
+      <w:r>
+        <w:rPr>
+          <w:lang w:val="en-US"/>
+        </w:rPr>
+        <w:t>------+-------------+-----------+----------------</w:t>
+      </w:r>
+    </w:p>
+    <w:p>
+      <w:pPr>
+        <w:rPr>
+          <w:lang w:val="en-US"/>
+        </w:rPr>
+      </w:pPr>
+      <w:r>
+        <w:rPr>
+          <w:lang w:val="en-US"/>
+        </w:rPr>
+        <w:t>1      Po1(</w:t>
+      </w:r>
+      <w:proofErr w:type="gramStart"/>
+      <w:r>
+        <w:rPr>
+          <w:lang w:val="en-US"/>
+        </w:rPr>
+        <w:t xml:space="preserve">SU)   </w:t>
+      </w:r>
+      <w:proofErr w:type="gramEnd"/>
+      <w:r>
+        <w:rPr>
+          <w:lang w:val="en-US"/>
+        </w:rPr>
+        <w:t xml:space="preserve">    LACP        Fa0/1(P) Fa0/2(P)</w:t>
+      </w:r>
+    </w:p>
+    <w:p>
+      <w:proofErr w:type="spellStart"/>
+      <w:r>
+        <w:t>Bu</w:t>
+      </w:r>
+      <w:proofErr w:type="spellEnd"/>
+      <w:r>
+        <w:t xml:space="preserve"> </w:t>
+      </w:r>
+      <w:proofErr w:type="spellStart"/>
+      <w:r>
+        <w:t>yerda</w:t>
+      </w:r>
+      <w:proofErr w:type="spellEnd"/>
+      <w:r>
+        <w:t>:</w:t>
+      </w:r>
+    </w:p>
+    <w:p>
+      <w:pPr>
+        <w:numPr>
+          <w:ilvl w:val="0"/>
+          <w:numId w:val="7"/>
+        </w:numPr>
+      </w:pPr>
+      <w:r>
+        <w:t xml:space="preserve">SU → </w:t>
+      </w:r>
+      <w:r>
+        <w:rPr>
+          <w:b/>
+          <w:bCs/>
+        </w:rPr>
+        <w:t>Layer 2 + Port-</w:t>
+      </w:r>
+      <w:proofErr w:type="spellStart"/>
+      <w:r>
+        <w:rPr>
+          <w:b/>
+          <w:bCs/>
+        </w:rPr>
+        <w:t>channel</w:t>
+      </w:r>
+      <w:proofErr w:type="spellEnd"/>
+      <w:r>
+        <w:rPr>
+          <w:b/>
+          <w:bCs/>
+        </w:rPr>
+        <w:t xml:space="preserve"> </w:t>
+      </w:r>
+      <w:proofErr w:type="spellStart"/>
+      <w:r>
+        <w:rPr>
+          <w:b/>
+          <w:bCs/>
+        </w:rPr>
+        <w:t>ishlayapti</w:t>
+      </w:r>
+      <w:proofErr w:type="spellEnd"/>
+      <w:r>
+        <w:t xml:space="preserve"> </w:t>
+      </w:r>
+    </w:p>
+    <w:p>
+      <w:pPr>
+        <w:numPr>
+          <w:ilvl w:val="0"/>
+          <w:numId w:val="7"/>
+        </w:numPr>
+      </w:pPr>
+      <w:r>
+        <w:t xml:space="preserve">P → </w:t>
+      </w:r>
+      <w:proofErr w:type="spellStart"/>
+      <w:r>
+        <w:t>portlar</w:t>
+      </w:r>
+      <w:proofErr w:type="spellEnd"/>
+      <w:r>
+        <w:t xml:space="preserve"> </w:t>
+      </w:r>
+      <w:proofErr w:type="spellStart"/>
+      <w:r>
+        <w:t>EtherChannel</w:t>
+      </w:r>
+      <w:proofErr w:type="spellEnd"/>
+      <w:r>
+        <w:t xml:space="preserve"> </w:t>
+      </w:r>
+      <w:proofErr w:type="spellStart"/>
+      <w:r>
+        <w:t>tarkibida</w:t>
+      </w:r>
+      <w:proofErr w:type="spellEnd"/>
+    </w:p>
+    <w:p>
+      <w:pPr>
+        <w:rPr>
+          <w:lang w:val="en-US"/>
+        </w:rPr>
+      </w:pPr>
+    </w:p>
+    <w:p>
+      <w:pPr>
+        <w:rPr>
+          <w:lang w:val="en-US"/>
+        </w:rPr>
+      </w:pPr>
+      <w:r>
+        <w:rPr>
+          <w:lang w:val="en-US"/>
+        </w:rPr>
+        <w:t xml:space="preserve">Mana </w:t>
+      </w:r>
+      <w:proofErr w:type="spellStart"/>
+      <w:r>
+        <w:rPr>
+          <w:lang w:val="en-US"/>
+        </w:rPr>
+        <w:t>sabab</w:t>
+      </w:r>
+      <w:proofErr w:type="spellEnd"/>
+      <w:r>
+        <w:rPr>
+          <w:lang w:val="en-US"/>
+        </w:rPr>
+        <w:t xml:space="preserve"> </w:t>
+      </w:r>
+      <w:proofErr w:type="spellStart"/>
+      <w:r>
+        <w:rPr>
+          <w:lang w:val="en-US"/>
+        </w:rPr>
+        <w:t>topildi</w:t>
+      </w:r>
+      <w:proofErr w:type="spellEnd"/>
+      <w:r>
+        <w:rPr>
+          <w:lang w:val="en-US"/>
+        </w:rPr>
+        <w:t xml:space="preserve">. </w:t>
+      </w:r>
+      <w:r>
+        <w:rPr>
+          <w:rFonts w:ascii="Segoe UI Emoji" w:hAnsi="Segoe UI Emoji" w:cs="Segoe UI Emoji"/>
+        </w:rPr>
+        <w:t>👍</w:t>
+      </w:r>
+      <w:r>
+        <w:rPr>
+          <w:lang w:val="en-US"/>
+        </w:rPr>
+        <w:t xml:space="preserve"> </w:t>
+      </w:r>
+      <w:proofErr w:type="spellStart"/>
+      <w:r>
+        <w:rPr>
+          <w:b/>
+          <w:bCs/>
+          <w:lang w:val="en-US"/>
+        </w:rPr>
+        <w:t>Muammo</w:t>
+      </w:r>
+      <w:proofErr w:type="spellEnd"/>
+      <w:r>
+        <w:rPr>
+          <w:b/>
+          <w:bCs/>
+          <w:lang w:val="en-US"/>
+        </w:rPr>
+        <w:t xml:space="preserve"> </w:t>
+      </w:r>
+      <w:proofErr w:type="spellStart"/>
+      <w:r>
+        <w:rPr>
+          <w:b/>
+          <w:bCs/>
+          <w:lang w:val="en-US"/>
+        </w:rPr>
+        <w:t>konfiguratsiyada</w:t>
+      </w:r>
+      <w:proofErr w:type="spellEnd"/>
+      <w:r>
+        <w:rPr>
+          <w:b/>
+          <w:bCs/>
+          <w:lang w:val="en-US"/>
+        </w:rPr>
+        <w:t xml:space="preserve"> </w:t>
+      </w:r>
+      <w:proofErr w:type="spellStart"/>
+      <w:r>
+        <w:rPr>
+          <w:b/>
+          <w:bCs/>
+          <w:lang w:val="en-US"/>
+        </w:rPr>
+        <w:t>emas</w:t>
+      </w:r>
+      <w:proofErr w:type="spellEnd"/>
+      <w:r>
+        <w:rPr>
+          <w:b/>
+          <w:bCs/>
+          <w:lang w:val="en-US"/>
+        </w:rPr>
+        <w:t xml:space="preserve">, </w:t>
+      </w:r>
+      <w:proofErr w:type="spellStart"/>
+      <w:r>
+        <w:rPr>
+          <w:b/>
+          <w:bCs/>
+          <w:lang w:val="en-US"/>
+        </w:rPr>
+        <w:t>kabel</w:t>
+      </w:r>
+      <w:proofErr w:type="spellEnd"/>
+      <w:r>
+        <w:rPr>
+          <w:b/>
+          <w:bCs/>
+          <w:lang w:val="en-US"/>
+        </w:rPr>
+        <w:t xml:space="preserve"> </w:t>
+      </w:r>
+      <w:proofErr w:type="spellStart"/>
+      <w:r>
+        <w:rPr>
+          <w:b/>
+          <w:bCs/>
+          <w:lang w:val="en-US"/>
+        </w:rPr>
+        <w:t>ulanishida</w:t>
+      </w:r>
+      <w:proofErr w:type="spellEnd"/>
+      <w:r>
+        <w:rPr>
+          <w:b/>
+          <w:bCs/>
+          <w:lang w:val="en-US"/>
+        </w:rPr>
+        <w:t>.</w:t>
+      </w:r>
+    </w:p>
+    <w:p>
+      <w:pPr>
+        <w:rPr>
+          <w:lang w:val="en-US"/>
+        </w:rPr>
+      </w:pPr>
+      <w:r>
+        <w:rPr>
+          <w:lang w:val="en-US"/>
+        </w:rPr>
+        <w:t>SW1:</w:t>
+      </w:r>
+    </w:p>
+    <w:p>
+      <w:pPr>
+        <w:rPr>
+          <w:lang w:val="en-US"/>
+        </w:rPr>
+      </w:pPr>
+      <w:r>
+        <w:rPr>
+          <w:lang w:val="en-US"/>
+        </w:rPr>
+        <w:t>Fa0/</w:t>
+      </w:r>
+      <w:proofErr w:type="gramStart"/>
+      <w:r>
+        <w:rPr>
+          <w:lang w:val="en-US"/>
+        </w:rPr>
+        <w:t>1  connected</w:t>
+      </w:r>
+      <w:proofErr w:type="gramEnd"/>
+    </w:p>
+    <w:p>
+      <w:pPr>
+        <w:rPr>
+          <w:lang w:val="en-US"/>
+        </w:rPr>
+      </w:pPr>
+      <w:r>
+        <w:rPr>
+          <w:lang w:val="en-US"/>
+        </w:rPr>
+        <w:t>Fa0/</w:t>
+      </w:r>
+      <w:proofErr w:type="gramStart"/>
+      <w:r>
+        <w:rPr>
+          <w:lang w:val="en-US"/>
+        </w:rPr>
+        <w:t>2  connected</w:t>
+      </w:r>
+      <w:proofErr w:type="gramEnd"/>
+    </w:p>
+    <w:p>
+      <w:pPr>
+        <w:rPr>
+          <w:lang w:val="en-US"/>
+        </w:rPr>
+      </w:pPr>
+      <w:r>
+        <w:rPr>
+          <w:lang w:val="en-US"/>
+        </w:rPr>
+        <w:t>SW2:</w:t>
+      </w:r>
+    </w:p>
+    <w:p>
+      <w:pPr>
+        <w:rPr>
+          <w:lang w:val="en-US"/>
+        </w:rPr>
+      </w:pPr>
+      <w:r>
+        <w:rPr>
+          <w:lang w:val="en-US"/>
+        </w:rPr>
+        <w:t>Fa0/</w:t>
+      </w:r>
+      <w:proofErr w:type="gramStart"/>
+      <w:r>
+        <w:rPr>
+          <w:lang w:val="en-US"/>
+        </w:rPr>
+        <w:t>1  connected</w:t>
+      </w:r>
+      <w:proofErr w:type="gramEnd"/>
+    </w:p>
+    <w:p>
+      <w:pPr>
+        <w:rPr>
+          <w:lang w:val="en-US"/>
+        </w:rPr>
+      </w:pPr>
+      <w:r>
+        <w:rPr>
+          <w:lang w:val="en-US"/>
+        </w:rPr>
+        <w:lastRenderedPageBreak/>
+        <w:t>Fa0/</w:t>
+      </w:r>
+      <w:proofErr w:type="gramStart"/>
+      <w:r>
+        <w:rPr>
+          <w:lang w:val="en-US"/>
+        </w:rPr>
+        <w:t xml:space="preserve">2  </w:t>
+      </w:r>
+      <w:proofErr w:type="spellStart"/>
+      <w:r>
+        <w:rPr>
+          <w:lang w:val="en-US"/>
+        </w:rPr>
+        <w:t>notconnect</w:t>
+      </w:r>
+      <w:proofErr w:type="spellEnd"/>
+      <w:proofErr w:type="gramEnd"/>
+    </w:p>
+    <w:p>
+      <w:pPr>
+        <w:rPr>
+          <w:lang w:val="en-US"/>
+        </w:rPr>
+      </w:pPr>
+      <w:r>
+        <w:rPr>
+          <w:lang w:val="en-US"/>
+        </w:rPr>
+        <w:t>Fa0/</w:t>
+      </w:r>
+      <w:proofErr w:type="gramStart"/>
+      <w:r>
+        <w:rPr>
+          <w:lang w:val="en-US"/>
+        </w:rPr>
+        <w:t>3  connected</w:t>
+      </w:r>
+      <w:proofErr w:type="gramEnd"/>
+    </w:p>
+    <w:p>
+      <w:pPr>
+        <w:rPr>
+          <w:lang w:val="en-US"/>
+        </w:rPr>
+      </w:pPr>
+      <w:r>
+        <w:rPr>
+          <w:lang w:val="en-US"/>
+        </w:rPr>
+        <w:t xml:space="preserve">Demak, biz </w:t>
+      </w:r>
+      <w:proofErr w:type="spellStart"/>
+      <w:r>
+        <w:rPr>
+          <w:lang w:val="en-US"/>
+        </w:rPr>
+        <w:t>avval</w:t>
+      </w:r>
+      <w:proofErr w:type="spellEnd"/>
+      <w:r>
+        <w:rPr>
+          <w:lang w:val="en-US"/>
+        </w:rPr>
+        <w:t xml:space="preserve"> </w:t>
+      </w:r>
+      <w:proofErr w:type="spellStart"/>
+      <w:r>
+        <w:rPr>
+          <w:lang w:val="en-US"/>
+        </w:rPr>
+        <w:t>aytgan</w:t>
+      </w:r>
+      <w:proofErr w:type="spellEnd"/>
+      <w:r>
+        <w:rPr>
+          <w:lang w:val="en-US"/>
+        </w:rPr>
+        <w:t>:</w:t>
+      </w:r>
+    </w:p>
+    <w:p>
+      <w:pPr>
+        <w:rPr>
+          <w:lang w:val="en-US"/>
+        </w:rPr>
+      </w:pPr>
+      <w:r>
+        <w:rPr>
+          <w:lang w:val="en-US"/>
+        </w:rPr>
+        <w:t>SW1 Fa0/1 ↔ SW2 Fa0/1</w:t>
+      </w:r>
+    </w:p>
+    <w:p>
+      <w:pPr>
+        <w:rPr>
+          <w:lang w:val="en-US"/>
+        </w:rPr>
+      </w:pPr>
+      <w:r>
+        <w:rPr>
+          <w:lang w:val="en-US"/>
+        </w:rPr>
+        <w:t>SW1 Fa0/2 ↔ SW2 Fa0/2</w:t>
+      </w:r>
+    </w:p>
+    <w:p>
+      <w:pPr>
+        <w:rPr>
+          <w:lang w:val="en-US"/>
+        </w:rPr>
+      </w:pPr>
+      <w:proofErr w:type="spellStart"/>
+      <w:r>
+        <w:rPr>
+          <w:lang w:val="en-US"/>
+        </w:rPr>
+        <w:t>ulanishi</w:t>
+      </w:r>
+      <w:proofErr w:type="spellEnd"/>
+      <w:r>
+        <w:rPr>
+          <w:lang w:val="en-US"/>
+        </w:rPr>
+        <w:t xml:space="preserve"> </w:t>
+      </w:r>
+      <w:proofErr w:type="spellStart"/>
+      <w:r>
+        <w:rPr>
+          <w:lang w:val="en-US"/>
+        </w:rPr>
+        <w:t>amalda</w:t>
+      </w:r>
+      <w:proofErr w:type="spellEnd"/>
+      <w:r>
+        <w:rPr>
+          <w:lang w:val="en-US"/>
+        </w:rPr>
+        <w:t xml:space="preserve"> </w:t>
+      </w:r>
+      <w:proofErr w:type="spellStart"/>
+      <w:r>
+        <w:rPr>
+          <w:b/>
+          <w:bCs/>
+          <w:lang w:val="en-US"/>
+        </w:rPr>
+        <w:t>bunday</w:t>
+      </w:r>
+      <w:proofErr w:type="spellEnd"/>
+      <w:r>
+        <w:rPr>
+          <w:b/>
+          <w:bCs/>
+          <w:lang w:val="en-US"/>
+        </w:rPr>
+        <w:t xml:space="preserve"> </w:t>
+      </w:r>
+      <w:proofErr w:type="spellStart"/>
+      <w:r>
+        <w:rPr>
+          <w:b/>
+          <w:bCs/>
+          <w:lang w:val="en-US"/>
+        </w:rPr>
+        <w:t>emas</w:t>
+      </w:r>
+      <w:proofErr w:type="spellEnd"/>
+      <w:r>
+        <w:rPr>
+          <w:lang w:val="en-US"/>
+        </w:rPr>
+        <w:t>.</w:t>
+      </w:r>
+    </w:p>
+    <w:p>
+      <w:pPr>
+        <w:rPr>
+          <w:lang w:val="en-US"/>
+        </w:rPr>
+      </w:pPr>
+      <w:r>
+        <w:rPr>
+          <w:lang w:val="en-US"/>
+        </w:rPr>
+        <w:t xml:space="preserve">SW2'da </w:t>
+      </w:r>
+      <w:proofErr w:type="spellStart"/>
+      <w:r>
+        <w:rPr>
+          <w:lang w:val="en-US"/>
+        </w:rPr>
+        <w:t>ikkinchi</w:t>
+      </w:r>
+      <w:proofErr w:type="spellEnd"/>
+      <w:r>
+        <w:rPr>
+          <w:lang w:val="en-US"/>
+        </w:rPr>
+        <w:t xml:space="preserve"> </w:t>
+      </w:r>
+      <w:proofErr w:type="spellStart"/>
+      <w:r>
+        <w:rPr>
+          <w:lang w:val="en-US"/>
+        </w:rPr>
+        <w:t>kabel</w:t>
+      </w:r>
+      <w:proofErr w:type="spellEnd"/>
+      <w:r>
+        <w:rPr>
+          <w:lang w:val="en-US"/>
+        </w:rPr>
+        <w:t xml:space="preserve"> </w:t>
+      </w:r>
+      <w:r>
+        <w:rPr>
+          <w:b/>
+          <w:bCs/>
+          <w:lang w:val="en-US"/>
+        </w:rPr>
+        <w:t>Fa0/3</w:t>
+      </w:r>
+      <w:r>
+        <w:rPr>
+          <w:lang w:val="en-US"/>
+        </w:rPr>
+        <w:t xml:space="preserve"> ga </w:t>
+      </w:r>
+      <w:proofErr w:type="spellStart"/>
+      <w:r>
+        <w:rPr>
+          <w:lang w:val="en-US"/>
+        </w:rPr>
+        <w:t>ulangan</w:t>
+      </w:r>
+      <w:proofErr w:type="spellEnd"/>
+      <w:r>
+        <w:rPr>
+          <w:lang w:val="en-US"/>
+        </w:rPr>
+        <w:t xml:space="preserve"> </w:t>
+      </w:r>
+      <w:proofErr w:type="spellStart"/>
+      <w:proofErr w:type="gramStart"/>
+      <w:r>
+        <w:rPr>
+          <w:lang w:val="en-US"/>
+        </w:rPr>
+        <w:t>ko‘</w:t>
+      </w:r>
+      <w:proofErr w:type="gramEnd"/>
+      <w:r>
+        <w:rPr>
+          <w:lang w:val="en-US"/>
+        </w:rPr>
+        <w:t>rinadi</w:t>
+      </w:r>
+      <w:proofErr w:type="spellEnd"/>
+      <w:r>
+        <w:rPr>
+          <w:lang w:val="en-US"/>
+        </w:rPr>
+        <w:t>.</w:t>
+      </w:r>
+    </w:p>
+    <w:p>
+      <w:pPr>
+        <w:rPr>
+          <w:b/>
+          <w:bCs/>
+          <w:lang w:val="en-US"/>
+        </w:rPr>
+      </w:pPr>
+      <w:proofErr w:type="spellStart"/>
+      <w:r>
+        <w:rPr>
+          <w:b/>
+          <w:bCs/>
+          <w:lang w:val="en-US"/>
+        </w:rPr>
+        <w:t>Hozir</w:t>
+      </w:r>
+      <w:proofErr w:type="spellEnd"/>
+      <w:r>
+        <w:rPr>
+          <w:b/>
+          <w:bCs/>
+          <w:lang w:val="en-US"/>
+        </w:rPr>
+        <w:t xml:space="preserve"> </w:t>
+      </w:r>
+      <w:proofErr w:type="spellStart"/>
+      <w:r>
+        <w:rPr>
+          <w:b/>
+          <w:bCs/>
+          <w:lang w:val="en-US"/>
+        </w:rPr>
+        <w:t>nima</w:t>
+      </w:r>
+      <w:proofErr w:type="spellEnd"/>
+      <w:r>
+        <w:rPr>
+          <w:b/>
+          <w:bCs/>
+          <w:lang w:val="en-US"/>
+        </w:rPr>
+        <w:t xml:space="preserve"> </w:t>
+      </w:r>
+      <w:proofErr w:type="spellStart"/>
+      <w:r>
+        <w:rPr>
+          <w:b/>
+          <w:bCs/>
+          <w:lang w:val="en-US"/>
+        </w:rPr>
+        <w:t>qilamiz</w:t>
+      </w:r>
+      <w:proofErr w:type="spellEnd"/>
+      <w:r>
+        <w:rPr>
+          <w:b/>
+          <w:bCs/>
+          <w:lang w:val="en-US"/>
+        </w:rPr>
+        <w:t>?</w:t>
+      </w:r>
+    </w:p>
+    <w:p>
+      <w:pPr>
+        <w:rPr>
+          <w:lang w:val="en-US"/>
+        </w:rPr>
+      </w:pPr>
+      <w:proofErr w:type="spellStart"/>
+      <w:r>
+        <w:rPr>
+          <w:b/>
+          <w:bCs/>
+          <w:lang w:val="en-US"/>
+        </w:rPr>
+        <w:t>Kabelni</w:t>
+      </w:r>
+      <w:proofErr w:type="spellEnd"/>
+      <w:r>
+        <w:rPr>
+          <w:b/>
+          <w:bCs/>
+          <w:lang w:val="en-US"/>
+        </w:rPr>
+        <w:t xml:space="preserve"> </w:t>
+      </w:r>
+      <w:proofErr w:type="spellStart"/>
+      <w:proofErr w:type="gramStart"/>
+      <w:r>
+        <w:rPr>
+          <w:b/>
+          <w:bCs/>
+          <w:lang w:val="en-US"/>
+        </w:rPr>
+        <w:t>o‘</w:t>
+      </w:r>
+      <w:proofErr w:type="gramEnd"/>
+      <w:r>
+        <w:rPr>
+          <w:b/>
+          <w:bCs/>
+          <w:lang w:val="en-US"/>
+        </w:rPr>
+        <w:t>zgartirish</w:t>
+      </w:r>
+      <w:proofErr w:type="spellEnd"/>
+      <w:r>
+        <w:rPr>
+          <w:b/>
+          <w:bCs/>
+          <w:lang w:val="en-US"/>
+        </w:rPr>
+        <w:t xml:space="preserve"> </w:t>
+      </w:r>
+      <w:proofErr w:type="spellStart"/>
+      <w:r>
+        <w:rPr>
+          <w:b/>
+          <w:bCs/>
+          <w:lang w:val="en-US"/>
+        </w:rPr>
+        <w:t>kerak</w:t>
+      </w:r>
+      <w:proofErr w:type="spellEnd"/>
+      <w:r>
+        <w:rPr>
+          <w:b/>
+          <w:bCs/>
+          <w:lang w:val="en-US"/>
+        </w:rPr>
+        <w:t>.</w:t>
+      </w:r>
+    </w:p>
+    <w:p>
+      <w:pPr>
+        <w:rPr>
+          <w:lang w:val="en-US"/>
+        </w:rPr>
+      </w:pPr>
+      <w:proofErr w:type="spellStart"/>
+      <w:r>
+        <w:rPr>
+          <w:lang w:val="en-US"/>
+        </w:rPr>
+        <w:t>Hozirgi</w:t>
+      </w:r>
+      <w:proofErr w:type="spellEnd"/>
+      <w:r>
+        <w:rPr>
+          <w:lang w:val="en-US"/>
+        </w:rPr>
+        <w:t xml:space="preserve"> </w:t>
+      </w:r>
+      <w:proofErr w:type="spellStart"/>
+      <w:r>
+        <w:rPr>
+          <w:lang w:val="en-US"/>
+        </w:rPr>
+        <w:t>holat</w:t>
+      </w:r>
+      <w:proofErr w:type="spellEnd"/>
+      <w:r>
+        <w:rPr>
+          <w:lang w:val="en-US"/>
+        </w:rPr>
+        <w:t xml:space="preserve"> </w:t>
+      </w:r>
+      <w:proofErr w:type="spellStart"/>
+      <w:r>
+        <w:rPr>
+          <w:lang w:val="en-US"/>
+        </w:rPr>
+        <w:t>ehtimol</w:t>
+      </w:r>
+      <w:proofErr w:type="spellEnd"/>
+      <w:r>
+        <w:rPr>
+          <w:lang w:val="en-US"/>
+        </w:rPr>
+        <w:t>:</w:t>
+      </w:r>
+    </w:p>
+    <w:p>
+      <w:pPr>
+        <w:rPr>
+          <w:lang w:val="en-US"/>
+        </w:rPr>
+      </w:pPr>
+      <w:r>
+        <w:rPr>
+          <w:lang w:val="en-US"/>
+        </w:rPr>
+        <w:t>SW1 Fa0/1 ───────── SW2 Fa0/1</w:t>
+      </w:r>
+    </w:p>
+    <w:p>
+      <w:pPr>
+        <w:rPr>
+          <w:lang w:val="en-US"/>
+        </w:rPr>
+      </w:pPr>
+      <w:r>
+        <w:rPr>
+          <w:lang w:val="en-US"/>
+        </w:rPr>
+        <w:t>SW1 Fa0/2 ───────── SW2 Fa0/3</w:t>
+      </w:r>
+    </w:p>
+    <w:p>
+      <w:pPr>
+        <w:rPr>
+          <w:lang w:val="en-US"/>
+        </w:rPr>
+      </w:pPr>
+      <w:r>
+        <w:rPr>
+          <w:lang w:val="en-US"/>
+        </w:rPr>
+        <w:t xml:space="preserve">Biz </w:t>
+      </w:r>
+      <w:proofErr w:type="spellStart"/>
+      <w:r>
+        <w:rPr>
+          <w:lang w:val="en-US"/>
+        </w:rPr>
+        <w:t>esa</w:t>
+      </w:r>
+      <w:proofErr w:type="spellEnd"/>
+      <w:r>
+        <w:rPr>
+          <w:lang w:val="en-US"/>
+        </w:rPr>
+        <w:t xml:space="preserve"> </w:t>
+      </w:r>
+      <w:proofErr w:type="spellStart"/>
+      <w:r>
+        <w:rPr>
+          <w:lang w:val="en-US"/>
+        </w:rPr>
+        <w:t>quyidagisini</w:t>
+      </w:r>
+      <w:proofErr w:type="spellEnd"/>
+      <w:r>
+        <w:rPr>
+          <w:lang w:val="en-US"/>
+        </w:rPr>
+        <w:t xml:space="preserve"> </w:t>
+      </w:r>
+      <w:proofErr w:type="spellStart"/>
+      <w:r>
+        <w:rPr>
+          <w:lang w:val="en-US"/>
+        </w:rPr>
+        <w:t>xohlaymiz</w:t>
+      </w:r>
+      <w:proofErr w:type="spellEnd"/>
+      <w:r>
+        <w:rPr>
+          <w:lang w:val="en-US"/>
+        </w:rPr>
+        <w:t>:</w:t>
+      </w:r>
+    </w:p>
+    <w:p>
+      <w:pPr>
+        <w:rPr>
+          <w:lang w:val="en-US"/>
+        </w:rPr>
+      </w:pPr>
+      <w:r>
+        <w:rPr>
+          <w:lang w:val="en-US"/>
+        </w:rPr>
+        <w:t>SW1 Fa0/1 ───────── SW2 Fa0/1</w:t>
+      </w:r>
+    </w:p>
+    <w:p>
+      <w:pPr>
+        <w:rPr>
+          <w:lang w:val="en-US"/>
+        </w:rPr>
+      </w:pPr>
+      <w:r>
+        <w:rPr>
+          <w:lang w:val="en-US"/>
+        </w:rPr>
+        <w:t>SW1 Fa0/2 ───────── SW2 Fa0/2</w:t>
+      </w:r>
+    </w:p>
+    <w:p>
+      <w:pPr>
+        <w:rPr>
+          <w:lang w:val="en-US"/>
+        </w:rPr>
+      </w:pPr>
+      <w:proofErr w:type="spellStart"/>
+      <w:r>
+        <w:rPr>
+          <w:lang w:val="en-US"/>
+        </w:rPr>
+        <w:t>Shuning</w:t>
+      </w:r>
+      <w:proofErr w:type="spellEnd"/>
+      <w:r>
+        <w:rPr>
+          <w:lang w:val="en-US"/>
+        </w:rPr>
+        <w:t xml:space="preserve"> </w:t>
+      </w:r>
+      <w:proofErr w:type="spellStart"/>
+      <w:r>
+        <w:rPr>
+          <w:lang w:val="en-US"/>
+        </w:rPr>
+        <w:t>uchun</w:t>
+      </w:r>
+      <w:proofErr w:type="spellEnd"/>
+      <w:r>
+        <w:rPr>
+          <w:lang w:val="en-US"/>
+        </w:rPr>
+        <w:t xml:space="preserve"> </w:t>
+      </w:r>
+      <w:r>
+        <w:rPr>
+          <w:b/>
+          <w:bCs/>
+          <w:lang w:val="en-US"/>
+        </w:rPr>
+        <w:t xml:space="preserve">SW2 </w:t>
+      </w:r>
+      <w:proofErr w:type="spellStart"/>
+      <w:r>
+        <w:rPr>
+          <w:b/>
+          <w:bCs/>
+          <w:lang w:val="en-US"/>
+        </w:rPr>
+        <w:t>tomonidagi</w:t>
+      </w:r>
+      <w:proofErr w:type="spellEnd"/>
+      <w:r>
+        <w:rPr>
+          <w:b/>
+          <w:bCs/>
+          <w:lang w:val="en-US"/>
+        </w:rPr>
+        <w:t xml:space="preserve"> </w:t>
+      </w:r>
+      <w:proofErr w:type="spellStart"/>
+      <w:r>
+        <w:rPr>
+          <w:b/>
+          <w:bCs/>
+          <w:lang w:val="en-US"/>
+        </w:rPr>
+        <w:t>ikkinchi</w:t>
+      </w:r>
+      <w:proofErr w:type="spellEnd"/>
+      <w:r>
+        <w:rPr>
+          <w:b/>
+          <w:bCs/>
+          <w:lang w:val="en-US"/>
+        </w:rPr>
+        <w:t xml:space="preserve"> </w:t>
+      </w:r>
+      <w:proofErr w:type="spellStart"/>
+      <w:r>
+        <w:rPr>
+          <w:b/>
+          <w:bCs/>
+          <w:lang w:val="en-US"/>
+        </w:rPr>
+        <w:t>kabelni</w:t>
+      </w:r>
+      <w:proofErr w:type="spellEnd"/>
+      <w:r>
+        <w:rPr>
+          <w:b/>
+          <w:bCs/>
+          <w:lang w:val="en-US"/>
+        </w:rPr>
+        <w:t xml:space="preserve"> Fa0/3 dan </w:t>
+      </w:r>
+      <w:proofErr w:type="spellStart"/>
+      <w:r>
+        <w:rPr>
+          <w:b/>
+          <w:bCs/>
+          <w:lang w:val="en-US"/>
+        </w:rPr>
+        <w:t>uzib</w:t>
+      </w:r>
+      <w:proofErr w:type="spellEnd"/>
+      <w:r>
+        <w:rPr>
+          <w:b/>
+          <w:bCs/>
+          <w:lang w:val="en-US"/>
+        </w:rPr>
+        <w:t xml:space="preserve">, Fa0/2 ga </w:t>
+      </w:r>
+      <w:proofErr w:type="spellStart"/>
+      <w:r>
+        <w:rPr>
+          <w:b/>
+          <w:bCs/>
+          <w:lang w:val="en-US"/>
+        </w:rPr>
+        <w:t>ulang</w:t>
+      </w:r>
+      <w:proofErr w:type="spellEnd"/>
+      <w:r>
+        <w:rPr>
+          <w:b/>
+          <w:bCs/>
+          <w:lang w:val="en-US"/>
+        </w:rPr>
+        <w:t>.</w:t>
+      </w:r>
+    </w:p>
+    <w:p>
+      <w:pPr>
+        <w:rPr>
+          <w:lang w:val="en-US"/>
+        </w:rPr>
+      </w:pPr>
+      <w:proofErr w:type="spellStart"/>
+      <w:r>
+        <w:rPr>
+          <w:lang w:val="en-US"/>
+        </w:rPr>
+        <w:t>Birinchi</w:t>
+      </w:r>
+      <w:proofErr w:type="spellEnd"/>
+      <w:r>
+        <w:rPr>
+          <w:lang w:val="en-US"/>
+        </w:rPr>
+        <w:t xml:space="preserve"> </w:t>
+      </w:r>
+      <w:proofErr w:type="spellStart"/>
+      <w:r>
+        <w:rPr>
+          <w:lang w:val="en-US"/>
+        </w:rPr>
+        <w:t>kabelga</w:t>
+      </w:r>
+      <w:proofErr w:type="spellEnd"/>
+      <w:r>
+        <w:rPr>
+          <w:lang w:val="en-US"/>
+        </w:rPr>
+        <w:t xml:space="preserve"> </w:t>
+      </w:r>
+      <w:proofErr w:type="spellStart"/>
+      <w:r>
+        <w:rPr>
+          <w:lang w:val="en-US"/>
+        </w:rPr>
+        <w:t>tegmang</w:t>
+      </w:r>
+      <w:proofErr w:type="spellEnd"/>
+      <w:r>
+        <w:rPr>
+          <w:lang w:val="en-US"/>
+        </w:rPr>
+        <w:t>.</w:t>
+      </w:r>
+    </w:p>
+    <w:p>
+      <w:pPr>
+        <w:rPr>
+          <w:lang w:val="en-US"/>
+        </w:rPr>
+      </w:pPr>
+      <w:proofErr w:type="spellStart"/>
+      <w:r>
+        <w:rPr>
+          <w:lang w:val="en-US"/>
+        </w:rPr>
+        <w:t>Ulab</w:t>
+      </w:r>
+      <w:proofErr w:type="spellEnd"/>
+      <w:r>
+        <w:rPr>
+          <w:lang w:val="en-US"/>
+        </w:rPr>
+        <w:t xml:space="preserve"> </w:t>
+      </w:r>
+      <w:proofErr w:type="spellStart"/>
+      <w:proofErr w:type="gramStart"/>
+      <w:r>
+        <w:rPr>
+          <w:lang w:val="en-US"/>
+        </w:rPr>
+        <w:t>bo‘</w:t>
+      </w:r>
+      <w:proofErr w:type="gramEnd"/>
+      <w:r>
+        <w:rPr>
+          <w:lang w:val="en-US"/>
+        </w:rPr>
+        <w:t>lgach</w:t>
+      </w:r>
+      <w:proofErr w:type="spellEnd"/>
+      <w:r>
+        <w:rPr>
+          <w:lang w:val="en-US"/>
+        </w:rPr>
+        <w:t>, SW2'da:</w:t>
+      </w:r>
+    </w:p>
+    <w:p>
+      <w:pPr>
+        <w:rPr>
+          <w:lang w:val="en-US"/>
+        </w:rPr>
+      </w:pPr>
+      <w:r>
+        <w:rPr>
+          <w:lang w:val="en-US"/>
+        </w:rPr>
+        <w:t>Switch# show interfaces status</w:t>
+      </w:r>
+    </w:p>
+    <w:p>
+      <w:pPr>
+        <w:rPr>
+          <w:lang w:val="en-US"/>
+        </w:rPr>
+      </w:pPr>
+      <w:proofErr w:type="spellStart"/>
+      <w:r>
+        <w:rPr>
+          <w:lang w:val="en-US"/>
+        </w:rPr>
+        <w:t>qiling</w:t>
+      </w:r>
+      <w:proofErr w:type="spellEnd"/>
+      <w:r>
+        <w:rPr>
+          <w:lang w:val="en-US"/>
+        </w:rPr>
+        <w:t>.</w:t>
+      </w:r>
+    </w:p>
+    <w:p>
+      <w:pPr>
+        <w:rPr>
+          <w:lang w:val="en-US"/>
+        </w:rPr>
+      </w:pPr>
+      <w:r>
+        <w:rPr>
+          <w:lang w:val="en-US"/>
+        </w:rPr>
+        <w:t>Fa0/1 ham, Fa0/2 ham:</w:t>
+      </w:r>
+    </w:p>
+    <w:p>
+      <w:pPr>
+        <w:rPr>
+          <w:lang w:val="en-US"/>
+        </w:rPr>
+      </w:pPr>
+      <w:r>
+        <w:rPr>
+          <w:lang w:val="en-US"/>
+        </w:rPr>
+        <w:t>connected</w:t>
+      </w:r>
+    </w:p>
+    <w:p>
+      <w:pPr>
+        <w:rPr>
+          <w:lang w:val="en-US"/>
+        </w:rPr>
+      </w:pPr>
+      <w:proofErr w:type="spellStart"/>
+      <w:proofErr w:type="gramStart"/>
+      <w:r>
+        <w:rPr>
+          <w:lang w:val="en-US"/>
+        </w:rPr>
+        <w:t>bo‘</w:t>
+      </w:r>
+      <w:proofErr w:type="gramEnd"/>
+      <w:r>
+        <w:rPr>
+          <w:lang w:val="en-US"/>
+        </w:rPr>
+        <w:t>lishi</w:t>
+      </w:r>
+      <w:proofErr w:type="spellEnd"/>
+      <w:r>
+        <w:rPr>
+          <w:lang w:val="en-US"/>
+        </w:rPr>
+        <w:t xml:space="preserve"> </w:t>
+      </w:r>
+      <w:proofErr w:type="spellStart"/>
+      <w:r>
+        <w:rPr>
+          <w:lang w:val="en-US"/>
+        </w:rPr>
+        <w:t>kerak</w:t>
+      </w:r>
+      <w:proofErr w:type="spellEnd"/>
+      <w:r>
+        <w:rPr>
+          <w:lang w:val="en-US"/>
+        </w:rPr>
+        <w:t>.</w:t>
+      </w:r>
+    </w:p>
+    <w:p>
+      <w:pPr>
+        <w:rPr>
+          <w:lang w:val="en-US"/>
+        </w:rPr>
+      </w:pPr>
+      <w:proofErr w:type="spellStart"/>
+      <w:r>
+        <w:rPr>
+          <w:lang w:val="en-US"/>
+        </w:rPr>
+        <w:t>Keyin</w:t>
+      </w:r>
+      <w:proofErr w:type="spellEnd"/>
+      <w:r>
+        <w:rPr>
+          <w:lang w:val="en-US"/>
+        </w:rPr>
+        <w:t xml:space="preserve"> show </w:t>
+      </w:r>
+      <w:proofErr w:type="spellStart"/>
+      <w:r>
+        <w:rPr>
+          <w:lang w:val="en-US"/>
+        </w:rPr>
+        <w:t>etherchannel</w:t>
+      </w:r>
+      <w:proofErr w:type="spellEnd"/>
+      <w:r>
+        <w:rPr>
+          <w:lang w:val="en-US"/>
+        </w:rPr>
+        <w:t xml:space="preserve"> </w:t>
+      </w:r>
+      <w:proofErr w:type="spellStart"/>
+      <w:r>
+        <w:rPr>
+          <w:lang w:val="en-US"/>
+        </w:rPr>
+        <w:t>summaryni</w:t>
+      </w:r>
+      <w:proofErr w:type="spellEnd"/>
+      <w:r>
+        <w:rPr>
+          <w:lang w:val="en-US"/>
+        </w:rPr>
+        <w:t xml:space="preserve"> </w:t>
+      </w:r>
+      <w:proofErr w:type="spellStart"/>
+      <w:r>
+        <w:rPr>
+          <w:lang w:val="en-US"/>
+        </w:rPr>
+        <w:t>tekshiramiz</w:t>
+      </w:r>
+      <w:proofErr w:type="spellEnd"/>
+      <w:r>
+        <w:rPr>
+          <w:lang w:val="en-US"/>
+        </w:rPr>
+        <w:t>.</w:t>
+      </w:r>
+    </w:p>
+    <w:p>
+      <w:pPr>
+        <w:rPr>
+          <w:lang w:val="en-US"/>
+        </w:rPr>
+      </w:pPr>
+      <w:proofErr w:type="spellStart"/>
+      <w:r>
+        <w:rPr>
+          <w:lang w:val="en-US"/>
+        </w:rPr>
+        <w:t>Switch#show</w:t>
+      </w:r>
+      <w:proofErr w:type="spellEnd"/>
+      <w:r>
+        <w:rPr>
+          <w:lang w:val="en-US"/>
+        </w:rPr>
+        <w:t xml:space="preserve"> interfaces status Port Name Status </w:t>
+      </w:r>
+      <w:proofErr w:type="spellStart"/>
+      <w:r>
+        <w:rPr>
+          <w:lang w:val="en-US"/>
+        </w:rPr>
+        <w:t>Vlan</w:t>
+      </w:r>
+      <w:proofErr w:type="spellEnd"/>
+      <w:r>
+        <w:rPr>
+          <w:lang w:val="en-US"/>
+        </w:rPr>
+        <w:t xml:space="preserve"> Duplex Speed Type Fa0/1 connected 1 a-full a-100 10/100BaseTX Fa0/2 connected 1 a-full a-100 10/100BaseTX Fa0/3 </w:t>
+      </w:r>
+      <w:proofErr w:type="spellStart"/>
+      <w:r>
+        <w:rPr>
+          <w:lang w:val="en-US"/>
+        </w:rPr>
+        <w:t>notconnect</w:t>
+      </w:r>
+      <w:proofErr w:type="spellEnd"/>
+      <w:r>
+        <w:rPr>
+          <w:lang w:val="en-US"/>
+        </w:rPr>
+        <w:t xml:space="preserve"> 1 auto </w:t>
+      </w:r>
+      <w:proofErr w:type="spellStart"/>
+      <w:r>
+        <w:rPr>
+          <w:lang w:val="en-US"/>
+        </w:rPr>
+        <w:t>auto</w:t>
+      </w:r>
+      <w:proofErr w:type="spellEnd"/>
+      <w:r>
+        <w:rPr>
+          <w:lang w:val="en-US"/>
+        </w:rPr>
+        <w:t xml:space="preserve"> 10/100BaseTX Fa0/4 </w:t>
+      </w:r>
+      <w:proofErr w:type="spellStart"/>
+      <w:r>
+        <w:rPr>
+          <w:lang w:val="en-US"/>
+        </w:rPr>
+        <w:t>notconnect</w:t>
+      </w:r>
+      <w:proofErr w:type="spellEnd"/>
+      <w:r>
+        <w:rPr>
+          <w:lang w:val="en-US"/>
+        </w:rPr>
+        <w:t xml:space="preserve"> 1 auto </w:t>
+      </w:r>
+      <w:proofErr w:type="spellStart"/>
+      <w:r>
+        <w:rPr>
+          <w:lang w:val="en-US"/>
+        </w:rPr>
+        <w:t>auto</w:t>
+      </w:r>
+      <w:proofErr w:type="spellEnd"/>
+      <w:r>
+        <w:rPr>
+          <w:lang w:val="en-US"/>
+        </w:rPr>
+        <w:t xml:space="preserve"> 10/100BaseTX Fa0/5 </w:t>
+      </w:r>
+      <w:proofErr w:type="spellStart"/>
+      <w:r>
+        <w:rPr>
+          <w:lang w:val="en-US"/>
+        </w:rPr>
+        <w:t>notconnect</w:t>
+      </w:r>
+      <w:proofErr w:type="spellEnd"/>
+      <w:r>
+        <w:rPr>
+          <w:lang w:val="en-US"/>
+        </w:rPr>
+        <w:t xml:space="preserve"> 1 auto </w:t>
+      </w:r>
+      <w:proofErr w:type="spellStart"/>
+      <w:r>
+        <w:rPr>
+          <w:lang w:val="en-US"/>
+        </w:rPr>
+        <w:t>auto</w:t>
+      </w:r>
+      <w:proofErr w:type="spellEnd"/>
+      <w:r>
+        <w:rPr>
+          <w:lang w:val="en-US"/>
+        </w:rPr>
+        <w:t xml:space="preserve"> 10/100BaseTX Fa0/6 </w:t>
+      </w:r>
+      <w:proofErr w:type="spellStart"/>
+      <w:r>
+        <w:rPr>
+          <w:lang w:val="en-US"/>
+        </w:rPr>
+        <w:t>notconnect</w:t>
+      </w:r>
+      <w:proofErr w:type="spellEnd"/>
+      <w:r>
+        <w:rPr>
+          <w:lang w:val="en-US"/>
+        </w:rPr>
+        <w:t xml:space="preserve"> 1 auto </w:t>
+      </w:r>
+      <w:proofErr w:type="spellStart"/>
+      <w:r>
+        <w:rPr>
+          <w:lang w:val="en-US"/>
+        </w:rPr>
+        <w:t>auto</w:t>
+      </w:r>
+      <w:proofErr w:type="spellEnd"/>
+      <w:r>
+        <w:rPr>
+          <w:lang w:val="en-US"/>
+        </w:rPr>
+        <w:t xml:space="preserve"> 10/100BaseTX Fa0/7 </w:t>
+      </w:r>
+      <w:proofErr w:type="spellStart"/>
+      <w:r>
+        <w:rPr>
+          <w:lang w:val="en-US"/>
+        </w:rPr>
+        <w:t>notconnect</w:t>
+      </w:r>
+      <w:proofErr w:type="spellEnd"/>
+      <w:r>
+        <w:rPr>
+          <w:lang w:val="en-US"/>
+        </w:rPr>
+        <w:t xml:space="preserve"> 1 auto </w:t>
+      </w:r>
+      <w:proofErr w:type="spellStart"/>
+      <w:r>
+        <w:rPr>
+          <w:lang w:val="en-US"/>
+        </w:rPr>
+        <w:t>auto</w:t>
+      </w:r>
+      <w:proofErr w:type="spellEnd"/>
+      <w:r>
+        <w:rPr>
+          <w:lang w:val="en-US"/>
+        </w:rPr>
+        <w:t xml:space="preserve"> 10/100BaseTX Fa0/8 </w:t>
+      </w:r>
+      <w:proofErr w:type="spellStart"/>
+      <w:r>
+        <w:rPr>
+          <w:lang w:val="en-US"/>
+        </w:rPr>
+        <w:t>notconnect</w:t>
+      </w:r>
+      <w:proofErr w:type="spellEnd"/>
+      <w:r>
+        <w:rPr>
+          <w:lang w:val="en-US"/>
+        </w:rPr>
+        <w:t xml:space="preserve"> 1 auto </w:t>
+      </w:r>
+      <w:proofErr w:type="spellStart"/>
+      <w:r>
+        <w:rPr>
+          <w:lang w:val="en-US"/>
+        </w:rPr>
+        <w:t>auto</w:t>
+      </w:r>
+      <w:proofErr w:type="spellEnd"/>
+      <w:r>
+        <w:rPr>
+          <w:lang w:val="en-US"/>
+        </w:rPr>
+        <w:t xml:space="preserve"> 10/100BaseTX Fa0/9 </w:t>
+      </w:r>
+      <w:proofErr w:type="spellStart"/>
+      <w:r>
+        <w:rPr>
+          <w:lang w:val="en-US"/>
+        </w:rPr>
+        <w:t>notconnect</w:t>
+      </w:r>
+      <w:proofErr w:type="spellEnd"/>
+      <w:r>
+        <w:rPr>
+          <w:lang w:val="en-US"/>
+        </w:rPr>
+        <w:t xml:space="preserve"> 1 auto </w:t>
+      </w:r>
+      <w:proofErr w:type="spellStart"/>
+      <w:r>
+        <w:rPr>
+          <w:lang w:val="en-US"/>
+        </w:rPr>
+        <w:t>auto</w:t>
+      </w:r>
+      <w:proofErr w:type="spellEnd"/>
+      <w:r>
+        <w:rPr>
+          <w:lang w:val="en-US"/>
+        </w:rPr>
+        <w:t xml:space="preserve"> 10/100BaseTX Fa0/10 </w:t>
+      </w:r>
+      <w:proofErr w:type="spellStart"/>
+      <w:r>
+        <w:rPr>
+          <w:lang w:val="en-US"/>
+        </w:rPr>
+        <w:t>notconnect</w:t>
+      </w:r>
+      <w:proofErr w:type="spellEnd"/>
+      <w:r>
+        <w:rPr>
+          <w:lang w:val="en-US"/>
+        </w:rPr>
+        <w:t xml:space="preserve"> 1 auto </w:t>
+      </w:r>
+      <w:proofErr w:type="spellStart"/>
+      <w:r>
+        <w:rPr>
+          <w:lang w:val="en-US"/>
+        </w:rPr>
+        <w:t>auto</w:t>
+      </w:r>
+      <w:proofErr w:type="spellEnd"/>
+      <w:r>
+        <w:rPr>
+          <w:lang w:val="en-US"/>
+        </w:rPr>
+        <w:t xml:space="preserve"> 10/100BaseTX Fa0/11 </w:t>
+      </w:r>
+      <w:proofErr w:type="spellStart"/>
+      <w:r>
+        <w:rPr>
+          <w:lang w:val="en-US"/>
+        </w:rPr>
+        <w:t>notconnect</w:t>
+      </w:r>
+      <w:proofErr w:type="spellEnd"/>
+      <w:r>
+        <w:rPr>
+          <w:lang w:val="en-US"/>
+        </w:rPr>
+        <w:t xml:space="preserve"> 1 auto </w:t>
+      </w:r>
+      <w:proofErr w:type="spellStart"/>
+      <w:r>
+        <w:rPr>
+          <w:lang w:val="en-US"/>
+        </w:rPr>
+        <w:t>auto</w:t>
+      </w:r>
+      <w:proofErr w:type="spellEnd"/>
+      <w:r>
+        <w:rPr>
+          <w:lang w:val="en-US"/>
+        </w:rPr>
+        <w:t xml:space="preserve"> 10/100BaseTX Fa0/12 </w:t>
+      </w:r>
+      <w:proofErr w:type="spellStart"/>
+      <w:r>
+        <w:rPr>
+          <w:lang w:val="en-US"/>
+        </w:rPr>
+        <w:t>notconnect</w:t>
+      </w:r>
+      <w:proofErr w:type="spellEnd"/>
+      <w:r>
+        <w:rPr>
+          <w:lang w:val="en-US"/>
+        </w:rPr>
+        <w:t xml:space="preserve"> 1 auto </w:t>
+      </w:r>
+      <w:proofErr w:type="spellStart"/>
+      <w:r>
+        <w:rPr>
+          <w:lang w:val="en-US"/>
+        </w:rPr>
+        <w:t>auto</w:t>
+      </w:r>
+      <w:proofErr w:type="spellEnd"/>
+      <w:r>
+        <w:rPr>
+          <w:lang w:val="en-US"/>
+        </w:rPr>
+        <w:t xml:space="preserve"> </w:t>
+      </w:r>
+      <w:r>
+        <w:rPr>
+          <w:lang w:val="en-US"/>
+        </w:rPr>
+        <w:lastRenderedPageBreak/>
+        <w:t xml:space="preserve">10/100BaseTX Fa0/13 </w:t>
+      </w:r>
+      <w:proofErr w:type="spellStart"/>
+      <w:r>
+        <w:rPr>
+          <w:lang w:val="en-US"/>
+        </w:rPr>
+        <w:t>notconnect</w:t>
+      </w:r>
+      <w:proofErr w:type="spellEnd"/>
+      <w:r>
+        <w:rPr>
+          <w:lang w:val="en-US"/>
+        </w:rPr>
+        <w:t xml:space="preserve"> 1 auto </w:t>
+      </w:r>
+      <w:proofErr w:type="spellStart"/>
+      <w:r>
+        <w:rPr>
+          <w:lang w:val="en-US"/>
+        </w:rPr>
+        <w:t>auto</w:t>
+      </w:r>
+      <w:proofErr w:type="spellEnd"/>
+      <w:r>
+        <w:rPr>
+          <w:lang w:val="en-US"/>
+        </w:rPr>
+        <w:t xml:space="preserve"> 10/100BaseTX Fa0/14 </w:t>
+      </w:r>
+      <w:proofErr w:type="spellStart"/>
+      <w:r>
+        <w:rPr>
+          <w:lang w:val="en-US"/>
+        </w:rPr>
+        <w:t>notconnect</w:t>
+      </w:r>
+      <w:proofErr w:type="spellEnd"/>
+      <w:r>
+        <w:rPr>
+          <w:lang w:val="en-US"/>
+        </w:rPr>
+        <w:t xml:space="preserve"> 1 auto </w:t>
+      </w:r>
+      <w:proofErr w:type="spellStart"/>
+      <w:r>
+        <w:rPr>
+          <w:lang w:val="en-US"/>
+        </w:rPr>
+        <w:t>auto</w:t>
+      </w:r>
+      <w:proofErr w:type="spellEnd"/>
+      <w:r>
+        <w:rPr>
+          <w:lang w:val="en-US"/>
+        </w:rPr>
+        <w:t xml:space="preserve"> 10/100BaseTX Fa0/15 </w:t>
+      </w:r>
+      <w:proofErr w:type="spellStart"/>
+      <w:r>
+        <w:rPr>
+          <w:lang w:val="en-US"/>
+        </w:rPr>
+        <w:t>notconnect</w:t>
+      </w:r>
+      <w:proofErr w:type="spellEnd"/>
+      <w:r>
+        <w:rPr>
+          <w:lang w:val="en-US"/>
+        </w:rPr>
+        <w:t xml:space="preserve"> 1 auto </w:t>
+      </w:r>
+      <w:proofErr w:type="spellStart"/>
+      <w:r>
+        <w:rPr>
+          <w:lang w:val="en-US"/>
+        </w:rPr>
+        <w:t>auto</w:t>
+      </w:r>
+      <w:proofErr w:type="spellEnd"/>
+      <w:r>
+        <w:rPr>
+          <w:lang w:val="en-US"/>
+        </w:rPr>
+        <w:t xml:space="preserve"> 10/100BaseTX Fa0/16 </w:t>
+      </w:r>
+      <w:proofErr w:type="spellStart"/>
+      <w:r>
+        <w:rPr>
+          <w:lang w:val="en-US"/>
+        </w:rPr>
+        <w:t>notconnect</w:t>
+      </w:r>
+      <w:proofErr w:type="spellEnd"/>
+      <w:r>
+        <w:rPr>
+          <w:lang w:val="en-US"/>
+        </w:rPr>
+        <w:t xml:space="preserve"> 1 auto </w:t>
+      </w:r>
+      <w:proofErr w:type="spellStart"/>
+      <w:r>
+        <w:rPr>
+          <w:lang w:val="en-US"/>
+        </w:rPr>
+        <w:t>auto</w:t>
+      </w:r>
+      <w:proofErr w:type="spellEnd"/>
+      <w:r>
+        <w:rPr>
+          <w:lang w:val="en-US"/>
+        </w:rPr>
+        <w:t xml:space="preserve"> 10/100BaseTX Fa0/17 </w:t>
+      </w:r>
+      <w:proofErr w:type="spellStart"/>
+      <w:r>
+        <w:rPr>
+          <w:lang w:val="en-US"/>
+        </w:rPr>
+        <w:t>notconnect</w:t>
+      </w:r>
+      <w:proofErr w:type="spellEnd"/>
+      <w:r>
+        <w:rPr>
+          <w:lang w:val="en-US"/>
+        </w:rPr>
+        <w:t xml:space="preserve"> 1 auto </w:t>
+      </w:r>
+      <w:proofErr w:type="spellStart"/>
+      <w:r>
+        <w:rPr>
+          <w:lang w:val="en-US"/>
+        </w:rPr>
+        <w:t>auto</w:t>
+      </w:r>
+      <w:proofErr w:type="spellEnd"/>
+      <w:r>
+        <w:rPr>
+          <w:lang w:val="en-US"/>
+        </w:rPr>
+        <w:t xml:space="preserve"> 10/100BaseTX Fa0/18 </w:t>
+      </w:r>
+      <w:proofErr w:type="spellStart"/>
+      <w:r>
+        <w:rPr>
+          <w:lang w:val="en-US"/>
+        </w:rPr>
+        <w:t>notconnect</w:t>
+      </w:r>
+      <w:proofErr w:type="spellEnd"/>
+      <w:r>
+        <w:rPr>
+          <w:lang w:val="en-US"/>
+        </w:rPr>
+        <w:t xml:space="preserve"> 1 auto </w:t>
+      </w:r>
+      <w:proofErr w:type="spellStart"/>
+      <w:r>
+        <w:rPr>
+          <w:lang w:val="en-US"/>
+        </w:rPr>
+        <w:t>auto</w:t>
+      </w:r>
+      <w:proofErr w:type="spellEnd"/>
+      <w:r>
+        <w:rPr>
+          <w:lang w:val="en-US"/>
+        </w:rPr>
+        <w:t xml:space="preserve"> 10/100BaseTX Fa0/19 </w:t>
+      </w:r>
+      <w:proofErr w:type="spellStart"/>
+      <w:r>
+        <w:rPr>
+          <w:lang w:val="en-US"/>
+        </w:rPr>
+        <w:t>notconnect</w:t>
+      </w:r>
+      <w:proofErr w:type="spellEnd"/>
+      <w:r>
+        <w:rPr>
+          <w:lang w:val="en-US"/>
+        </w:rPr>
+        <w:t xml:space="preserve"> 1 auto </w:t>
+      </w:r>
+      <w:proofErr w:type="spellStart"/>
+      <w:r>
+        <w:rPr>
+          <w:lang w:val="en-US"/>
+        </w:rPr>
+        <w:t>auto</w:t>
+      </w:r>
+      <w:proofErr w:type="spellEnd"/>
+      <w:r>
+        <w:rPr>
+          <w:lang w:val="en-US"/>
+        </w:rPr>
+        <w:t xml:space="preserve"> 10/100BaseTX Fa0/20 </w:t>
+      </w:r>
+      <w:proofErr w:type="spellStart"/>
+      <w:r>
+        <w:rPr>
+          <w:lang w:val="en-US"/>
+        </w:rPr>
+        <w:t>notconnect</w:t>
+      </w:r>
+      <w:proofErr w:type="spellEnd"/>
+      <w:r>
+        <w:rPr>
+          <w:lang w:val="en-US"/>
+        </w:rPr>
+        <w:t xml:space="preserve"> 1 auto </w:t>
+      </w:r>
+      <w:proofErr w:type="spellStart"/>
+      <w:r>
+        <w:rPr>
+          <w:lang w:val="en-US"/>
+        </w:rPr>
+        <w:t>auto</w:t>
+      </w:r>
+      <w:proofErr w:type="spellEnd"/>
+      <w:r>
+        <w:rPr>
+          <w:lang w:val="en-US"/>
+        </w:rPr>
+        <w:t xml:space="preserve"> 10/100BaseTX Fa0/21 </w:t>
+      </w:r>
+      <w:proofErr w:type="spellStart"/>
+      <w:r>
+        <w:rPr>
+          <w:lang w:val="en-US"/>
+        </w:rPr>
+        <w:t>notconnect</w:t>
+      </w:r>
+      <w:proofErr w:type="spellEnd"/>
+      <w:r>
+        <w:rPr>
+          <w:lang w:val="en-US"/>
+        </w:rPr>
+        <w:t xml:space="preserve"> 1 auto </w:t>
+      </w:r>
+      <w:proofErr w:type="spellStart"/>
+      <w:r>
+        <w:rPr>
+          <w:lang w:val="en-US"/>
+        </w:rPr>
+        <w:t>auto</w:t>
+      </w:r>
+      <w:proofErr w:type="spellEnd"/>
+      <w:r>
+        <w:rPr>
+          <w:lang w:val="en-US"/>
+        </w:rPr>
+        <w:t xml:space="preserve"> 10/100BaseTX Fa0/22 </w:t>
+      </w:r>
+      <w:proofErr w:type="spellStart"/>
+      <w:r>
+        <w:rPr>
+          <w:lang w:val="en-US"/>
+        </w:rPr>
+        <w:t>notconnect</w:t>
+      </w:r>
+      <w:proofErr w:type="spellEnd"/>
+      <w:r>
+        <w:rPr>
+          <w:lang w:val="en-US"/>
+        </w:rPr>
+        <w:t xml:space="preserve"> 1 auto </w:t>
+      </w:r>
+      <w:proofErr w:type="spellStart"/>
+      <w:r>
+        <w:rPr>
+          <w:lang w:val="en-US"/>
+        </w:rPr>
+        <w:t>auto</w:t>
+      </w:r>
+      <w:proofErr w:type="spellEnd"/>
+      <w:r>
+        <w:rPr>
+          <w:lang w:val="en-US"/>
+        </w:rPr>
+        <w:t xml:space="preserve"> 10/100BaseTX Fa0/23 </w:t>
+      </w:r>
+      <w:proofErr w:type="spellStart"/>
+      <w:r>
+        <w:rPr>
+          <w:lang w:val="en-US"/>
+        </w:rPr>
+        <w:t>notconnect</w:t>
+      </w:r>
+      <w:proofErr w:type="spellEnd"/>
+      <w:r>
+        <w:rPr>
+          <w:lang w:val="en-US"/>
+        </w:rPr>
+        <w:t xml:space="preserve"> 1 auto </w:t>
+      </w:r>
+      <w:proofErr w:type="spellStart"/>
+      <w:r>
+        <w:rPr>
+          <w:lang w:val="en-US"/>
+        </w:rPr>
+        <w:t>auto</w:t>
+      </w:r>
+      <w:proofErr w:type="spellEnd"/>
+      <w:r>
+        <w:rPr>
+          <w:lang w:val="en-US"/>
+        </w:rPr>
+        <w:t xml:space="preserve"> 10/100BaseTX Fa0/24 </w:t>
+      </w:r>
+      <w:proofErr w:type="spellStart"/>
+      <w:r>
+        <w:rPr>
+          <w:lang w:val="en-US"/>
+        </w:rPr>
+        <w:t>notconnect</w:t>
+      </w:r>
+      <w:proofErr w:type="spellEnd"/>
+      <w:r>
+        <w:rPr>
+          <w:lang w:val="en-US"/>
+        </w:rPr>
+        <w:t xml:space="preserve"> 1 auto </w:t>
+      </w:r>
+      <w:proofErr w:type="spellStart"/>
+      <w:r>
+        <w:rPr>
+          <w:lang w:val="en-US"/>
+        </w:rPr>
+        <w:t>auto</w:t>
+      </w:r>
+      <w:proofErr w:type="spellEnd"/>
+      <w:r>
+        <w:rPr>
+          <w:lang w:val="en-US"/>
+        </w:rPr>
+        <w:t xml:space="preserve"> 10/100BaseTX</w:t>
+      </w:r>
+    </w:p>
+    <w:p>
+      <w:pPr>
+        <w:rPr>
+          <w:lang w:val="en-US"/>
+        </w:rPr>
+      </w:pPr>
+      <w:proofErr w:type="spellStart"/>
+      <w:proofErr w:type="gramStart"/>
+      <w:r>
+        <w:rPr>
+          <w:lang w:val="en-US"/>
+        </w:rPr>
+        <w:t>Zo‘</w:t>
+      </w:r>
+      <w:proofErr w:type="gramEnd"/>
+      <w:r>
+        <w:rPr>
+          <w:lang w:val="en-US"/>
+        </w:rPr>
+        <w:t>r</w:t>
+      </w:r>
+      <w:proofErr w:type="spellEnd"/>
+      <w:r>
+        <w:rPr>
+          <w:lang w:val="en-US"/>
+        </w:rPr>
+        <w:t xml:space="preserve">, </w:t>
+      </w:r>
+      <w:proofErr w:type="spellStart"/>
+      <w:r>
+        <w:rPr>
+          <w:lang w:val="en-US"/>
+        </w:rPr>
+        <w:t>endi</w:t>
+      </w:r>
+      <w:proofErr w:type="spellEnd"/>
+      <w:r>
+        <w:rPr>
+          <w:lang w:val="en-US"/>
+        </w:rPr>
+        <w:t xml:space="preserve"> </w:t>
+      </w:r>
+      <w:proofErr w:type="spellStart"/>
+      <w:r>
+        <w:rPr>
+          <w:lang w:val="en-US"/>
+        </w:rPr>
+        <w:t>fizik</w:t>
+      </w:r>
+      <w:proofErr w:type="spellEnd"/>
+      <w:r>
+        <w:rPr>
+          <w:lang w:val="en-US"/>
+        </w:rPr>
+        <w:t xml:space="preserve"> </w:t>
+      </w:r>
+      <w:proofErr w:type="spellStart"/>
+      <w:r>
+        <w:rPr>
+          <w:lang w:val="en-US"/>
+        </w:rPr>
+        <w:t>ulanish</w:t>
+      </w:r>
+      <w:proofErr w:type="spellEnd"/>
+      <w:r>
+        <w:rPr>
+          <w:lang w:val="en-US"/>
+        </w:rPr>
+        <w:t xml:space="preserve"> </w:t>
+      </w:r>
+      <w:proofErr w:type="spellStart"/>
+      <w:r>
+        <w:rPr>
+          <w:b/>
+          <w:bCs/>
+          <w:lang w:val="en-US"/>
+        </w:rPr>
+        <w:t>to‘g‘ri</w:t>
+      </w:r>
+      <w:proofErr w:type="spellEnd"/>
+      <w:r>
+        <w:rPr>
+          <w:lang w:val="en-US"/>
+        </w:rPr>
+        <w:t xml:space="preserve">. </w:t>
+      </w:r>
+      <w:r>
+        <w:rPr>
+          <w:rFonts w:ascii="Segoe UI Emoji" w:hAnsi="Segoe UI Emoji" w:cs="Segoe UI Emoji"/>
+          <w:lang w:val="en-US"/>
+        </w:rPr>
+        <w:t>✅</w:t>
+      </w:r>
+    </w:p>
+    <w:p>
+      <w:pPr>
+        <w:rPr>
+          <w:lang w:val="en-US"/>
+        </w:rPr>
+      </w:pPr>
+      <w:r>
+        <w:rPr>
+          <w:lang w:val="en-US"/>
+        </w:rPr>
+        <w:t>SW1 Fa0/1 ↔ SW2 Fa0/1</w:t>
+      </w:r>
+    </w:p>
+    <w:p>
+      <w:pPr>
+        <w:rPr>
+          <w:lang w:val="en-US"/>
+        </w:rPr>
+      </w:pPr>
+      <w:r>
+        <w:rPr>
+          <w:lang w:val="en-US"/>
+        </w:rPr>
+        <w:t>SW1 Fa0/2 ↔ SW2 Fa0/2</w:t>
+      </w:r>
+    </w:p>
+    <w:p>
+      <w:pPr>
+        <w:rPr>
+          <w:lang w:val="en-US"/>
+        </w:rPr>
+      </w:pPr>
+      <w:proofErr w:type="spellStart"/>
+      <w:r>
+        <w:rPr>
+          <w:lang w:val="en-US"/>
+        </w:rPr>
+        <w:t>Ikkalasi</w:t>
+      </w:r>
+      <w:proofErr w:type="spellEnd"/>
+      <w:r>
+        <w:rPr>
+          <w:lang w:val="en-US"/>
+        </w:rPr>
+        <w:t xml:space="preserve"> ham connected.</w:t>
+      </w:r>
+    </w:p>
+    <w:p>
+      <w:pPr>
+        <w:rPr>
+          <w:lang w:val="en-US"/>
+        </w:rPr>
+      </w:pPr>
+      <w:proofErr w:type="spellStart"/>
+      <w:r>
+        <w:rPr>
+          <w:lang w:val="en-US"/>
+        </w:rPr>
+        <w:t>Endi</w:t>
+      </w:r>
+      <w:proofErr w:type="spellEnd"/>
+      <w:r>
+        <w:rPr>
+          <w:lang w:val="en-US"/>
+        </w:rPr>
+        <w:t xml:space="preserve"> LACP negotiation </w:t>
+      </w:r>
+      <w:proofErr w:type="spellStart"/>
+      <w:r>
+        <w:rPr>
+          <w:lang w:val="en-US"/>
+        </w:rPr>
+        <w:t>ishlashi</w:t>
+      </w:r>
+      <w:proofErr w:type="spellEnd"/>
+      <w:r>
+        <w:rPr>
+          <w:lang w:val="en-US"/>
+        </w:rPr>
+        <w:t xml:space="preserve"> </w:t>
+      </w:r>
+      <w:proofErr w:type="spellStart"/>
+      <w:r>
+        <w:rPr>
+          <w:lang w:val="en-US"/>
+        </w:rPr>
+        <w:t>kerak</w:t>
+      </w:r>
+      <w:proofErr w:type="spellEnd"/>
+      <w:r>
+        <w:rPr>
+          <w:lang w:val="en-US"/>
+        </w:rPr>
+        <w:t>.</w:t>
+      </w:r>
+    </w:p>
+    <w:p>
+      <w:pPr>
+        <w:rPr>
+          <w:b/>
+          <w:bCs/>
+          <w:lang w:val="en-US"/>
+        </w:rPr>
+      </w:pPr>
+      <w:proofErr w:type="spellStart"/>
+      <w:r>
+        <w:rPr>
+          <w:b/>
+          <w:bCs/>
+          <w:lang w:val="en-US"/>
+        </w:rPr>
+        <w:t>Keyingi</w:t>
+      </w:r>
+      <w:proofErr w:type="spellEnd"/>
+      <w:r>
+        <w:rPr>
+          <w:b/>
+          <w:bCs/>
+          <w:lang w:val="en-US"/>
+        </w:rPr>
+        <w:t xml:space="preserve"> </w:t>
+      </w:r>
+      <w:proofErr w:type="spellStart"/>
+      <w:r>
+        <w:rPr>
+          <w:b/>
+          <w:bCs/>
+          <w:lang w:val="en-US"/>
+        </w:rPr>
+        <w:t>tekshiruv</w:t>
+      </w:r>
+      <w:proofErr w:type="spellEnd"/>
+    </w:p>
+    <w:p>
+      <w:pPr>
+        <w:rPr>
+          <w:lang w:val="en-US"/>
+        </w:rPr>
+      </w:pPr>
+      <w:r>
+        <w:rPr>
+          <w:b/>
+          <w:bCs/>
+          <w:lang w:val="en-US"/>
+        </w:rPr>
+        <w:t>SW1'da:</w:t>
+      </w:r>
+    </w:p>
+    <w:p>
+      <w:pPr>
+        <w:rPr>
+          <w:lang w:val="en-US"/>
+        </w:rPr>
+      </w:pPr>
+      <w:r>
+        <w:rPr>
+          <w:lang w:val="en-US"/>
+        </w:rPr>
+        <w:t xml:space="preserve">Switch# show </w:t>
+      </w:r>
+      <w:proofErr w:type="spellStart"/>
+      <w:r>
+        <w:rPr>
+          <w:lang w:val="en-US"/>
+        </w:rPr>
+        <w:t>etherchannel</w:t>
+      </w:r>
+      <w:proofErr w:type="spellEnd"/>
+      <w:r>
+        <w:rPr>
+          <w:lang w:val="en-US"/>
+        </w:rPr>
+        <w:t xml:space="preserve"> summary</w:t>
+      </w:r>
+    </w:p>
+    <w:p>
+      <w:pPr>
+        <w:rPr>
+          <w:lang w:val="en-US"/>
+        </w:rPr>
+      </w:pPr>
+      <w:r>
+        <w:rPr>
+          <w:b/>
+          <w:bCs/>
+          <w:lang w:val="en-US"/>
+        </w:rPr>
+        <w:t>SW2'da ham:</w:t>
+      </w:r>
+    </w:p>
+    <w:p>
+      <w:pPr>
+        <w:rPr>
+          <w:lang w:val="en-US"/>
+        </w:rPr>
+      </w:pPr>
+      <w:r>
+        <w:rPr>
+          <w:lang w:val="en-US"/>
+        </w:rPr>
+        <w:t xml:space="preserve">Switch# show </w:t>
+      </w:r>
+      <w:proofErr w:type="spellStart"/>
+      <w:r>
+        <w:rPr>
+          <w:lang w:val="en-US"/>
+        </w:rPr>
+        <w:t>etherchannel</w:t>
+      </w:r>
+      <w:proofErr w:type="spellEnd"/>
+      <w:r>
+        <w:rPr>
+          <w:lang w:val="en-US"/>
+        </w:rPr>
+        <w:t xml:space="preserve"> summary</w:t>
+      </w:r>
+    </w:p>
+    <w:p>
+      <w:pPr>
+        <w:rPr>
+          <w:lang w:val="en-US"/>
+        </w:rPr>
+      </w:pPr>
+      <w:proofErr w:type="spellStart"/>
+      <w:r>
+        <w:rPr>
+          <w:lang w:val="en-US"/>
+        </w:rPr>
+        <w:t>Kutiladigan</w:t>
+      </w:r>
+      <w:proofErr w:type="spellEnd"/>
+      <w:r>
+        <w:rPr>
+          <w:lang w:val="en-US"/>
+        </w:rPr>
+        <w:t xml:space="preserve"> </w:t>
+      </w:r>
+      <w:proofErr w:type="spellStart"/>
+      <w:r>
+        <w:rPr>
+          <w:lang w:val="en-US"/>
+        </w:rPr>
+        <w:t>holat</w:t>
+      </w:r>
+      <w:proofErr w:type="spellEnd"/>
+      <w:r>
+        <w:rPr>
+          <w:lang w:val="en-US"/>
+        </w:rPr>
+        <w:t>:</w:t>
+      </w:r>
+    </w:p>
+    <w:p>
+      <w:pPr>
+        <w:rPr>
+          <w:lang w:val="en-US"/>
+        </w:rPr>
+      </w:pPr>
+      <w:r>
+        <w:rPr>
+          <w:lang w:val="en-US"/>
+        </w:rPr>
+        <w:t>Po1(SU)</w:t>
+      </w:r>
+    </w:p>
+    <w:p>
+      <w:pPr>
+        <w:rPr>
+          <w:lang w:val="en-US"/>
+        </w:rPr>
+      </w:pPr>
+      <w:r>
+        <w:rPr>
+          <w:lang w:val="en-US"/>
+        </w:rPr>
+        <w:t>Fa0/1(P) Fa0/2(P)</w:t>
+      </w:r>
+    </w:p>
+    <w:p>
+      <w:pPr>
+        <w:rPr>
+          <w:lang w:val="en-US"/>
+        </w:rPr>
+      </w:pPr>
+      <w:r>
+        <w:rPr>
+          <w:lang w:val="en-US"/>
+        </w:rPr>
+        <w:t xml:space="preserve">Agar </w:t>
+      </w:r>
+      <w:proofErr w:type="spellStart"/>
+      <w:r>
+        <w:rPr>
+          <w:lang w:val="en-US"/>
+        </w:rPr>
+        <w:t>ikkala</w:t>
+      </w:r>
+      <w:proofErr w:type="spellEnd"/>
+      <w:r>
+        <w:rPr>
+          <w:lang w:val="en-US"/>
+        </w:rPr>
+        <w:t xml:space="preserve"> </w:t>
+      </w:r>
+      <w:proofErr w:type="spellStart"/>
+      <w:r>
+        <w:rPr>
+          <w:lang w:val="en-US"/>
+        </w:rPr>
+        <w:t>switchda</w:t>
+      </w:r>
+      <w:proofErr w:type="spellEnd"/>
+      <w:r>
+        <w:rPr>
+          <w:lang w:val="en-US"/>
+        </w:rPr>
+        <w:t xml:space="preserve"> ham P </w:t>
+      </w:r>
+      <w:proofErr w:type="spellStart"/>
+      <w:r>
+        <w:rPr>
+          <w:lang w:val="en-US"/>
+        </w:rPr>
+        <w:t>chiqsa</w:t>
+      </w:r>
+      <w:proofErr w:type="spellEnd"/>
+      <w:r>
+        <w:rPr>
+          <w:lang w:val="en-US"/>
+        </w:rPr>
+        <w:t xml:space="preserve">, EtherChannel </w:t>
+      </w:r>
+      <w:proofErr w:type="spellStart"/>
+      <w:proofErr w:type="gramStart"/>
+      <w:r>
+        <w:rPr>
+          <w:b/>
+          <w:bCs/>
+          <w:lang w:val="en-US"/>
+        </w:rPr>
+        <w:t>to‘</w:t>
+      </w:r>
+      <w:proofErr w:type="gramEnd"/>
+      <w:r>
+        <w:rPr>
+          <w:b/>
+          <w:bCs/>
+          <w:lang w:val="en-US"/>
+        </w:rPr>
+        <w:t>liq</w:t>
+      </w:r>
+      <w:proofErr w:type="spellEnd"/>
+      <w:r>
+        <w:rPr>
+          <w:b/>
+          <w:bCs/>
+          <w:lang w:val="en-US"/>
+        </w:rPr>
+        <w:t xml:space="preserve"> </w:t>
+      </w:r>
+      <w:proofErr w:type="spellStart"/>
+      <w:r>
+        <w:rPr>
+          <w:b/>
+          <w:bCs/>
+          <w:lang w:val="en-US"/>
+        </w:rPr>
+        <w:t>ishlayapti</w:t>
+      </w:r>
+      <w:proofErr w:type="spellEnd"/>
+      <w:r>
+        <w:rPr>
+          <w:lang w:val="en-US"/>
+        </w:rPr>
+        <w:t>.</w:t>
+      </w:r>
+    </w:p>
+    <w:p>
+      <w:pPr>
+        <w:rPr>
+          <w:lang w:val="en-US"/>
+        </w:rPr>
+      </w:pPr>
+      <w:proofErr w:type="spellStart"/>
+      <w:r>
+        <w:rPr>
+          <w:lang w:val="en-US"/>
+        </w:rPr>
+        <w:t>Ikkala</w:t>
+      </w:r>
+      <w:proofErr w:type="spellEnd"/>
+      <w:r>
+        <w:rPr>
+          <w:lang w:val="en-US"/>
+        </w:rPr>
+        <w:t xml:space="preserve"> </w:t>
+      </w:r>
+      <w:proofErr w:type="spellStart"/>
+      <w:r>
+        <w:rPr>
+          <w:lang w:val="en-US"/>
+        </w:rPr>
+        <w:t>natijani</w:t>
+      </w:r>
+      <w:proofErr w:type="spellEnd"/>
+      <w:r>
+        <w:rPr>
+          <w:lang w:val="en-US"/>
+        </w:rPr>
+        <w:t xml:space="preserve"> </w:t>
+      </w:r>
+      <w:proofErr w:type="spellStart"/>
+      <w:r>
+        <w:rPr>
+          <w:lang w:val="en-US"/>
+        </w:rPr>
+        <w:t>yuboring</w:t>
+      </w:r>
+      <w:proofErr w:type="spellEnd"/>
+      <w:r>
+        <w:rPr>
+          <w:lang w:val="en-US"/>
+        </w:rPr>
+        <w:t>.</w:t>
+      </w:r>
+    </w:p>
+    <w:p>
+      <w:pPr>
+        <w:rPr>
+          <w:lang w:val="en-US"/>
+        </w:rPr>
+      </w:pPr>
+      <w:r>
+        <w:rPr>
+          <w:lang w:val="en-US"/>
+        </w:rPr>
+        <w:t xml:space="preserve">SW 2 </w:t>
+      </w:r>
+      <w:proofErr w:type="spellStart"/>
+      <w:r>
+        <w:rPr>
+          <w:lang w:val="en-US"/>
+        </w:rPr>
+        <w:t>Switch#show</w:t>
+      </w:r>
+      <w:proofErr w:type="spellEnd"/>
+      <w:r>
+        <w:rPr>
+          <w:lang w:val="en-US"/>
+        </w:rPr>
+        <w:t xml:space="preserve"> </w:t>
+      </w:r>
+      <w:proofErr w:type="spellStart"/>
+      <w:r>
+        <w:rPr>
+          <w:lang w:val="en-US"/>
+        </w:rPr>
+        <w:t>etherchannel</w:t>
+      </w:r>
+      <w:proofErr w:type="spellEnd"/>
+      <w:r>
+        <w:rPr>
+          <w:lang w:val="en-US"/>
+        </w:rPr>
+        <w:t xml:space="preserve"> summary Flags: D - down P - in port-channel I - stand-alone s - suspended H - Hot-standby (LACP only) R - Layer3 S - Layer2 U - in use f - failed to allocate aggregator u - unsuitable for bundling w - waiting to be aggregated d - default port Number of channel-groups in use: 0 Number of aggregators: 0 Group Port-channel Protocol Ports ------+-------------+-----------+---------------------------------------------- SW1 </w:t>
+      </w:r>
+      <w:proofErr w:type="spellStart"/>
+      <w:r>
+        <w:rPr>
+          <w:lang w:val="en-US"/>
+        </w:rPr>
+        <w:t>Switch#show</w:t>
+      </w:r>
+      <w:proofErr w:type="spellEnd"/>
+      <w:r>
+        <w:rPr>
+          <w:lang w:val="en-US"/>
+        </w:rPr>
+        <w:t xml:space="preserve"> </w:t>
+      </w:r>
+      <w:proofErr w:type="spellStart"/>
+      <w:r>
+        <w:rPr>
+          <w:lang w:val="en-US"/>
+        </w:rPr>
+        <w:t>etherchannel</w:t>
+      </w:r>
+      <w:proofErr w:type="spellEnd"/>
+      <w:r>
+        <w:rPr>
+          <w:lang w:val="en-US"/>
+        </w:rPr>
+        <w:t xml:space="preserve"> summary Flags: D - down P - in port-channel I - stand-alone s - suspended H - Hot-standby (LACP only) R - Layer3 S - Layer2 U - in use f - failed to allocate aggregator u - unsuitable for bundling w - waiting to be aggregated d - default port Number of channel-groups in use: 1 Number of aggregators: 1 Group Port-channel Protocol Ports ------+-------------+-----------+---------------------------------------------- 1 Po1(SD) LACP Fa0/1(I) Fa0/2(I) </w:t>
+      </w:r>
+    </w:p>
+    <w:p>
+      <w:pPr>
+        <w:rPr>
+          <w:lang w:val="en-US"/>
+        </w:rPr>
+      </w:pPr>
+      <w:r>
+        <w:rPr>
+          <w:lang w:val="en-US"/>
+        </w:rPr>
+        <w:t xml:space="preserve">Ha, </w:t>
+      </w:r>
+      <w:proofErr w:type="spellStart"/>
+      <w:r>
+        <w:rPr>
+          <w:lang w:val="en-US"/>
+        </w:rPr>
+        <w:t>endi</w:t>
+      </w:r>
+      <w:proofErr w:type="spellEnd"/>
+      <w:r>
+        <w:rPr>
+          <w:lang w:val="en-US"/>
+        </w:rPr>
+        <w:t xml:space="preserve"> </w:t>
+      </w:r>
+      <w:proofErr w:type="spellStart"/>
+      <w:r>
+        <w:rPr>
+          <w:lang w:val="en-US"/>
+        </w:rPr>
+        <w:t>muammo</w:t>
+      </w:r>
+      <w:proofErr w:type="spellEnd"/>
+      <w:r>
+        <w:rPr>
+          <w:lang w:val="en-US"/>
+        </w:rPr>
+        <w:t xml:space="preserve"> </w:t>
+      </w:r>
+      <w:proofErr w:type="spellStart"/>
+      <w:r>
+        <w:rPr>
+          <w:lang w:val="en-US"/>
+        </w:rPr>
+        <w:t>aniq</w:t>
+      </w:r>
+      <w:proofErr w:type="spellEnd"/>
+      <w:r>
+        <w:rPr>
+          <w:lang w:val="en-US"/>
+        </w:rPr>
+        <w:t xml:space="preserve"> </w:t>
+      </w:r>
+      <w:proofErr w:type="spellStart"/>
+      <w:proofErr w:type="gramStart"/>
+      <w:r>
+        <w:rPr>
+          <w:lang w:val="en-US"/>
+        </w:rPr>
+        <w:t>ko‘</w:t>
+      </w:r>
+      <w:proofErr w:type="gramEnd"/>
+      <w:r>
+        <w:rPr>
+          <w:lang w:val="en-US"/>
+        </w:rPr>
+        <w:t>rinyapti</w:t>
+      </w:r>
+      <w:proofErr w:type="spellEnd"/>
+      <w:r>
+        <w:rPr>
+          <w:lang w:val="en-US"/>
+        </w:rPr>
+        <w:t xml:space="preserve">. </w:t>
+      </w:r>
+      <w:proofErr w:type="spellStart"/>
+      <w:r>
+        <w:rPr>
+          <w:b/>
+          <w:bCs/>
+          <w:lang w:val="en-US"/>
+        </w:rPr>
+        <w:t>Fizik</w:t>
+      </w:r>
+      <w:proofErr w:type="spellEnd"/>
+      <w:r>
+        <w:rPr>
+          <w:b/>
+          <w:bCs/>
+          <w:lang w:val="en-US"/>
+        </w:rPr>
+        <w:t xml:space="preserve"> </w:t>
+      </w:r>
+      <w:proofErr w:type="spellStart"/>
+      <w:r>
+        <w:rPr>
+          <w:b/>
+          <w:bCs/>
+          <w:lang w:val="en-US"/>
+        </w:rPr>
+        <w:t>ulanish</w:t>
+      </w:r>
+      <w:proofErr w:type="spellEnd"/>
+      <w:r>
+        <w:rPr>
+          <w:b/>
+          <w:bCs/>
+          <w:lang w:val="en-US"/>
+        </w:rPr>
+        <w:t xml:space="preserve"> </w:t>
+      </w:r>
+      <w:proofErr w:type="spellStart"/>
+      <w:proofErr w:type="gramStart"/>
+      <w:r>
+        <w:rPr>
+          <w:b/>
+          <w:bCs/>
+          <w:lang w:val="en-US"/>
+        </w:rPr>
+        <w:t>to‘</w:t>
+      </w:r>
+      <w:proofErr w:type="gramEnd"/>
+      <w:r>
+        <w:rPr>
+          <w:b/>
+          <w:bCs/>
+          <w:lang w:val="en-US"/>
+        </w:rPr>
+        <w:t>g‘ri</w:t>
+      </w:r>
+      <w:proofErr w:type="spellEnd"/>
+      <w:r>
+        <w:rPr>
+          <w:lang w:val="en-US"/>
+        </w:rPr>
+        <w:t xml:space="preserve">, </w:t>
+      </w:r>
+      <w:proofErr w:type="spellStart"/>
+      <w:r>
+        <w:rPr>
+          <w:lang w:val="en-US"/>
+        </w:rPr>
+        <w:t>lekin</w:t>
+      </w:r>
+      <w:proofErr w:type="spellEnd"/>
+      <w:r>
+        <w:rPr>
+          <w:lang w:val="en-US"/>
+        </w:rPr>
+        <w:t xml:space="preserve"> </w:t>
+      </w:r>
+      <w:r>
+        <w:rPr>
+          <w:b/>
+          <w:bCs/>
+          <w:lang w:val="en-US"/>
+        </w:rPr>
+        <w:t xml:space="preserve">SW2 da EtherChannel </w:t>
+      </w:r>
+      <w:proofErr w:type="spellStart"/>
+      <w:r>
+        <w:rPr>
+          <w:b/>
+          <w:bCs/>
+          <w:lang w:val="en-US"/>
+        </w:rPr>
+        <w:t>umuman</w:t>
+      </w:r>
+      <w:proofErr w:type="spellEnd"/>
+      <w:r>
+        <w:rPr>
+          <w:b/>
+          <w:bCs/>
+          <w:lang w:val="en-US"/>
+        </w:rPr>
+        <w:t xml:space="preserve"> </w:t>
+      </w:r>
+      <w:proofErr w:type="spellStart"/>
+      <w:r>
+        <w:rPr>
+          <w:b/>
+          <w:bCs/>
+          <w:lang w:val="en-US"/>
+        </w:rPr>
+        <w:t>konfiguratsiya</w:t>
+      </w:r>
+      <w:proofErr w:type="spellEnd"/>
+      <w:r>
+        <w:rPr>
+          <w:b/>
+          <w:bCs/>
+          <w:lang w:val="en-US"/>
+        </w:rPr>
+        <w:t xml:space="preserve"> </w:t>
+      </w:r>
+      <w:proofErr w:type="spellStart"/>
+      <w:r>
+        <w:rPr>
+          <w:b/>
+          <w:bCs/>
+          <w:lang w:val="en-US"/>
+        </w:rPr>
+        <w:t>qilinmagan</w:t>
+      </w:r>
+      <w:proofErr w:type="spellEnd"/>
+      <w:r>
+        <w:rPr>
+          <w:lang w:val="en-US"/>
+        </w:rPr>
+        <w:t>.</w:t>
+      </w:r>
+    </w:p>
+    <w:p>
+      <w:pPr>
+        <w:rPr>
+          <w:lang w:val="en-US"/>
+        </w:rPr>
+      </w:pPr>
+      <w:r>
+        <w:rPr>
+          <w:lang w:val="en-US"/>
+        </w:rPr>
+        <w:lastRenderedPageBreak/>
+        <w:t>SW2:</w:t>
+      </w:r>
+    </w:p>
+    <w:p>
+      <w:pPr>
+        <w:rPr>
+          <w:lang w:val="en-US"/>
+        </w:rPr>
+      </w:pPr>
+      <w:r>
+        <w:rPr>
+          <w:lang w:val="en-US"/>
+        </w:rPr>
+        <w:t>Number of channel-groups in use: 0</w:t>
+      </w:r>
+    </w:p>
+    <w:p>
+      <w:pPr>
+        <w:rPr>
+          <w:lang w:val="en-US"/>
+        </w:rPr>
+      </w:pPr>
+      <w:r>
+        <w:rPr>
+          <w:lang w:val="en-US"/>
+        </w:rPr>
+        <w:t>SW1:</w:t>
+      </w:r>
+    </w:p>
+    <w:p>
+      <w:pPr>
+        <w:rPr>
+          <w:lang w:val="en-US"/>
+        </w:rPr>
+      </w:pPr>
+      <w:proofErr w:type="gramStart"/>
+      <w:r>
+        <w:rPr>
+          <w:lang w:val="en-US"/>
+        </w:rPr>
+        <w:t>1  Po</w:t>
+      </w:r>
+      <w:proofErr w:type="gramEnd"/>
+      <w:r>
+        <w:rPr>
+          <w:lang w:val="en-US"/>
+        </w:rPr>
+        <w:t>1(SD)  LACP  Fa0/1(I) Fa0/2(I)</w:t>
+      </w:r>
+    </w:p>
+    <w:p>
+      <w:pPr>
+        <w:rPr>
+          <w:lang w:val="en-US"/>
+        </w:rPr>
+      </w:pPr>
+      <w:r>
+        <w:rPr>
+          <w:lang w:val="en-US"/>
+        </w:rPr>
+        <w:t xml:space="preserve">Demak, </w:t>
+      </w:r>
+      <w:proofErr w:type="spellStart"/>
+      <w:r>
+        <w:rPr>
+          <w:lang w:val="en-US"/>
+        </w:rPr>
+        <w:t>hozir</w:t>
+      </w:r>
+      <w:proofErr w:type="spellEnd"/>
+      <w:r>
+        <w:rPr>
+          <w:lang w:val="en-US"/>
+        </w:rPr>
+        <w:t xml:space="preserve"> SW1 LACP </w:t>
+      </w:r>
+      <w:proofErr w:type="spellStart"/>
+      <w:r>
+        <w:rPr>
+          <w:lang w:val="en-US"/>
+        </w:rPr>
+        <w:t>kutyapti</w:t>
+      </w:r>
+      <w:proofErr w:type="spellEnd"/>
+      <w:r>
+        <w:rPr>
+          <w:lang w:val="en-US"/>
+        </w:rPr>
+        <w:t xml:space="preserve">, SW2 </w:t>
+      </w:r>
+      <w:proofErr w:type="spellStart"/>
+      <w:r>
+        <w:rPr>
+          <w:lang w:val="en-US"/>
+        </w:rPr>
+        <w:t>esa</w:t>
+      </w:r>
+      <w:proofErr w:type="spellEnd"/>
+      <w:r>
+        <w:rPr>
+          <w:lang w:val="en-US"/>
+        </w:rPr>
+        <w:t xml:space="preserve"> </w:t>
+      </w:r>
+      <w:proofErr w:type="spellStart"/>
+      <w:r>
+        <w:rPr>
+          <w:lang w:val="en-US"/>
+        </w:rPr>
+        <w:t>hali</w:t>
+      </w:r>
+      <w:proofErr w:type="spellEnd"/>
+      <w:r>
+        <w:rPr>
+          <w:lang w:val="en-US"/>
+        </w:rPr>
+        <w:t xml:space="preserve"> LACP </w:t>
+      </w:r>
+      <w:proofErr w:type="spellStart"/>
+      <w:r>
+        <w:rPr>
+          <w:lang w:val="en-US"/>
+        </w:rPr>
+        <w:t>guruhiga</w:t>
+      </w:r>
+      <w:proofErr w:type="spellEnd"/>
+      <w:r>
+        <w:rPr>
+          <w:lang w:val="en-US"/>
+        </w:rPr>
+        <w:t xml:space="preserve"> </w:t>
+      </w:r>
+      <w:proofErr w:type="spellStart"/>
+      <w:proofErr w:type="gramStart"/>
+      <w:r>
+        <w:rPr>
+          <w:lang w:val="en-US"/>
+        </w:rPr>
+        <w:t>qo‘</w:t>
+      </w:r>
+      <w:proofErr w:type="gramEnd"/>
+      <w:r>
+        <w:rPr>
+          <w:lang w:val="en-US"/>
+        </w:rPr>
+        <w:t>shilmagan</w:t>
+      </w:r>
+      <w:proofErr w:type="spellEnd"/>
+      <w:r>
+        <w:rPr>
+          <w:lang w:val="en-US"/>
+        </w:rPr>
+        <w:t>.</w:t>
+      </w:r>
+    </w:p>
+    <w:p>
+      <w:pPr>
+        <w:rPr>
+          <w:b/>
+          <w:bCs/>
+          <w:lang w:val="en-US"/>
+        </w:rPr>
+      </w:pPr>
+      <w:r>
+        <w:rPr>
+          <w:b/>
+          <w:bCs/>
+          <w:lang w:val="en-US"/>
+        </w:rPr>
+        <w:t xml:space="preserve">1-qadam — </w:t>
+      </w:r>
+      <w:proofErr w:type="spellStart"/>
+      <w:r>
+        <w:rPr>
+          <w:b/>
+          <w:bCs/>
+          <w:lang w:val="en-US"/>
+        </w:rPr>
+        <w:t>faqat</w:t>
+      </w:r>
+      <w:proofErr w:type="spellEnd"/>
+      <w:r>
+        <w:rPr>
+          <w:b/>
+          <w:bCs/>
+          <w:lang w:val="en-US"/>
+        </w:rPr>
+        <w:t xml:space="preserve"> SW2 </w:t>
+      </w:r>
+      <w:proofErr w:type="spellStart"/>
+      <w:r>
+        <w:rPr>
+          <w:b/>
+          <w:bCs/>
+          <w:lang w:val="en-US"/>
+        </w:rPr>
+        <w:t>ni</w:t>
+      </w:r>
+      <w:proofErr w:type="spellEnd"/>
+      <w:r>
+        <w:rPr>
+          <w:b/>
+          <w:bCs/>
+          <w:lang w:val="en-US"/>
+        </w:rPr>
+        <w:t xml:space="preserve"> </w:t>
+      </w:r>
+      <w:proofErr w:type="spellStart"/>
+      <w:r>
+        <w:rPr>
+          <w:b/>
+          <w:bCs/>
+          <w:lang w:val="en-US"/>
+        </w:rPr>
+        <w:t>sozlaymiz</w:t>
+      </w:r>
+      <w:proofErr w:type="spellEnd"/>
+    </w:p>
+    <w:p>
+      <w:pPr>
+        <w:rPr>
+          <w:lang w:val="en-US"/>
+        </w:rPr>
+      </w:pPr>
+      <w:r>
+        <w:rPr>
+          <w:lang w:val="en-US"/>
+        </w:rPr>
+        <w:t>SW2 da:</w:t>
+      </w:r>
+    </w:p>
+    <w:p>
+      <w:pPr>
+        <w:rPr>
+          <w:lang w:val="en-US"/>
+        </w:rPr>
+      </w:pPr>
+      <w:r>
+        <w:rPr>
+          <w:lang w:val="en-US"/>
+        </w:rPr>
+        <w:t>Switch&gt; enable</w:t>
+      </w:r>
+    </w:p>
+    <w:p>
+      <w:pPr>
+        <w:rPr>
+          <w:lang w:val="en-US"/>
+        </w:rPr>
+      </w:pPr>
+      <w:r>
+        <w:rPr>
+          <w:lang w:val="en-US"/>
+        </w:rPr>
+        <w:t>Switch# configure terminal</w:t>
+      </w:r>
+    </w:p>
+    <w:p>
+      <w:pPr>
+        <w:rPr>
+          <w:lang w:val="en-US"/>
+        </w:rPr>
+      </w:pPr>
+      <w:r>
+        <w:rPr>
+          <w:lang w:val="en-US"/>
+        </w:rPr>
+        <w:t>Switch(config)# interface range FastEthernet0/1 - 2</w:t>
+      </w:r>
+    </w:p>
+    <w:p>
+      <w:pPr>
+        <w:rPr>
+          <w:lang w:val="en-US"/>
+        </w:rPr>
+      </w:pPr>
+      <w:r>
+        <w:rPr>
+          <w:lang w:val="en-US"/>
+        </w:rPr>
+        <w:t>Switch(config-if-</w:t>
+      </w:r>
+      <w:proofErr w:type="gramStart"/>
+      <w:r>
+        <w:rPr>
+          <w:lang w:val="en-US"/>
+        </w:rPr>
+        <w:t>range)#</w:t>
+      </w:r>
+      <w:proofErr w:type="gramEnd"/>
+      <w:r>
+        <w:rPr>
+          <w:lang w:val="en-US"/>
+        </w:rPr>
+        <w:t xml:space="preserve"> channel-group 1 mode active</w:t>
+      </w:r>
+    </w:p>
+    <w:p>
+      <w:pPr>
+        <w:rPr>
+          <w:lang w:val="en-US"/>
+        </w:rPr>
+      </w:pPr>
+      <w:r>
+        <w:rPr>
+          <w:lang w:val="en-US"/>
+        </w:rPr>
+        <w:t>Switch(config-if-</w:t>
+      </w:r>
+      <w:proofErr w:type="gramStart"/>
+      <w:r>
+        <w:rPr>
+          <w:lang w:val="en-US"/>
+        </w:rPr>
+        <w:t>range)#</w:t>
+      </w:r>
+      <w:proofErr w:type="gramEnd"/>
+      <w:r>
+        <w:rPr>
+          <w:lang w:val="en-US"/>
+        </w:rPr>
+        <w:t xml:space="preserve"> end</w:t>
+      </w:r>
+    </w:p>
+    <w:p>
+      <w:pPr>
+        <w:rPr>
+          <w:lang w:val="en-US"/>
+        </w:rPr>
+      </w:pPr>
+      <w:r>
+        <w:rPr>
+          <w:lang w:val="en-US"/>
+        </w:rPr>
+        <w:t xml:space="preserve">Bu </w:t>
+      </w:r>
+      <w:proofErr w:type="spellStart"/>
+      <w:r>
+        <w:rPr>
+          <w:lang w:val="en-US"/>
+        </w:rPr>
+        <w:t>yerda</w:t>
+      </w:r>
+      <w:proofErr w:type="spellEnd"/>
+      <w:r>
+        <w:rPr>
+          <w:lang w:val="en-US"/>
+        </w:rPr>
+        <w:t>:</w:t>
+      </w:r>
+    </w:p>
+    <w:p>
+      <w:pPr>
+        <w:numPr>
+          <w:ilvl w:val="0"/>
+          <w:numId w:val="8"/>
+        </w:numPr>
+        <w:rPr>
+          <w:lang w:val="en-US"/>
+        </w:rPr>
+      </w:pPr>
+      <w:r>
+        <w:rPr>
+          <w:lang w:val="en-US"/>
+        </w:rPr>
+        <w:t xml:space="preserve">interface range Fa0/1 - 2 → </w:t>
+      </w:r>
+      <w:proofErr w:type="spellStart"/>
+      <w:r>
+        <w:rPr>
+          <w:lang w:val="en-US"/>
+        </w:rPr>
+        <w:t>ikkala</w:t>
+      </w:r>
+      <w:proofErr w:type="spellEnd"/>
+      <w:r>
+        <w:rPr>
+          <w:lang w:val="en-US"/>
+        </w:rPr>
+        <w:t xml:space="preserve"> </w:t>
+      </w:r>
+      <w:proofErr w:type="spellStart"/>
+      <w:r>
+        <w:rPr>
+          <w:lang w:val="en-US"/>
+        </w:rPr>
+        <w:t>fizik</w:t>
+      </w:r>
+      <w:proofErr w:type="spellEnd"/>
+      <w:r>
+        <w:rPr>
+          <w:lang w:val="en-US"/>
+        </w:rPr>
+        <w:t xml:space="preserve"> </w:t>
+      </w:r>
+      <w:proofErr w:type="spellStart"/>
+      <w:r>
+        <w:rPr>
+          <w:lang w:val="en-US"/>
+        </w:rPr>
+        <w:t>portni</w:t>
+      </w:r>
+      <w:proofErr w:type="spellEnd"/>
+      <w:r>
+        <w:rPr>
+          <w:lang w:val="en-US"/>
+        </w:rPr>
+        <w:t xml:space="preserve"> </w:t>
+      </w:r>
+      <w:proofErr w:type="spellStart"/>
+      <w:r>
+        <w:rPr>
+          <w:lang w:val="en-US"/>
+        </w:rPr>
+        <w:t>tanlaydi</w:t>
+      </w:r>
+      <w:proofErr w:type="spellEnd"/>
+      <w:r>
+        <w:rPr>
+          <w:lang w:val="en-US"/>
+        </w:rPr>
+        <w:t xml:space="preserve">. </w:t>
+      </w:r>
+    </w:p>
+    <w:p>
+      <w:pPr>
+        <w:numPr>
+          <w:ilvl w:val="0"/>
+          <w:numId w:val="8"/>
+        </w:numPr>
+        <w:rPr>
+          <w:lang w:val="en-US"/>
+        </w:rPr>
+      </w:pPr>
+      <w:r>
+        <w:rPr>
+          <w:lang w:val="en-US"/>
+        </w:rPr>
+        <w:t xml:space="preserve">channel-group 1 → </w:t>
+      </w:r>
+      <w:proofErr w:type="spellStart"/>
+      <w:r>
+        <w:rPr>
+          <w:lang w:val="en-US"/>
+        </w:rPr>
+        <w:t>ikkala</w:t>
+      </w:r>
+      <w:proofErr w:type="spellEnd"/>
+      <w:r>
+        <w:rPr>
+          <w:lang w:val="en-US"/>
+        </w:rPr>
+        <w:t xml:space="preserve"> </w:t>
+      </w:r>
+      <w:proofErr w:type="spellStart"/>
+      <w:r>
+        <w:rPr>
+          <w:lang w:val="en-US"/>
+        </w:rPr>
+        <w:t>portni</w:t>
+      </w:r>
+      <w:proofErr w:type="spellEnd"/>
+      <w:r>
+        <w:rPr>
+          <w:lang w:val="en-US"/>
+        </w:rPr>
+        <w:t xml:space="preserve"> </w:t>
+      </w:r>
+      <w:r>
+        <w:rPr>
+          <w:b/>
+          <w:bCs/>
+          <w:lang w:val="en-US"/>
+        </w:rPr>
+        <w:t>Port-Channel 1</w:t>
+      </w:r>
+      <w:r>
+        <w:rPr>
+          <w:lang w:val="en-US"/>
+        </w:rPr>
+        <w:t xml:space="preserve"> ga </w:t>
+      </w:r>
+      <w:proofErr w:type="spellStart"/>
+      <w:r>
+        <w:rPr>
+          <w:lang w:val="en-US"/>
+        </w:rPr>
+        <w:t>birlashtiradi</w:t>
+      </w:r>
+      <w:proofErr w:type="spellEnd"/>
+      <w:r>
+        <w:rPr>
+          <w:lang w:val="en-US"/>
+        </w:rPr>
+        <w:t xml:space="preserve">. </w:t>
+      </w:r>
+    </w:p>
+    <w:p>
+      <w:pPr>
+        <w:numPr>
+          <w:ilvl w:val="0"/>
+          <w:numId w:val="8"/>
+        </w:numPr>
+        <w:rPr>
+          <w:lang w:val="en-US"/>
+        </w:rPr>
+      </w:pPr>
+      <w:r>
+        <w:rPr>
+          <w:lang w:val="en-US"/>
+        </w:rPr>
+        <w:t xml:space="preserve">mode active → LACP </w:t>
+      </w:r>
+      <w:proofErr w:type="spellStart"/>
+      <w:r>
+        <w:rPr>
+          <w:lang w:val="en-US"/>
+        </w:rPr>
+        <w:t>muzokarasini</w:t>
+      </w:r>
+      <w:proofErr w:type="spellEnd"/>
+      <w:r>
+        <w:rPr>
+          <w:lang w:val="en-US"/>
+        </w:rPr>
+        <w:t xml:space="preserve"> </w:t>
+      </w:r>
+      <w:proofErr w:type="spellStart"/>
+      <w:r>
+        <w:rPr>
+          <w:lang w:val="en-US"/>
+        </w:rPr>
+        <w:t>faol</w:t>
+      </w:r>
+      <w:proofErr w:type="spellEnd"/>
+      <w:r>
+        <w:rPr>
+          <w:lang w:val="en-US"/>
+        </w:rPr>
+        <w:t xml:space="preserve"> </w:t>
+      </w:r>
+      <w:proofErr w:type="spellStart"/>
+      <w:r>
+        <w:rPr>
+          <w:lang w:val="en-US"/>
+        </w:rPr>
+        <w:t>boshlaydi</w:t>
+      </w:r>
+      <w:proofErr w:type="spellEnd"/>
+      <w:r>
+        <w:rPr>
+          <w:lang w:val="en-US"/>
+        </w:rPr>
+        <w:t xml:space="preserve">. </w:t>
+      </w:r>
+    </w:p>
+    <w:p>
+      <w:pPr>
+        <w:rPr>
+          <w:b/>
+          <w:bCs/>
+          <w:lang w:val="en-US"/>
+        </w:rPr>
+      </w:pPr>
+      <w:r>
+        <w:rPr>
+          <w:b/>
+          <w:bCs/>
+          <w:lang w:val="en-US"/>
+        </w:rPr>
+        <w:t xml:space="preserve">2-qadam — </w:t>
+      </w:r>
+      <w:proofErr w:type="spellStart"/>
+      <w:r>
+        <w:rPr>
+          <w:b/>
+          <w:bCs/>
+          <w:lang w:val="en-US"/>
+        </w:rPr>
+        <w:t>tekshiramiz</w:t>
+      </w:r>
+      <w:proofErr w:type="spellEnd"/>
+    </w:p>
+    <w:p>
+      <w:pPr>
+        <w:rPr>
+          <w:lang w:val="en-US"/>
+        </w:rPr>
+      </w:pPr>
+      <w:proofErr w:type="spellStart"/>
+      <w:r>
+        <w:rPr>
+          <w:lang w:val="en-US"/>
+        </w:rPr>
+        <w:t>Hozircha</w:t>
+      </w:r>
+      <w:proofErr w:type="spellEnd"/>
+      <w:r>
+        <w:rPr>
+          <w:lang w:val="en-US"/>
+        </w:rPr>
+        <w:t xml:space="preserve"> </w:t>
+      </w:r>
+      <w:proofErr w:type="spellStart"/>
+      <w:r>
+        <w:rPr>
+          <w:lang w:val="en-US"/>
+        </w:rPr>
+        <w:t>boshqa</w:t>
+      </w:r>
+      <w:proofErr w:type="spellEnd"/>
+      <w:r>
+        <w:rPr>
+          <w:lang w:val="en-US"/>
+        </w:rPr>
+        <w:t xml:space="preserve"> </w:t>
+      </w:r>
+      <w:proofErr w:type="spellStart"/>
+      <w:r>
+        <w:rPr>
+          <w:lang w:val="en-US"/>
+        </w:rPr>
+        <w:t>hech</w:t>
+      </w:r>
+      <w:proofErr w:type="spellEnd"/>
+      <w:r>
+        <w:rPr>
+          <w:lang w:val="en-US"/>
+        </w:rPr>
+        <w:t xml:space="preserve"> </w:t>
+      </w:r>
+      <w:proofErr w:type="spellStart"/>
+      <w:r>
+        <w:rPr>
+          <w:lang w:val="en-US"/>
+        </w:rPr>
+        <w:t>narsa</w:t>
+      </w:r>
+      <w:proofErr w:type="spellEnd"/>
+      <w:r>
+        <w:rPr>
+          <w:lang w:val="en-US"/>
+        </w:rPr>
+        <w:t xml:space="preserve"> </w:t>
+      </w:r>
+      <w:proofErr w:type="spellStart"/>
+      <w:r>
+        <w:rPr>
+          <w:lang w:val="en-US"/>
+        </w:rPr>
+        <w:t>qilmaymiz</w:t>
+      </w:r>
+      <w:proofErr w:type="spellEnd"/>
+      <w:r>
+        <w:rPr>
+          <w:lang w:val="en-US"/>
+        </w:rPr>
+        <w:t>.</w:t>
+      </w:r>
+    </w:p>
+    <w:p>
+      <w:pPr>
+        <w:rPr>
+          <w:lang w:val="en-US"/>
+        </w:rPr>
+      </w:pPr>
+      <w:r>
+        <w:rPr>
+          <w:b/>
+          <w:bCs/>
+          <w:lang w:val="en-US"/>
+        </w:rPr>
+        <w:t>SW2 da:</w:t>
+      </w:r>
+    </w:p>
+    <w:p>
+      <w:pPr>
+        <w:rPr>
+          <w:lang w:val="en-US"/>
+        </w:rPr>
+      </w:pPr>
+      <w:r>
+        <w:rPr>
+          <w:lang w:val="en-US"/>
+        </w:rPr>
+        <w:t xml:space="preserve">Switch# show </w:t>
+      </w:r>
+      <w:proofErr w:type="spellStart"/>
+      <w:r>
+        <w:rPr>
+          <w:lang w:val="en-US"/>
+        </w:rPr>
+        <w:t>etherchannel</w:t>
+      </w:r>
+      <w:proofErr w:type="spellEnd"/>
+      <w:r>
+        <w:rPr>
+          <w:lang w:val="en-US"/>
+        </w:rPr>
+        <w:t xml:space="preserve"> summary</w:t>
+      </w:r>
+    </w:p>
+    <w:p>
+      <w:pPr>
+        <w:rPr>
+          <w:lang w:val="en-US"/>
+        </w:rPr>
+      </w:pPr>
+      <w:r>
+        <w:rPr>
+          <w:b/>
+          <w:bCs/>
+          <w:lang w:val="en-US"/>
+        </w:rPr>
+        <w:t>SW1 da ham:</w:t>
+      </w:r>
+    </w:p>
+    <w:p>
+      <w:pPr>
+        <w:rPr>
+          <w:lang w:val="en-US"/>
+        </w:rPr>
+      </w:pPr>
+      <w:r>
+        <w:rPr>
+          <w:lang w:val="en-US"/>
+        </w:rPr>
+        <w:t xml:space="preserve">Switch# show </w:t>
+      </w:r>
+      <w:proofErr w:type="spellStart"/>
+      <w:r>
+        <w:rPr>
+          <w:lang w:val="en-US"/>
+        </w:rPr>
+        <w:t>etherchannel</w:t>
+      </w:r>
+      <w:proofErr w:type="spellEnd"/>
+      <w:r>
+        <w:rPr>
+          <w:lang w:val="en-US"/>
+        </w:rPr>
+        <w:t xml:space="preserve"> summary</w:t>
+      </w:r>
+    </w:p>
+    <w:p>
+      <w:pPr>
+        <w:rPr>
+          <w:lang w:val="en-US"/>
+        </w:rPr>
+      </w:pPr>
+      <w:r>
+        <w:rPr>
+          <w:lang w:val="en-US"/>
+        </w:rPr>
+        <w:br/>
+      </w:r>
+      <w:r>
+        <w:rPr>
+          <w:lang w:val="en-US"/>
+        </w:rPr>
+        <w:br/>
+      </w:r>
+      <w:r>
+        <w:rPr>
+          <w:lang w:val="en-US"/>
+        </w:rPr>
+        <w:br/>
+      </w:r>
+      <w:proofErr w:type="spellStart"/>
+      <w:r>
+        <w:rPr>
+          <w:lang w:val="en-US"/>
+        </w:rPr>
+        <w:t>natija</w:t>
+      </w:r>
+      <w:proofErr w:type="spellEnd"/>
+      <w:r>
+        <w:rPr>
+          <w:lang w:val="en-US"/>
+        </w:rPr>
+        <w:t xml:space="preserve"> </w:t>
+      </w:r>
+      <w:proofErr w:type="spellStart"/>
+      <w:r>
+        <w:rPr>
+          <w:lang w:val="en-US"/>
+        </w:rPr>
+        <w:t>kutilganidek</w:t>
+      </w:r>
+      <w:proofErr w:type="spellEnd"/>
+      <w:r>
+        <w:rPr>
+          <w:lang w:val="en-US"/>
+        </w:rPr>
+        <w:t xml:space="preserve"> </w:t>
+      </w:r>
+      <w:proofErr w:type="spellStart"/>
+      <w:r>
+        <w:rPr>
+          <w:lang w:val="en-US"/>
+        </w:rPr>
+        <w:t>buldi</w:t>
+      </w:r>
+      <w:proofErr w:type="spellEnd"/>
     </w:p>
     <w:p>
       <w:pPr>
@@ -558,9 +8226,9 @@
 <file path=word/numbering.xml><?xml version="1.0" encoding="utf-8"?>
 <w:numbering xmlns:wpc="http://schemas.microsoft.com/office/word/2010/wordprocessingCanvas" xmlns:cx="http://schemas.microsoft.com/office/drawing/2014/chartex" xmlns:cx1="http://schemas.microsoft.com/office/drawing/2015/9/8/chartex" xmlns:cx2="http://schemas.microsoft.com/office/drawing/2015/10/21/chartex" xmlns:cx3="http://schemas.microsoft.com/office/drawing/2016/5/9/chartex" xmlns:cx4="http://schemas.microsoft.com/office/drawing/2016/5/10/chartex" xmlns:cx5="http://schemas.microsoft.com/office/drawing/2016/5/11/chartex" xmlns:cx6="http://schemas.microsoft.com/office/drawing/2016/5/12/chartex" xmlns:cx7="http://schemas.microsoft.com/office/drawing/2016/5/13/chartex" xmlns:cx8="http://schemas.microsoft.com/office/drawing/2016/5/14/chartex" xmlns:mc="http://schemas.openxmlformats.org/markup-compatibility/2006" xmlns:aink="http://schemas.microsoft.com/office/drawing/2016/ink" xmlns:am3d="http://schemas.microsoft.com/office/drawing/2017/model3d" xmlns:o="urn:schemas-microsoft-com:office:office" xmlns:oel="http://schemas.microsoft.com/office/2019/extlst" xmlns:r="http://schemas.openxmlformats.org/officeDocument/2006/relationships" xmlns:m="http://schemas.openxmlformats.org/officeDocument/2006/math" xmlns:v="urn:schemas-microsoft-com:vml" xmlns:wp14="http://schemas.microsoft.com/office/word/2010/wordprocessingDrawing" xmlns:wp="http://schemas.openxmlformats.org/drawingml/2006/wordprocessingDrawing" xmlns:w10="urn:schemas-microsoft-com:office:word" xmlns:w="http://schemas.openxmlformats.org/wordprocessingml/2006/main" xmlns:w14="http://schemas.microsoft.com/office/word/2010/wordml" xmlns:w15="http://schemas.microsoft.com/office/word/2012/wordml" xmlns:w16cex="http://schemas.microsoft.com/office/word/2018/wordml/cex" xmlns:w16cid="http://schemas.microsoft.com/office/word/2016/wordml/cid" xmlns:w16="http://schemas.microsoft.com/office/word/2018/wordml" xmlns:w16sdtdh="http://schemas.microsoft.com/office/word/2020/wordml/sdtdatahash" xmlns:w16se="http://schemas.microsoft.com/office/word/2015/wordml/symex" xmlns:wpg="http://schemas.microsoft.com/office/word/2010/wordprocessingGroup" xmlns:wpi="http://schemas.microsoft.com/office/word/2010/wordprocessingInk" xmlns:wne="http://schemas.microsoft.com/office/word/2006/wordml" xmlns:wps="http://schemas.microsoft.com/office/word/2010/wordprocessingShape" mc:Ignorable="w14 w15 w16se w16cid w16 w16cex w16sdtdh wp14">
   <w:abstractNum w:abstractNumId="0" w15:restartNumberingAfterBreak="0">
-    <w:nsid w:val="593B74E5"/>
+    <w:nsid w:val="03F7473C"/>
     <w:multiLevelType w:val="multilevel"/>
-    <w:tmpl w:val="8FE01D2C"/>
+    <w:tmpl w:val="13A046FC"/>
     <w:lvl w:ilvl="0">
       <w:start w:val="1"/>
       <w:numFmt w:val="bullet"/>
@@ -707,122 +8375,9 @@
     </w:lvl>
   </w:abstractNum>
   <w:abstractNum w:abstractNumId="1" w15:restartNumberingAfterBreak="0">
-    <w:nsid w:val="612B6D72"/>
+    <w:nsid w:val="0B4B7C0B"/>
     <w:multiLevelType w:val="multilevel"/>
-    <w:tmpl w:val="DF1010D8"/>
-    <w:lvl w:ilvl="0">
-      <w:start w:val="1"/>
-      <w:numFmt w:val="decimal"/>
-      <w:lvlText w:val="%1."/>
-      <w:lvlJc w:val="left"/>
-      <w:pPr>
-        <w:tabs>
-          <w:tab w:val="num" w:pos="720"/>
-        </w:tabs>
-        <w:ind w:left="720" w:hanging="360"/>
-      </w:pPr>
-    </w:lvl>
-    <w:lvl w:ilvl="1" w:tentative="1">
-      <w:start w:val="1"/>
-      <w:numFmt w:val="decimal"/>
-      <w:lvlText w:val="%2."/>
-      <w:lvlJc w:val="left"/>
-      <w:pPr>
-        <w:tabs>
-          <w:tab w:val="num" w:pos="1440"/>
-        </w:tabs>
-        <w:ind w:left="1440" w:hanging="360"/>
-      </w:pPr>
-    </w:lvl>
-    <w:lvl w:ilvl="2" w:tentative="1">
-      <w:start w:val="1"/>
-      <w:numFmt w:val="decimal"/>
-      <w:lvlText w:val="%3."/>
-      <w:lvlJc w:val="left"/>
-      <w:pPr>
-        <w:tabs>
-          <w:tab w:val="num" w:pos="2160"/>
-        </w:tabs>
-        <w:ind w:left="2160" w:hanging="360"/>
-      </w:pPr>
-    </w:lvl>
-    <w:lvl w:ilvl="3" w:tentative="1">
-      <w:start w:val="1"/>
-      <w:numFmt w:val="decimal"/>
-      <w:lvlText w:val="%4."/>
-      <w:lvlJc w:val="left"/>
-      <w:pPr>
-        <w:tabs>
-          <w:tab w:val="num" w:pos="2880"/>
-        </w:tabs>
-        <w:ind w:left="2880" w:hanging="360"/>
-      </w:pPr>
-    </w:lvl>
-    <w:lvl w:ilvl="4" w:tentative="1">
-      <w:start w:val="1"/>
-      <w:numFmt w:val="decimal"/>
-      <w:lvlText w:val="%5."/>
-      <w:lvlJc w:val="left"/>
-      <w:pPr>
-        <w:tabs>
-          <w:tab w:val="num" w:pos="3600"/>
-        </w:tabs>
-        <w:ind w:left="3600" w:hanging="360"/>
-      </w:pPr>
-    </w:lvl>
-    <w:lvl w:ilvl="5" w:tentative="1">
-      <w:start w:val="1"/>
-      <w:numFmt w:val="decimal"/>
-      <w:lvlText w:val="%6."/>
-      <w:lvlJc w:val="left"/>
-      <w:pPr>
-        <w:tabs>
-          <w:tab w:val="num" w:pos="4320"/>
-        </w:tabs>
-        <w:ind w:left="4320" w:hanging="360"/>
-      </w:pPr>
-    </w:lvl>
-    <w:lvl w:ilvl="6" w:tentative="1">
-      <w:start w:val="1"/>
-      <w:numFmt w:val="decimal"/>
-      <w:lvlText w:val="%7."/>
-      <w:lvlJc w:val="left"/>
-      <w:pPr>
-        <w:tabs>
-          <w:tab w:val="num" w:pos="5040"/>
-        </w:tabs>
-        <w:ind w:left="5040" w:hanging="360"/>
-      </w:pPr>
-    </w:lvl>
-    <w:lvl w:ilvl="7" w:tentative="1">
-      <w:start w:val="1"/>
-      <w:numFmt w:val="decimal"/>
-      <w:lvlText w:val="%8."/>
-      <w:lvlJc w:val="left"/>
-      <w:pPr>
-        <w:tabs>
-          <w:tab w:val="num" w:pos="5760"/>
-        </w:tabs>
-        <w:ind w:left="5760" w:hanging="360"/>
-      </w:pPr>
-    </w:lvl>
-    <w:lvl w:ilvl="8" w:tentative="1">
-      <w:start w:val="1"/>
-      <w:numFmt w:val="decimal"/>
-      <w:lvlText w:val="%9."/>
-      <w:lvlJc w:val="left"/>
-      <w:pPr>
-        <w:tabs>
-          <w:tab w:val="num" w:pos="6480"/>
-        </w:tabs>
-        <w:ind w:left="6480" w:hanging="360"/>
-      </w:pPr>
-    </w:lvl>
-  </w:abstractNum>
-  <w:abstractNum w:abstractNumId="2" w15:restartNumberingAfterBreak="0">
-    <w:nsid w:val="744605B1"/>
-    <w:multiLevelType w:val="multilevel"/>
-    <w:tmpl w:val="0ED43290"/>
+    <w:tmpl w:val="06680C2C"/>
     <w:lvl w:ilvl="0">
       <w:start w:val="1"/>
       <w:numFmt w:val="bullet"/>
@@ -968,14 +8523,887 @@
       </w:rPr>
     </w:lvl>
   </w:abstractNum>
+  <w:abstractNum w:abstractNumId="2" w15:restartNumberingAfterBreak="0">
+    <w:nsid w:val="11A35C6A"/>
+    <w:multiLevelType w:val="multilevel"/>
+    <w:tmpl w:val="2BAE30D8"/>
+    <w:lvl w:ilvl="0">
+      <w:start w:val="1"/>
+      <w:numFmt w:val="bullet"/>
+      <w:lvlText w:val=""/>
+      <w:lvlJc w:val="left"/>
+      <w:pPr>
+        <w:tabs>
+          <w:tab w:val="num" w:pos="720"/>
+        </w:tabs>
+        <w:ind w:left="720" w:hanging="360"/>
+      </w:pPr>
+      <w:rPr>
+        <w:rFonts w:ascii="Symbol" w:hAnsi="Symbol" w:hint="default"/>
+        <w:sz w:val="20"/>
+      </w:rPr>
+    </w:lvl>
+    <w:lvl w:ilvl="1" w:tentative="1">
+      <w:start w:val="1"/>
+      <w:numFmt w:val="bullet"/>
+      <w:lvlText w:val="o"/>
+      <w:lvlJc w:val="left"/>
+      <w:pPr>
+        <w:tabs>
+          <w:tab w:val="num" w:pos="1440"/>
+        </w:tabs>
+        <w:ind w:left="1440" w:hanging="360"/>
+      </w:pPr>
+      <w:rPr>
+        <w:rFonts w:ascii="Courier New" w:hAnsi="Courier New" w:hint="default"/>
+        <w:sz w:val="20"/>
+      </w:rPr>
+    </w:lvl>
+    <w:lvl w:ilvl="2" w:tentative="1">
+      <w:start w:val="1"/>
+      <w:numFmt w:val="bullet"/>
+      <w:lvlText w:val=""/>
+      <w:lvlJc w:val="left"/>
+      <w:pPr>
+        <w:tabs>
+          <w:tab w:val="num" w:pos="2160"/>
+        </w:tabs>
+        <w:ind w:left="2160" w:hanging="360"/>
+      </w:pPr>
+      <w:rPr>
+        <w:rFonts w:ascii="Wingdings" w:hAnsi="Wingdings" w:hint="default"/>
+        <w:sz w:val="20"/>
+      </w:rPr>
+    </w:lvl>
+    <w:lvl w:ilvl="3" w:tentative="1">
+      <w:start w:val="1"/>
+      <w:numFmt w:val="bullet"/>
+      <w:lvlText w:val=""/>
+      <w:lvlJc w:val="left"/>
+      <w:pPr>
+        <w:tabs>
+          <w:tab w:val="num" w:pos="2880"/>
+        </w:tabs>
+        <w:ind w:left="2880" w:hanging="360"/>
+      </w:pPr>
+      <w:rPr>
+        <w:rFonts w:ascii="Wingdings" w:hAnsi="Wingdings" w:hint="default"/>
+        <w:sz w:val="20"/>
+      </w:rPr>
+    </w:lvl>
+    <w:lvl w:ilvl="4" w:tentative="1">
+      <w:start w:val="1"/>
+      <w:numFmt w:val="bullet"/>
+      <w:lvlText w:val=""/>
+      <w:lvlJc w:val="left"/>
+      <w:pPr>
+        <w:tabs>
+          <w:tab w:val="num" w:pos="3600"/>
+        </w:tabs>
+        <w:ind w:left="3600" w:hanging="360"/>
+      </w:pPr>
+      <w:rPr>
+        <w:rFonts w:ascii="Wingdings" w:hAnsi="Wingdings" w:hint="default"/>
+        <w:sz w:val="20"/>
+      </w:rPr>
+    </w:lvl>
+    <w:lvl w:ilvl="5" w:tentative="1">
+      <w:start w:val="1"/>
+      <w:numFmt w:val="bullet"/>
+      <w:lvlText w:val=""/>
+      <w:lvlJc w:val="left"/>
+      <w:pPr>
+        <w:tabs>
+          <w:tab w:val="num" w:pos="4320"/>
+        </w:tabs>
+        <w:ind w:left="4320" w:hanging="360"/>
+      </w:pPr>
+      <w:rPr>
+        <w:rFonts w:ascii="Wingdings" w:hAnsi="Wingdings" w:hint="default"/>
+        <w:sz w:val="20"/>
+      </w:rPr>
+    </w:lvl>
+    <w:lvl w:ilvl="6" w:tentative="1">
+      <w:start w:val="1"/>
+      <w:numFmt w:val="bullet"/>
+      <w:lvlText w:val=""/>
+      <w:lvlJc w:val="left"/>
+      <w:pPr>
+        <w:tabs>
+          <w:tab w:val="num" w:pos="5040"/>
+        </w:tabs>
+        <w:ind w:left="5040" w:hanging="360"/>
+      </w:pPr>
+      <w:rPr>
+        <w:rFonts w:ascii="Wingdings" w:hAnsi="Wingdings" w:hint="default"/>
+        <w:sz w:val="20"/>
+      </w:rPr>
+    </w:lvl>
+    <w:lvl w:ilvl="7" w:tentative="1">
+      <w:start w:val="1"/>
+      <w:numFmt w:val="bullet"/>
+      <w:lvlText w:val=""/>
+      <w:lvlJc w:val="left"/>
+      <w:pPr>
+        <w:tabs>
+          <w:tab w:val="num" w:pos="5760"/>
+        </w:tabs>
+        <w:ind w:left="5760" w:hanging="360"/>
+      </w:pPr>
+      <w:rPr>
+        <w:rFonts w:ascii="Wingdings" w:hAnsi="Wingdings" w:hint="default"/>
+        <w:sz w:val="20"/>
+      </w:rPr>
+    </w:lvl>
+    <w:lvl w:ilvl="8" w:tentative="1">
+      <w:start w:val="1"/>
+      <w:numFmt w:val="bullet"/>
+      <w:lvlText w:val=""/>
+      <w:lvlJc w:val="left"/>
+      <w:pPr>
+        <w:tabs>
+          <w:tab w:val="num" w:pos="6480"/>
+        </w:tabs>
+        <w:ind w:left="6480" w:hanging="360"/>
+      </w:pPr>
+      <w:rPr>
+        <w:rFonts w:ascii="Wingdings" w:hAnsi="Wingdings" w:hint="default"/>
+        <w:sz w:val="20"/>
+      </w:rPr>
+    </w:lvl>
+  </w:abstractNum>
+  <w:abstractNum w:abstractNumId="3" w15:restartNumberingAfterBreak="0">
+    <w:nsid w:val="1DB032FD"/>
+    <w:multiLevelType w:val="multilevel"/>
+    <w:tmpl w:val="B36490D8"/>
+    <w:lvl w:ilvl="0">
+      <w:start w:val="1"/>
+      <w:numFmt w:val="bullet"/>
+      <w:lvlText w:val=""/>
+      <w:lvlJc w:val="left"/>
+      <w:pPr>
+        <w:tabs>
+          <w:tab w:val="num" w:pos="720"/>
+        </w:tabs>
+        <w:ind w:left="720" w:hanging="360"/>
+      </w:pPr>
+      <w:rPr>
+        <w:rFonts w:ascii="Symbol" w:hAnsi="Symbol" w:hint="default"/>
+        <w:sz w:val="20"/>
+      </w:rPr>
+    </w:lvl>
+    <w:lvl w:ilvl="1" w:tentative="1">
+      <w:start w:val="1"/>
+      <w:numFmt w:val="bullet"/>
+      <w:lvlText w:val="o"/>
+      <w:lvlJc w:val="left"/>
+      <w:pPr>
+        <w:tabs>
+          <w:tab w:val="num" w:pos="1440"/>
+        </w:tabs>
+        <w:ind w:left="1440" w:hanging="360"/>
+      </w:pPr>
+      <w:rPr>
+        <w:rFonts w:ascii="Courier New" w:hAnsi="Courier New" w:hint="default"/>
+        <w:sz w:val="20"/>
+      </w:rPr>
+    </w:lvl>
+    <w:lvl w:ilvl="2" w:tentative="1">
+      <w:start w:val="1"/>
+      <w:numFmt w:val="bullet"/>
+      <w:lvlText w:val=""/>
+      <w:lvlJc w:val="left"/>
+      <w:pPr>
+        <w:tabs>
+          <w:tab w:val="num" w:pos="2160"/>
+        </w:tabs>
+        <w:ind w:left="2160" w:hanging="360"/>
+      </w:pPr>
+      <w:rPr>
+        <w:rFonts w:ascii="Wingdings" w:hAnsi="Wingdings" w:hint="default"/>
+        <w:sz w:val="20"/>
+      </w:rPr>
+    </w:lvl>
+    <w:lvl w:ilvl="3" w:tentative="1">
+      <w:start w:val="1"/>
+      <w:numFmt w:val="bullet"/>
+      <w:lvlText w:val=""/>
+      <w:lvlJc w:val="left"/>
+      <w:pPr>
+        <w:tabs>
+          <w:tab w:val="num" w:pos="2880"/>
+        </w:tabs>
+        <w:ind w:left="2880" w:hanging="360"/>
+      </w:pPr>
+      <w:rPr>
+        <w:rFonts w:ascii="Wingdings" w:hAnsi="Wingdings" w:hint="default"/>
+        <w:sz w:val="20"/>
+      </w:rPr>
+    </w:lvl>
+    <w:lvl w:ilvl="4" w:tentative="1">
+      <w:start w:val="1"/>
+      <w:numFmt w:val="bullet"/>
+      <w:lvlText w:val=""/>
+      <w:lvlJc w:val="left"/>
+      <w:pPr>
+        <w:tabs>
+          <w:tab w:val="num" w:pos="3600"/>
+        </w:tabs>
+        <w:ind w:left="3600" w:hanging="360"/>
+      </w:pPr>
+      <w:rPr>
+        <w:rFonts w:ascii="Wingdings" w:hAnsi="Wingdings" w:hint="default"/>
+        <w:sz w:val="20"/>
+      </w:rPr>
+    </w:lvl>
+    <w:lvl w:ilvl="5" w:tentative="1">
+      <w:start w:val="1"/>
+      <w:numFmt w:val="bullet"/>
+      <w:lvlText w:val=""/>
+      <w:lvlJc w:val="left"/>
+      <w:pPr>
+        <w:tabs>
+          <w:tab w:val="num" w:pos="4320"/>
+        </w:tabs>
+        <w:ind w:left="4320" w:hanging="360"/>
+      </w:pPr>
+      <w:rPr>
+        <w:rFonts w:ascii="Wingdings" w:hAnsi="Wingdings" w:hint="default"/>
+        <w:sz w:val="20"/>
+      </w:rPr>
+    </w:lvl>
+    <w:lvl w:ilvl="6" w:tentative="1">
+      <w:start w:val="1"/>
+      <w:numFmt w:val="bullet"/>
+      <w:lvlText w:val=""/>
+      <w:lvlJc w:val="left"/>
+      <w:pPr>
+        <w:tabs>
+          <w:tab w:val="num" w:pos="5040"/>
+        </w:tabs>
+        <w:ind w:left="5040" w:hanging="360"/>
+      </w:pPr>
+      <w:rPr>
+        <w:rFonts w:ascii="Wingdings" w:hAnsi="Wingdings" w:hint="default"/>
+        <w:sz w:val="20"/>
+      </w:rPr>
+    </w:lvl>
+    <w:lvl w:ilvl="7" w:tentative="1">
+      <w:start w:val="1"/>
+      <w:numFmt w:val="bullet"/>
+      <w:lvlText w:val=""/>
+      <w:lvlJc w:val="left"/>
+      <w:pPr>
+        <w:tabs>
+          <w:tab w:val="num" w:pos="5760"/>
+        </w:tabs>
+        <w:ind w:left="5760" w:hanging="360"/>
+      </w:pPr>
+      <w:rPr>
+        <w:rFonts w:ascii="Wingdings" w:hAnsi="Wingdings" w:hint="default"/>
+        <w:sz w:val="20"/>
+      </w:rPr>
+    </w:lvl>
+    <w:lvl w:ilvl="8" w:tentative="1">
+      <w:start w:val="1"/>
+      <w:numFmt w:val="bullet"/>
+      <w:lvlText w:val=""/>
+      <w:lvlJc w:val="left"/>
+      <w:pPr>
+        <w:tabs>
+          <w:tab w:val="num" w:pos="6480"/>
+        </w:tabs>
+        <w:ind w:left="6480" w:hanging="360"/>
+      </w:pPr>
+      <w:rPr>
+        <w:rFonts w:ascii="Wingdings" w:hAnsi="Wingdings" w:hint="default"/>
+        <w:sz w:val="20"/>
+      </w:rPr>
+    </w:lvl>
+  </w:abstractNum>
+  <w:abstractNum w:abstractNumId="4" w15:restartNumberingAfterBreak="0">
+    <w:nsid w:val="24417F75"/>
+    <w:multiLevelType w:val="multilevel"/>
+    <w:tmpl w:val="EDCEAE5E"/>
+    <w:lvl w:ilvl="0">
+      <w:start w:val="1"/>
+      <w:numFmt w:val="bullet"/>
+      <w:lvlText w:val=""/>
+      <w:lvlJc w:val="left"/>
+      <w:pPr>
+        <w:tabs>
+          <w:tab w:val="num" w:pos="720"/>
+        </w:tabs>
+        <w:ind w:left="720" w:hanging="360"/>
+      </w:pPr>
+      <w:rPr>
+        <w:rFonts w:ascii="Symbol" w:hAnsi="Symbol" w:hint="default"/>
+        <w:sz w:val="20"/>
+      </w:rPr>
+    </w:lvl>
+    <w:lvl w:ilvl="1" w:tentative="1">
+      <w:start w:val="1"/>
+      <w:numFmt w:val="bullet"/>
+      <w:lvlText w:val="o"/>
+      <w:lvlJc w:val="left"/>
+      <w:pPr>
+        <w:tabs>
+          <w:tab w:val="num" w:pos="1440"/>
+        </w:tabs>
+        <w:ind w:left="1440" w:hanging="360"/>
+      </w:pPr>
+      <w:rPr>
+        <w:rFonts w:ascii="Courier New" w:hAnsi="Courier New" w:hint="default"/>
+        <w:sz w:val="20"/>
+      </w:rPr>
+    </w:lvl>
+    <w:lvl w:ilvl="2" w:tentative="1">
+      <w:start w:val="1"/>
+      <w:numFmt w:val="bullet"/>
+      <w:lvlText w:val=""/>
+      <w:lvlJc w:val="left"/>
+      <w:pPr>
+        <w:tabs>
+          <w:tab w:val="num" w:pos="2160"/>
+        </w:tabs>
+        <w:ind w:left="2160" w:hanging="360"/>
+      </w:pPr>
+      <w:rPr>
+        <w:rFonts w:ascii="Wingdings" w:hAnsi="Wingdings" w:hint="default"/>
+        <w:sz w:val="20"/>
+      </w:rPr>
+    </w:lvl>
+    <w:lvl w:ilvl="3" w:tentative="1">
+      <w:start w:val="1"/>
+      <w:numFmt w:val="bullet"/>
+      <w:lvlText w:val=""/>
+      <w:lvlJc w:val="left"/>
+      <w:pPr>
+        <w:tabs>
+          <w:tab w:val="num" w:pos="2880"/>
+        </w:tabs>
+        <w:ind w:left="2880" w:hanging="360"/>
+      </w:pPr>
+      <w:rPr>
+        <w:rFonts w:ascii="Wingdings" w:hAnsi="Wingdings" w:hint="default"/>
+        <w:sz w:val="20"/>
+      </w:rPr>
+    </w:lvl>
+    <w:lvl w:ilvl="4" w:tentative="1">
+      <w:start w:val="1"/>
+      <w:numFmt w:val="bullet"/>
+      <w:lvlText w:val=""/>
+      <w:lvlJc w:val="left"/>
+      <w:pPr>
+        <w:tabs>
+          <w:tab w:val="num" w:pos="3600"/>
+        </w:tabs>
+        <w:ind w:left="3600" w:hanging="360"/>
+      </w:pPr>
+      <w:rPr>
+        <w:rFonts w:ascii="Wingdings" w:hAnsi="Wingdings" w:hint="default"/>
+        <w:sz w:val="20"/>
+      </w:rPr>
+    </w:lvl>
+    <w:lvl w:ilvl="5" w:tentative="1">
+      <w:start w:val="1"/>
+      <w:numFmt w:val="bullet"/>
+      <w:lvlText w:val=""/>
+      <w:lvlJc w:val="left"/>
+      <w:pPr>
+        <w:tabs>
+          <w:tab w:val="num" w:pos="4320"/>
+        </w:tabs>
+        <w:ind w:left="4320" w:hanging="360"/>
+      </w:pPr>
+      <w:rPr>
+        <w:rFonts w:ascii="Wingdings" w:hAnsi="Wingdings" w:hint="default"/>
+        <w:sz w:val="20"/>
+      </w:rPr>
+    </w:lvl>
+    <w:lvl w:ilvl="6" w:tentative="1">
+      <w:start w:val="1"/>
+      <w:numFmt w:val="bullet"/>
+      <w:lvlText w:val=""/>
+      <w:lvlJc w:val="left"/>
+      <w:pPr>
+        <w:tabs>
+          <w:tab w:val="num" w:pos="5040"/>
+        </w:tabs>
+        <w:ind w:left="5040" w:hanging="360"/>
+      </w:pPr>
+      <w:rPr>
+        <w:rFonts w:ascii="Wingdings" w:hAnsi="Wingdings" w:hint="default"/>
+        <w:sz w:val="20"/>
+      </w:rPr>
+    </w:lvl>
+    <w:lvl w:ilvl="7" w:tentative="1">
+      <w:start w:val="1"/>
+      <w:numFmt w:val="bullet"/>
+      <w:lvlText w:val=""/>
+      <w:lvlJc w:val="left"/>
+      <w:pPr>
+        <w:tabs>
+          <w:tab w:val="num" w:pos="5760"/>
+        </w:tabs>
+        <w:ind w:left="5760" w:hanging="360"/>
+      </w:pPr>
+      <w:rPr>
+        <w:rFonts w:ascii="Wingdings" w:hAnsi="Wingdings" w:hint="default"/>
+        <w:sz w:val="20"/>
+      </w:rPr>
+    </w:lvl>
+    <w:lvl w:ilvl="8" w:tentative="1">
+      <w:start w:val="1"/>
+      <w:numFmt w:val="bullet"/>
+      <w:lvlText w:val=""/>
+      <w:lvlJc w:val="left"/>
+      <w:pPr>
+        <w:tabs>
+          <w:tab w:val="num" w:pos="6480"/>
+        </w:tabs>
+        <w:ind w:left="6480" w:hanging="360"/>
+      </w:pPr>
+      <w:rPr>
+        <w:rFonts w:ascii="Wingdings" w:hAnsi="Wingdings" w:hint="default"/>
+        <w:sz w:val="20"/>
+      </w:rPr>
+    </w:lvl>
+  </w:abstractNum>
+  <w:abstractNum w:abstractNumId="5" w15:restartNumberingAfterBreak="0">
+    <w:nsid w:val="593B74E5"/>
+    <w:multiLevelType w:val="multilevel"/>
+    <w:tmpl w:val="8FE01D2C"/>
+    <w:lvl w:ilvl="0">
+      <w:start w:val="1"/>
+      <w:numFmt w:val="bullet"/>
+      <w:lvlText w:val=""/>
+      <w:lvlJc w:val="left"/>
+      <w:pPr>
+        <w:tabs>
+          <w:tab w:val="num" w:pos="720"/>
+        </w:tabs>
+        <w:ind w:left="720" w:hanging="360"/>
+      </w:pPr>
+      <w:rPr>
+        <w:rFonts w:ascii="Symbol" w:hAnsi="Symbol" w:hint="default"/>
+        <w:sz w:val="20"/>
+      </w:rPr>
+    </w:lvl>
+    <w:lvl w:ilvl="1" w:tentative="1">
+      <w:start w:val="1"/>
+      <w:numFmt w:val="bullet"/>
+      <w:lvlText w:val="o"/>
+      <w:lvlJc w:val="left"/>
+      <w:pPr>
+        <w:tabs>
+          <w:tab w:val="num" w:pos="1440"/>
+        </w:tabs>
+        <w:ind w:left="1440" w:hanging="360"/>
+      </w:pPr>
+      <w:rPr>
+        <w:rFonts w:ascii="Courier New" w:hAnsi="Courier New" w:hint="default"/>
+        <w:sz w:val="20"/>
+      </w:rPr>
+    </w:lvl>
+    <w:lvl w:ilvl="2" w:tentative="1">
+      <w:start w:val="1"/>
+      <w:numFmt w:val="bullet"/>
+      <w:lvlText w:val=""/>
+      <w:lvlJc w:val="left"/>
+      <w:pPr>
+        <w:tabs>
+          <w:tab w:val="num" w:pos="2160"/>
+        </w:tabs>
+        <w:ind w:left="2160" w:hanging="360"/>
+      </w:pPr>
+      <w:rPr>
+        <w:rFonts w:ascii="Wingdings" w:hAnsi="Wingdings" w:hint="default"/>
+        <w:sz w:val="20"/>
+      </w:rPr>
+    </w:lvl>
+    <w:lvl w:ilvl="3" w:tentative="1">
+      <w:start w:val="1"/>
+      <w:numFmt w:val="bullet"/>
+      <w:lvlText w:val=""/>
+      <w:lvlJc w:val="left"/>
+      <w:pPr>
+        <w:tabs>
+          <w:tab w:val="num" w:pos="2880"/>
+        </w:tabs>
+        <w:ind w:left="2880" w:hanging="360"/>
+      </w:pPr>
+      <w:rPr>
+        <w:rFonts w:ascii="Wingdings" w:hAnsi="Wingdings" w:hint="default"/>
+        <w:sz w:val="20"/>
+      </w:rPr>
+    </w:lvl>
+    <w:lvl w:ilvl="4" w:tentative="1">
+      <w:start w:val="1"/>
+      <w:numFmt w:val="bullet"/>
+      <w:lvlText w:val=""/>
+      <w:lvlJc w:val="left"/>
+      <w:pPr>
+        <w:tabs>
+          <w:tab w:val="num" w:pos="3600"/>
+        </w:tabs>
+        <w:ind w:left="3600" w:hanging="360"/>
+      </w:pPr>
+      <w:rPr>
+        <w:rFonts w:ascii="Wingdings" w:hAnsi="Wingdings" w:hint="default"/>
+        <w:sz w:val="20"/>
+      </w:rPr>
+    </w:lvl>
+    <w:lvl w:ilvl="5" w:tentative="1">
+      <w:start w:val="1"/>
+      <w:numFmt w:val="bullet"/>
+      <w:lvlText w:val=""/>
+      <w:lvlJc w:val="left"/>
+      <w:pPr>
+        <w:tabs>
+          <w:tab w:val="num" w:pos="4320"/>
+        </w:tabs>
+        <w:ind w:left="4320" w:hanging="360"/>
+      </w:pPr>
+      <w:rPr>
+        <w:rFonts w:ascii="Wingdings" w:hAnsi="Wingdings" w:hint="default"/>
+        <w:sz w:val="20"/>
+      </w:rPr>
+    </w:lvl>
+    <w:lvl w:ilvl="6" w:tentative="1">
+      <w:start w:val="1"/>
+      <w:numFmt w:val="bullet"/>
+      <w:lvlText w:val=""/>
+      <w:lvlJc w:val="left"/>
+      <w:pPr>
+        <w:tabs>
+          <w:tab w:val="num" w:pos="5040"/>
+        </w:tabs>
+        <w:ind w:left="5040" w:hanging="360"/>
+      </w:pPr>
+      <w:rPr>
+        <w:rFonts w:ascii="Wingdings" w:hAnsi="Wingdings" w:hint="default"/>
+        <w:sz w:val="20"/>
+      </w:rPr>
+    </w:lvl>
+    <w:lvl w:ilvl="7" w:tentative="1">
+      <w:start w:val="1"/>
+      <w:numFmt w:val="bullet"/>
+      <w:lvlText w:val=""/>
+      <w:lvlJc w:val="left"/>
+      <w:pPr>
+        <w:tabs>
+          <w:tab w:val="num" w:pos="5760"/>
+        </w:tabs>
+        <w:ind w:left="5760" w:hanging="360"/>
+      </w:pPr>
+      <w:rPr>
+        <w:rFonts w:ascii="Wingdings" w:hAnsi="Wingdings" w:hint="default"/>
+        <w:sz w:val="20"/>
+      </w:rPr>
+    </w:lvl>
+    <w:lvl w:ilvl="8" w:tentative="1">
+      <w:start w:val="1"/>
+      <w:numFmt w:val="bullet"/>
+      <w:lvlText w:val=""/>
+      <w:lvlJc w:val="left"/>
+      <w:pPr>
+        <w:tabs>
+          <w:tab w:val="num" w:pos="6480"/>
+        </w:tabs>
+        <w:ind w:left="6480" w:hanging="360"/>
+      </w:pPr>
+      <w:rPr>
+        <w:rFonts w:ascii="Wingdings" w:hAnsi="Wingdings" w:hint="default"/>
+        <w:sz w:val="20"/>
+      </w:rPr>
+    </w:lvl>
+  </w:abstractNum>
+  <w:abstractNum w:abstractNumId="6" w15:restartNumberingAfterBreak="0">
+    <w:nsid w:val="612B6D72"/>
+    <w:multiLevelType w:val="multilevel"/>
+    <w:tmpl w:val="DF1010D8"/>
+    <w:lvl w:ilvl="0">
+      <w:start w:val="1"/>
+      <w:numFmt w:val="decimal"/>
+      <w:lvlText w:val="%1."/>
+      <w:lvlJc w:val="left"/>
+      <w:pPr>
+        <w:tabs>
+          <w:tab w:val="num" w:pos="720"/>
+        </w:tabs>
+        <w:ind w:left="720" w:hanging="360"/>
+      </w:pPr>
+    </w:lvl>
+    <w:lvl w:ilvl="1" w:tentative="1">
+      <w:start w:val="1"/>
+      <w:numFmt w:val="decimal"/>
+      <w:lvlText w:val="%2."/>
+      <w:lvlJc w:val="left"/>
+      <w:pPr>
+        <w:tabs>
+          <w:tab w:val="num" w:pos="1440"/>
+        </w:tabs>
+        <w:ind w:left="1440" w:hanging="360"/>
+      </w:pPr>
+    </w:lvl>
+    <w:lvl w:ilvl="2" w:tentative="1">
+      <w:start w:val="1"/>
+      <w:numFmt w:val="decimal"/>
+      <w:lvlText w:val="%3."/>
+      <w:lvlJc w:val="left"/>
+      <w:pPr>
+        <w:tabs>
+          <w:tab w:val="num" w:pos="2160"/>
+        </w:tabs>
+        <w:ind w:left="2160" w:hanging="360"/>
+      </w:pPr>
+    </w:lvl>
+    <w:lvl w:ilvl="3" w:tentative="1">
+      <w:start w:val="1"/>
+      <w:numFmt w:val="decimal"/>
+      <w:lvlText w:val="%4."/>
+      <w:lvlJc w:val="left"/>
+      <w:pPr>
+        <w:tabs>
+          <w:tab w:val="num" w:pos="2880"/>
+        </w:tabs>
+        <w:ind w:left="2880" w:hanging="360"/>
+      </w:pPr>
+    </w:lvl>
+    <w:lvl w:ilvl="4" w:tentative="1">
+      <w:start w:val="1"/>
+      <w:numFmt w:val="decimal"/>
+      <w:lvlText w:val="%5."/>
+      <w:lvlJc w:val="left"/>
+      <w:pPr>
+        <w:tabs>
+          <w:tab w:val="num" w:pos="3600"/>
+        </w:tabs>
+        <w:ind w:left="3600" w:hanging="360"/>
+      </w:pPr>
+    </w:lvl>
+    <w:lvl w:ilvl="5" w:tentative="1">
+      <w:start w:val="1"/>
+      <w:numFmt w:val="decimal"/>
+      <w:lvlText w:val="%6."/>
+      <w:lvlJc w:val="left"/>
+      <w:pPr>
+        <w:tabs>
+          <w:tab w:val="num" w:pos="4320"/>
+        </w:tabs>
+        <w:ind w:left="4320" w:hanging="360"/>
+      </w:pPr>
+    </w:lvl>
+    <w:lvl w:ilvl="6" w:tentative="1">
+      <w:start w:val="1"/>
+      <w:numFmt w:val="decimal"/>
+      <w:lvlText w:val="%7."/>
+      <w:lvlJc w:val="left"/>
+      <w:pPr>
+        <w:tabs>
+          <w:tab w:val="num" w:pos="5040"/>
+        </w:tabs>
+        <w:ind w:left="5040" w:hanging="360"/>
+      </w:pPr>
+    </w:lvl>
+    <w:lvl w:ilvl="7" w:tentative="1">
+      <w:start w:val="1"/>
+      <w:numFmt w:val="decimal"/>
+      <w:lvlText w:val="%8."/>
+      <w:lvlJc w:val="left"/>
+      <w:pPr>
+        <w:tabs>
+          <w:tab w:val="num" w:pos="5760"/>
+        </w:tabs>
+        <w:ind w:left="5760" w:hanging="360"/>
+      </w:pPr>
+    </w:lvl>
+    <w:lvl w:ilvl="8" w:tentative="1">
+      <w:start w:val="1"/>
+      <w:numFmt w:val="decimal"/>
+      <w:lvlText w:val="%9."/>
+      <w:lvlJc w:val="left"/>
+      <w:pPr>
+        <w:tabs>
+          <w:tab w:val="num" w:pos="6480"/>
+        </w:tabs>
+        <w:ind w:left="6480" w:hanging="360"/>
+      </w:pPr>
+    </w:lvl>
+  </w:abstractNum>
+  <w:abstractNum w:abstractNumId="7" w15:restartNumberingAfterBreak="0">
+    <w:nsid w:val="744605B1"/>
+    <w:multiLevelType w:val="multilevel"/>
+    <w:tmpl w:val="0ED43290"/>
+    <w:lvl w:ilvl="0">
+      <w:start w:val="1"/>
+      <w:numFmt w:val="bullet"/>
+      <w:lvlText w:val=""/>
+      <w:lvlJc w:val="left"/>
+      <w:pPr>
+        <w:tabs>
+          <w:tab w:val="num" w:pos="720"/>
+        </w:tabs>
+        <w:ind w:left="720" w:hanging="360"/>
+      </w:pPr>
+      <w:rPr>
+        <w:rFonts w:ascii="Symbol" w:hAnsi="Symbol" w:hint="default"/>
+        <w:sz w:val="20"/>
+      </w:rPr>
+    </w:lvl>
+    <w:lvl w:ilvl="1" w:tentative="1">
+      <w:start w:val="1"/>
+      <w:numFmt w:val="bullet"/>
+      <w:lvlText w:val="o"/>
+      <w:lvlJc w:val="left"/>
+      <w:pPr>
+        <w:tabs>
+          <w:tab w:val="num" w:pos="1440"/>
+        </w:tabs>
+        <w:ind w:left="1440" w:hanging="360"/>
+      </w:pPr>
+      <w:rPr>
+        <w:rFonts w:ascii="Courier New" w:hAnsi="Courier New" w:hint="default"/>
+        <w:sz w:val="20"/>
+      </w:rPr>
+    </w:lvl>
+    <w:lvl w:ilvl="2" w:tentative="1">
+      <w:start w:val="1"/>
+      <w:numFmt w:val="bullet"/>
+      <w:lvlText w:val=""/>
+      <w:lvlJc w:val="left"/>
+      <w:pPr>
+        <w:tabs>
+          <w:tab w:val="num" w:pos="2160"/>
+        </w:tabs>
+        <w:ind w:left="2160" w:hanging="360"/>
+      </w:pPr>
+      <w:rPr>
+        <w:rFonts w:ascii="Wingdings" w:hAnsi="Wingdings" w:hint="default"/>
+        <w:sz w:val="20"/>
+      </w:rPr>
+    </w:lvl>
+    <w:lvl w:ilvl="3" w:tentative="1">
+      <w:start w:val="1"/>
+      <w:numFmt w:val="bullet"/>
+      <w:lvlText w:val=""/>
+      <w:lvlJc w:val="left"/>
+      <w:pPr>
+        <w:tabs>
+          <w:tab w:val="num" w:pos="2880"/>
+        </w:tabs>
+        <w:ind w:left="2880" w:hanging="360"/>
+      </w:pPr>
+      <w:rPr>
+        <w:rFonts w:ascii="Wingdings" w:hAnsi="Wingdings" w:hint="default"/>
+        <w:sz w:val="20"/>
+      </w:rPr>
+    </w:lvl>
+    <w:lvl w:ilvl="4" w:tentative="1">
+      <w:start w:val="1"/>
+      <w:numFmt w:val="bullet"/>
+      <w:lvlText w:val=""/>
+      <w:lvlJc w:val="left"/>
+      <w:pPr>
+        <w:tabs>
+          <w:tab w:val="num" w:pos="3600"/>
+        </w:tabs>
+        <w:ind w:left="3600" w:hanging="360"/>
+      </w:pPr>
+      <w:rPr>
+        <w:rFonts w:ascii="Wingdings" w:hAnsi="Wingdings" w:hint="default"/>
+        <w:sz w:val="20"/>
+      </w:rPr>
+    </w:lvl>
+    <w:lvl w:ilvl="5" w:tentative="1">
+      <w:start w:val="1"/>
+      <w:numFmt w:val="bullet"/>
+      <w:lvlText w:val=""/>
+      <w:lvlJc w:val="left"/>
+      <w:pPr>
+        <w:tabs>
+          <w:tab w:val="num" w:pos="4320"/>
+        </w:tabs>
+        <w:ind w:left="4320" w:hanging="360"/>
+      </w:pPr>
+      <w:rPr>
+        <w:rFonts w:ascii="Wingdings" w:hAnsi="Wingdings" w:hint="default"/>
+        <w:sz w:val="20"/>
+      </w:rPr>
+    </w:lvl>
+    <w:lvl w:ilvl="6" w:tentative="1">
+      <w:start w:val="1"/>
+      <w:numFmt w:val="bullet"/>
+      <w:lvlText w:val=""/>
+      <w:lvlJc w:val="left"/>
+      <w:pPr>
+        <w:tabs>
+          <w:tab w:val="num" w:pos="5040"/>
+        </w:tabs>
+        <w:ind w:left="5040" w:hanging="360"/>
+      </w:pPr>
+      <w:rPr>
+        <w:rFonts w:ascii="Wingdings" w:hAnsi="Wingdings" w:hint="default"/>
+        <w:sz w:val="20"/>
+      </w:rPr>
+    </w:lvl>
+    <w:lvl w:ilvl="7" w:tentative="1">
+      <w:start w:val="1"/>
+      <w:numFmt w:val="bullet"/>
+      <w:lvlText w:val=""/>
+      <w:lvlJc w:val="left"/>
+      <w:pPr>
+        <w:tabs>
+          <w:tab w:val="num" w:pos="5760"/>
+        </w:tabs>
+        <w:ind w:left="5760" w:hanging="360"/>
+      </w:pPr>
+      <w:rPr>
+        <w:rFonts w:ascii="Wingdings" w:hAnsi="Wingdings" w:hint="default"/>
+        <w:sz w:val="20"/>
+      </w:rPr>
+    </w:lvl>
+    <w:lvl w:ilvl="8" w:tentative="1">
+      <w:start w:val="1"/>
+      <w:numFmt w:val="bullet"/>
+      <w:lvlText w:val=""/>
+      <w:lvlJc w:val="left"/>
+      <w:pPr>
+        <w:tabs>
+          <w:tab w:val="num" w:pos="6480"/>
+        </w:tabs>
+        <w:ind w:left="6480" w:hanging="360"/>
+      </w:pPr>
+      <w:rPr>
+        <w:rFonts w:ascii="Wingdings" w:hAnsi="Wingdings" w:hint="default"/>
+        <w:sz w:val="20"/>
+      </w:rPr>
+    </w:lvl>
+  </w:abstractNum>
   <w:num w:numId="1" w16cid:durableId="413624415">
-    <w:abstractNumId w:val="2"/>
+    <w:abstractNumId w:val="7"/>
   </w:num>
   <w:num w:numId="2" w16cid:durableId="908348946">
+    <w:abstractNumId w:val="6"/>
+  </w:num>
+  <w:num w:numId="3" w16cid:durableId="828138839">
+    <w:abstractNumId w:val="5"/>
+  </w:num>
+  <w:num w:numId="4" w16cid:durableId="435370607">
     <w:abstractNumId w:val="1"/>
   </w:num>
-  <w:num w:numId="3" w16cid:durableId="828138839">
+  <w:num w:numId="5" w16cid:durableId="1546483121">
+    <w:abstractNumId w:val="4"/>
+  </w:num>
+  <w:num w:numId="6" w16cid:durableId="418336149">
+    <w:abstractNumId w:val="3"/>
+  </w:num>
+  <w:num w:numId="7" w16cid:durableId="1098253133">
     <w:abstractNumId w:val="0"/>
+  </w:num>
+  <w:num w:numId="8" w16cid:durableId="664670683">
+    <w:abstractNumId w:val="2"/>
   </w:num>
 </w:numbering>
 </file>
